--- a/assets/Reports/resume.docx
+++ b/assets/Reports/resume.docx
@@ -1,23 +1,29 @@
 
 <file path=word/document.xml><?xml version="1.0" encoding="utf-8"?>
 <w:document xmlns:wpc="http://schemas.microsoft.com/office/word/2010/wordprocessingCanvas" xmlns:mc="http://schemas.openxmlformats.org/markup-compatibility/2006" xmlns:o="urn:schemas-microsoft-com:office:office" xmlns:r="http://schemas.openxmlformats.org/officeDocument/2006/relationships" xmlns:m="http://schemas.openxmlformats.org/officeDocument/2006/math" xmlns:v="urn:schemas-microsoft-com:vml" xmlns:wp14="http://schemas.microsoft.com/office/word/2010/wordprocessingDrawing" xmlns:wp="http://schemas.openxmlformats.org/drawingml/2006/wordprocessingDrawing" xmlns:w10="urn:schemas-microsoft-com:office:word" xmlns:w="http://schemas.openxmlformats.org/wordprocessingml/2006/main" xmlns:w14="http://schemas.microsoft.com/office/word/2010/wordml" xmlns:w15="http://schemas.microsoft.com/office/word/2012/wordml" xmlns:wpg="http://schemas.microsoft.com/office/word/2010/wordprocessingGroup" xmlns:wpi="http://schemas.microsoft.com/office/word/2010/wordprocessingInk" xmlns:wne="http://schemas.microsoft.com/office/word/2006/wordml" xmlns:wps="http://schemas.microsoft.com/office/word/2010/wordprocessingShape" mc:Ignorable="w14 w15 wp14">
+  <w:background w:color="E2E8F0"/>
   <w:body>
     <w:p>
       <w:pPr>
         <w:pStyle w:val="Heading1"/>
+        <w:pBdr>
+          <w:bottom w:val="single" w:sz="18" w:space="0" w:color="3B82F6"/>
+        </w:pBdr>
+        <w:shd w:val="clear" w:color="auto" w:fill="FFFFFF"/>
         <w:jc w:val="center"/>
-        <w:rPr>
-          <w:rFonts w:ascii="Calibri" w:eastAsia="Times New Roman" w:hAnsi="Calibri" w:cs="Calibri"/>
-          <w:sz w:val="52"/>
-          <w:szCs w:val="52"/>
-          <w:lang w:val="en"/>
-        </w:rPr>
-      </w:pPr>
-      <w:r>
-        <w:rPr>
-          <w:rFonts w:ascii="Calibri" w:eastAsia="Times New Roman" w:hAnsi="Calibri" w:cs="Calibri"/>
-          <w:sz w:val="52"/>
-          <w:szCs w:val="52"/>
+        <w:divId w:val="1675838307"/>
+        <w:rPr>
+          <w:rFonts w:ascii="Segoe UI" w:eastAsia="Times New Roman" w:hAnsi="Segoe UI" w:cs="Segoe UI"/>
+          <w:color w:val="0F172A"/>
+          <w:spacing w:val="-8"/>
+          <w:lang w:val="en"/>
+        </w:rPr>
+      </w:pPr>
+      <w:r>
+        <w:rPr>
+          <w:rFonts w:ascii="Segoe UI" w:eastAsia="Times New Roman" w:hAnsi="Segoe UI" w:cs="Segoe UI"/>
+          <w:color w:val="0F172A"/>
+          <w:spacing w:val="-8"/>
           <w:lang w:val="en"/>
         </w:rPr>
         <w:t>BADR NAJI</w:t>
@@ -25,33 +31,36 @@
     </w:p>
     <w:p>
       <w:pPr>
+        <w:shd w:val="clear" w:color="auto" w:fill="FFFFFF"/>
         <w:jc w:val="center"/>
-        <w:divId w:val="39868069"/>
-        <w:rPr>
-          <w:rFonts w:ascii="Calibri" w:eastAsia="Times New Roman" w:hAnsi="Calibri" w:cs="Calibri"/>
-          <w:color w:val="333333"/>
-          <w:sz w:val="32"/>
-          <w:szCs w:val="32"/>
+        <w:divId w:val="2004160186"/>
+        <w:rPr>
+          <w:rFonts w:ascii="Segoe UI" w:eastAsia="Times New Roman" w:hAnsi="Segoe UI" w:cs="Segoe UI"/>
+          <w:color w:val="334155"/>
           <w:lang w:val="en"/>
         </w:rPr>
       </w:pPr>
       <w:r>
         <w:rPr>
           <w:rFonts w:ascii="Segoe UI Symbol" w:eastAsia="Times New Roman" w:hAnsi="Segoe UI Symbol" w:cs="Segoe UI Symbol"/>
-          <w:color w:val="333333"/>
-          <w:sz w:val="32"/>
-          <w:szCs w:val="32"/>
+          <w:color w:val="334155"/>
           <w:lang w:val="en"/>
         </w:rPr>
         <w:t>✉</w:t>
+      </w:r>
+      <w:r>
+        <w:rPr>
+          <w:rFonts w:ascii="Segoe UI" w:eastAsia="Times New Roman" w:hAnsi="Segoe UI" w:cs="Segoe UI"/>
+          <w:color w:val="334155"/>
+          <w:lang w:val="en"/>
+        </w:rPr>
+        <w:t xml:space="preserve"> </w:t>
       </w:r>
       <w:hyperlink r:id="rId5" w:history="1">
         <w:r>
           <w:rPr>
-            <w:rStyle w:val="Hyperlink"/>
-            <w:rFonts w:ascii="Calibri" w:eastAsia="Times New Roman" w:hAnsi="Calibri" w:cs="Calibri"/>
-            <w:sz w:val="32"/>
-            <w:szCs w:val="32"/>
+            <w:rFonts w:ascii="Segoe UI" w:eastAsia="Times New Roman" w:hAnsi="Segoe UI" w:cs="Segoe UI"/>
+            <w:color w:val="2563EB"/>
             <w:lang w:val="en"/>
           </w:rPr>
           <w:t>Badrnaji.work@gmail.com</w:t>
@@ -60,43 +69,44 @@
     </w:p>
     <w:p>
       <w:pPr>
+        <w:shd w:val="clear" w:color="auto" w:fill="FFFFFF"/>
         <w:jc w:val="center"/>
-        <w:divId w:val="706760161"/>
-        <w:rPr>
-          <w:rFonts w:ascii="Calibri" w:eastAsia="Times New Roman" w:hAnsi="Calibri" w:cs="Calibri"/>
-          <w:color w:val="0066CC"/>
-          <w:sz w:val="20"/>
-          <w:szCs w:val="20"/>
-          <w:lang w:val="en"/>
-        </w:rPr>
-      </w:pPr>
+        <w:divId w:val="2004160186"/>
+        <w:rPr>
+          <w:rFonts w:ascii="Segoe UI" w:eastAsia="Times New Roman" w:hAnsi="Segoe UI" w:cs="Segoe UI"/>
+          <w:color w:val="334155"/>
+          <w:lang w:val="en"/>
+        </w:rPr>
+      </w:pPr>
+      <w:r>
+        <w:rPr>
+          <w:rFonts w:ascii="Segoe UI" w:eastAsia="Times New Roman" w:hAnsi="Segoe UI" w:cs="Segoe UI"/>
+          <w:color w:val="334155"/>
+          <w:lang w:val="en"/>
+        </w:rPr>
+        <w:t xml:space="preserve"> </w:t>
+      </w:r>
       <w:r>
         <w:rPr>
           <w:rFonts w:ascii="Segoe UI Symbol" w:eastAsia="Times New Roman" w:hAnsi="Segoe UI Symbol" w:cs="Segoe UI Symbol"/>
-          <w:color w:val="0066CC"/>
-          <w:sz w:val="20"/>
-          <w:szCs w:val="20"/>
+          <w:color w:val="334155"/>
           <w:lang w:val="en"/>
         </w:rPr>
         <w:t>🌐</w:t>
       </w:r>
       <w:r>
         <w:rPr>
-          <w:rFonts w:ascii="Calibri" w:eastAsia="Times New Roman" w:hAnsi="Calibri" w:cs="Calibri"/>
-          <w:color w:val="0066CC"/>
-          <w:sz w:val="20"/>
-          <w:szCs w:val="20"/>
-          <w:lang w:val="en"/>
-        </w:rPr>
-        <w:t xml:space="preserve"> Portfolio: </w:t>
+          <w:rFonts w:ascii="Segoe UI" w:eastAsia="Times New Roman" w:hAnsi="Segoe UI" w:cs="Segoe UI"/>
+          <w:color w:val="334155"/>
+          <w:lang w:val="en"/>
+        </w:rPr>
+        <w:t xml:space="preserve"> </w:t>
       </w:r>
       <w:hyperlink r:id="rId6" w:tgtFrame="_blank" w:history="1">
         <w:r>
           <w:rPr>
-            <w:rStyle w:val="Hyperlink"/>
-            <w:rFonts w:ascii="Calibri" w:eastAsia="Times New Roman" w:hAnsi="Calibri" w:cs="Calibri"/>
-            <w:sz w:val="20"/>
-            <w:szCs w:val="20"/>
+            <w:rFonts w:ascii="Segoe UI" w:eastAsia="Times New Roman" w:hAnsi="Segoe UI" w:cs="Segoe UI"/>
+            <w:color w:val="2563EB"/>
             <w:lang w:val="en"/>
           </w:rPr>
           <w:t>badr-naji1.github.io</w:t>
@@ -104,43 +114,33 @@
       </w:hyperlink>
       <w:r>
         <w:rPr>
-          <w:rFonts w:ascii="Calibri" w:eastAsia="Times New Roman" w:hAnsi="Calibri" w:cs="Calibri"/>
-          <w:color w:val="0066CC"/>
-          <w:sz w:val="20"/>
-          <w:szCs w:val="20"/>
-          <w:lang w:val="en"/>
-        </w:rPr>
-        <w:t xml:space="preserve">  |</w:t>
-      </w:r>
-      <w:proofErr w:type="gramStart"/>
-      <w:r>
-        <w:rPr>
-          <w:rFonts w:ascii="Calibri" w:eastAsia="Times New Roman" w:hAnsi="Calibri" w:cs="Calibri"/>
-          <w:color w:val="0066CC"/>
-          <w:sz w:val="20"/>
-          <w:szCs w:val="20"/>
-          <w:lang w:val="en"/>
-        </w:rPr>
-        <w:t>  LinkedIn</w:t>
-      </w:r>
-      <w:proofErr w:type="gramEnd"/>
-      <w:r>
-        <w:rPr>
-          <w:rFonts w:ascii="Calibri" w:eastAsia="Times New Roman" w:hAnsi="Calibri" w:cs="Calibri"/>
-          <w:color w:val="0066CC"/>
-          <w:sz w:val="20"/>
-          <w:szCs w:val="20"/>
-          <w:lang w:val="en"/>
-        </w:rPr>
-        <w:t xml:space="preserve">: </w:t>
+          <w:rFonts w:ascii="Segoe UI" w:eastAsia="Times New Roman" w:hAnsi="Segoe UI" w:cs="Segoe UI"/>
+          <w:color w:val="334155"/>
+          <w:lang w:val="en"/>
+        </w:rPr>
+        <w:t xml:space="preserve"> </w:t>
+      </w:r>
+      <w:r>
+        <w:rPr>
+          <w:rFonts w:ascii="Segoe UI Symbol" w:eastAsia="Times New Roman" w:hAnsi="Segoe UI Symbol" w:cs="Segoe UI Symbol"/>
+          <w:color w:val="334155"/>
+          <w:lang w:val="en"/>
+        </w:rPr>
+        <w:t>🔗</w:t>
+      </w:r>
+      <w:r>
+        <w:rPr>
+          <w:rFonts w:ascii="Segoe UI" w:eastAsia="Times New Roman" w:hAnsi="Segoe UI" w:cs="Segoe UI"/>
+          <w:color w:val="334155"/>
+          <w:lang w:val="en"/>
+        </w:rPr>
+        <w:t xml:space="preserve"> </w:t>
       </w:r>
       <w:hyperlink r:id="rId7" w:tgtFrame="_blank" w:history="1">
         <w:r>
           <w:rPr>
-            <w:rStyle w:val="Hyperlink"/>
-            <w:rFonts w:ascii="Calibri" w:eastAsia="Times New Roman" w:hAnsi="Calibri" w:cs="Calibri"/>
-            <w:sz w:val="20"/>
-            <w:szCs w:val="20"/>
+            <w:rFonts w:ascii="Segoe UI" w:eastAsia="Times New Roman" w:hAnsi="Segoe UI" w:cs="Segoe UI"/>
+            <w:color w:val="2563EB"/>
             <w:lang w:val="en"/>
           </w:rPr>
           <w:t>linkedin.com/in/</w:t>
@@ -148,10 +148,8 @@
         <w:proofErr w:type="spellStart"/>
         <w:r>
           <w:rPr>
-            <w:rStyle w:val="Hyperlink"/>
-            <w:rFonts w:ascii="Calibri" w:eastAsia="Times New Roman" w:hAnsi="Calibri" w:cs="Calibri"/>
-            <w:sz w:val="20"/>
-            <w:szCs w:val="20"/>
+            <w:rFonts w:ascii="Segoe UI" w:eastAsia="Times New Roman" w:hAnsi="Segoe UI" w:cs="Segoe UI"/>
+            <w:color w:val="2563EB"/>
             <w:lang w:val="en"/>
           </w:rPr>
           <w:t>badr-naji</w:t>
@@ -160,245 +158,236 @@
       </w:hyperlink>
       <w:r>
         <w:rPr>
-          <w:rFonts w:ascii="Calibri" w:eastAsia="Times New Roman" w:hAnsi="Calibri" w:cs="Calibri"/>
-          <w:color w:val="0066CC"/>
-          <w:sz w:val="20"/>
-          <w:szCs w:val="20"/>
-          <w:lang w:val="en"/>
-        </w:rPr>
-        <w:t xml:space="preserve">  |  GitHub: </w:t>
+          <w:rFonts w:ascii="Segoe UI" w:eastAsia="Times New Roman" w:hAnsi="Segoe UI" w:cs="Segoe UI"/>
+          <w:color w:val="334155"/>
+          <w:lang w:val="en"/>
+        </w:rPr>
+        <w:t xml:space="preserve"> </w:t>
+      </w:r>
+      <w:r>
+        <w:rPr>
+          <w:rFonts w:ascii="Segoe UI Symbol" w:eastAsia="Times New Roman" w:hAnsi="Segoe UI Symbol" w:cs="Segoe UI Symbol"/>
+          <w:color w:val="334155"/>
+          <w:lang w:val="en"/>
+        </w:rPr>
+        <w:t>💻</w:t>
+      </w:r>
+      <w:r>
+        <w:rPr>
+          <w:rFonts w:ascii="Segoe UI" w:eastAsia="Times New Roman" w:hAnsi="Segoe UI" w:cs="Segoe UI"/>
+          <w:color w:val="334155"/>
+          <w:lang w:val="en"/>
+        </w:rPr>
+        <w:t xml:space="preserve"> </w:t>
       </w:r>
       <w:hyperlink r:id="rId8" w:tgtFrame="_blank" w:history="1">
         <w:r>
           <w:rPr>
-            <w:rStyle w:val="Hyperlink"/>
-            <w:rFonts w:ascii="Calibri" w:eastAsia="Times New Roman" w:hAnsi="Calibri" w:cs="Calibri"/>
-            <w:sz w:val="20"/>
-            <w:szCs w:val="20"/>
+            <w:rFonts w:ascii="Segoe UI" w:eastAsia="Times New Roman" w:hAnsi="Segoe UI" w:cs="Segoe UI"/>
+            <w:color w:val="2563EB"/>
             <w:lang w:val="en"/>
           </w:rPr>
           <w:t>github.com/Badr-Naji1</w:t>
         </w:r>
       </w:hyperlink>
-      <w:bookmarkStart w:id="0" w:name="_GoBack"/>
-      <w:bookmarkEnd w:id="0"/>
     </w:p>
     <w:p>
       <w:pPr>
-        <w:spacing w:before="180" w:after="270"/>
-        <w:rPr>
-          <w:rFonts w:ascii="Calibri" w:eastAsia="Times New Roman" w:hAnsi="Calibri" w:cs="Calibri"/>
-          <w:color w:val="000000"/>
-          <w:sz w:val="22"/>
-          <w:szCs w:val="22"/>
-          <w:lang w:val="en"/>
-        </w:rPr>
-      </w:pPr>
-      <w:r>
-        <w:rPr>
-          <w:rFonts w:ascii="Calibri" w:eastAsia="Times New Roman" w:hAnsi="Calibri" w:cs="Calibri"/>
-          <w:color w:val="000000"/>
-          <w:sz w:val="22"/>
-          <w:szCs w:val="22"/>
-          <w:lang w:val="en"/>
-        </w:rPr>
-        <w:pict>
-          <v:rect id="_x0000_i1025" style="width:0;height:1.5pt" o:hralign="center" o:hrstd="t" o:hr="t" fillcolor="#a0a0a0" stroked="f"/>
-        </w:pict>
-      </w:r>
+        <w:shd w:val="clear" w:color="auto" w:fill="FFFFFF"/>
+        <w:jc w:val="center"/>
+        <w:divId w:val="2004160186"/>
+        <w:rPr>
+          <w:rFonts w:ascii="Segoe UI" w:eastAsia="Times New Roman" w:hAnsi="Segoe UI" w:cs="Segoe UI"/>
+          <w:color w:val="334155"/>
+          <w:lang w:val="en"/>
+        </w:rPr>
+      </w:pPr>
     </w:p>
     <w:p>
       <w:pPr>
-        <w:pStyle w:val="Heading2"/>
-        <w:rPr>
-          <w:rFonts w:ascii="Calibri" w:eastAsia="Times New Roman" w:hAnsi="Calibri" w:cs="Calibri"/>
-          <w:color w:val="000000"/>
-          <w:lang w:val="en"/>
-        </w:rPr>
-      </w:pPr>
-      <w:r>
-        <w:rPr>
-          <w:rFonts w:ascii="Calibri" w:eastAsia="Times New Roman" w:hAnsi="Calibri" w:cs="Calibri"/>
-          <w:color w:val="000000"/>
-          <w:lang w:val="en"/>
-        </w:rPr>
-        <w:t>Professional Summary</w:t>
-      </w:r>
+        <w:shd w:val="clear" w:color="auto" w:fill="FFFFFF"/>
+        <w:jc w:val="center"/>
+        <w:divId w:val="2004160186"/>
+        <w:rPr>
+          <w:rFonts w:ascii="Segoe UI" w:eastAsia="Times New Roman" w:hAnsi="Segoe UI" w:cs="Segoe UI"/>
+          <w:color w:val="334155"/>
+          <w:lang w:val="en"/>
+        </w:rPr>
+      </w:pPr>
     </w:p>
     <w:p>
       <w:pPr>
-        <w:pStyle w:val="NormalWeb"/>
-        <w:rPr>
-          <w:rFonts w:ascii="Calibri" w:hAnsi="Calibri" w:cs="Calibri"/>
-          <w:color w:val="000000"/>
-          <w:sz w:val="22"/>
-          <w:szCs w:val="22"/>
-          <w:lang w:val="en"/>
-        </w:rPr>
-      </w:pPr>
-      <w:r>
-        <w:rPr>
-          <w:rFonts w:ascii="Calibri" w:hAnsi="Calibri" w:cs="Calibri"/>
-          <w:color w:val="000000"/>
-          <w:sz w:val="22"/>
-          <w:szCs w:val="22"/>
-          <w:lang w:val="en"/>
-        </w:rPr>
-        <w:t xml:space="preserve">Entry-level cybersecurity professional with hands-on SOC training and a B.S. in Computer Engineering (GPA 3.87). Skilled in SIEM log analysis, alert triage, IOC enrichment, and incident documentation using </w:t>
-      </w:r>
-      <w:proofErr w:type="spellStart"/>
-      <w:r>
-        <w:rPr>
-          <w:rFonts w:ascii="Calibri" w:hAnsi="Calibri" w:cs="Calibri"/>
-          <w:color w:val="000000"/>
-          <w:sz w:val="22"/>
-          <w:szCs w:val="22"/>
-          <w:lang w:val="en"/>
-        </w:rPr>
-        <w:t>Splunk</w:t>
-      </w:r>
-      <w:proofErr w:type="spellEnd"/>
-      <w:r>
-        <w:rPr>
-          <w:rFonts w:ascii="Calibri" w:hAnsi="Calibri" w:cs="Calibri"/>
-          <w:color w:val="000000"/>
-          <w:sz w:val="22"/>
-          <w:szCs w:val="22"/>
-          <w:lang w:val="en"/>
-        </w:rPr>
-        <w:t>, Elastic Stack (</w:t>
-      </w:r>
-      <w:proofErr w:type="spellStart"/>
-      <w:r>
-        <w:rPr>
-          <w:rFonts w:ascii="Calibri" w:hAnsi="Calibri" w:cs="Calibri"/>
-          <w:color w:val="000000"/>
-          <w:sz w:val="22"/>
-          <w:szCs w:val="22"/>
-          <w:lang w:val="en"/>
-        </w:rPr>
-        <w:t>Kibana</w:t>
-      </w:r>
-      <w:proofErr w:type="spellEnd"/>
-      <w:r>
-        <w:rPr>
-          <w:rFonts w:ascii="Calibri" w:hAnsi="Calibri" w:cs="Calibri"/>
-          <w:color w:val="000000"/>
-          <w:sz w:val="22"/>
-          <w:szCs w:val="22"/>
-          <w:lang w:val="en"/>
-        </w:rPr>
-        <w:t xml:space="preserve">), and MITRE ATT&amp;CK. </w:t>
-      </w:r>
-      <w:r>
-        <w:rPr>
-          <w:rFonts w:ascii="Calibri" w:hAnsi="Calibri" w:cs="Calibri"/>
-          <w:color w:val="000000"/>
-          <w:sz w:val="22"/>
-          <w:szCs w:val="22"/>
-          <w:lang w:val="en"/>
-        </w:rPr>
-        <w:t>Holder of the Google Cybersecurity Certificate with practical scripting experience in PowerShell and Python, backed by a portfolio of simulated SOC investigations that showcase real-world analysis workflows. Complemented by a network engineering internship</w:t>
-      </w:r>
-      <w:r>
-        <w:rPr>
-          <w:rFonts w:ascii="Calibri" w:hAnsi="Calibri" w:cs="Calibri"/>
-          <w:color w:val="000000"/>
-          <w:sz w:val="22"/>
-          <w:szCs w:val="22"/>
-          <w:lang w:val="en"/>
-        </w:rPr>
-        <w:t xml:space="preserve"> at </w:t>
-      </w:r>
-      <w:proofErr w:type="spellStart"/>
-      <w:r>
-        <w:rPr>
-          <w:rFonts w:ascii="Calibri" w:hAnsi="Calibri" w:cs="Calibri"/>
-          <w:color w:val="000000"/>
-          <w:sz w:val="22"/>
-          <w:szCs w:val="22"/>
-          <w:lang w:val="en"/>
-        </w:rPr>
-        <w:t>Cornersteel</w:t>
-      </w:r>
-      <w:proofErr w:type="spellEnd"/>
-      <w:r>
-        <w:rPr>
-          <w:rFonts w:ascii="Calibri" w:hAnsi="Calibri" w:cs="Calibri"/>
-          <w:color w:val="000000"/>
-          <w:sz w:val="22"/>
-          <w:szCs w:val="22"/>
-          <w:lang w:val="en"/>
-        </w:rPr>
-        <w:t xml:space="preserve"> Systems Corporation, where I led the design and deployment of a new startup's network infrastructure from the ground up—configuring Cisco switches via CLI, implementing </w:t>
-      </w:r>
-      <w:proofErr w:type="spellStart"/>
-      <w:r>
-        <w:rPr>
-          <w:rFonts w:ascii="Calibri" w:hAnsi="Calibri" w:cs="Calibri"/>
-          <w:color w:val="000000"/>
-          <w:sz w:val="22"/>
-          <w:szCs w:val="22"/>
-          <w:lang w:val="en"/>
-        </w:rPr>
-        <w:t>pfSense</w:t>
-      </w:r>
-      <w:proofErr w:type="spellEnd"/>
-      <w:r>
-        <w:rPr>
-          <w:rFonts w:ascii="Calibri" w:hAnsi="Calibri" w:cs="Calibri"/>
-          <w:color w:val="000000"/>
-          <w:sz w:val="22"/>
-          <w:szCs w:val="22"/>
-          <w:lang w:val="en"/>
-        </w:rPr>
-        <w:t xml:space="preserve"> firewall/routing, and overseeing fiber optic cabling across the</w:t>
-      </w:r>
-      <w:r>
-        <w:rPr>
-          <w:rFonts w:ascii="Calibri" w:hAnsi="Calibri" w:cs="Calibri"/>
-          <w:color w:val="000000"/>
-          <w:sz w:val="22"/>
-          <w:szCs w:val="22"/>
-          <w:lang w:val="en"/>
-        </w:rPr>
-        <w:t xml:space="preserve"> building. Currently pursuing the </w:t>
-      </w:r>
-      <w:r>
-        <w:rPr>
-          <w:rStyle w:val="Strong"/>
-          <w:rFonts w:ascii="Calibri" w:hAnsi="Calibri" w:cs="Calibri"/>
-          <w:color w:val="000000"/>
-          <w:sz w:val="22"/>
-          <w:szCs w:val="22"/>
-          <w:lang w:val="en"/>
-        </w:rPr>
-        <w:t>Security Analyst Level 1 (SAL1) Certificate</w:t>
-      </w:r>
-      <w:r>
-        <w:rPr>
-          <w:rFonts w:ascii="Calibri" w:hAnsi="Calibri" w:cs="Calibri"/>
-          <w:color w:val="000000"/>
-          <w:sz w:val="22"/>
-          <w:szCs w:val="22"/>
-          <w:lang w:val="en"/>
-        </w:rPr>
-        <w:t xml:space="preserve"> (estimated completion May 2026).</w:t>
+        <w:shd w:val="clear" w:color="auto" w:fill="FFFFFF"/>
+        <w:divId w:val="1891108634"/>
+        <w:rPr>
+          <w:rFonts w:ascii="Segoe UI" w:eastAsia="Times New Roman" w:hAnsi="Segoe UI" w:cs="Segoe UI"/>
+          <w:b/>
+          <w:bCs/>
+          <w:color w:val="0F172A"/>
+          <w:lang w:val="en"/>
+        </w:rPr>
+      </w:pPr>
+      <w:r>
+        <w:rPr>
+          <w:rFonts w:ascii="Segoe UI" w:eastAsia="Times New Roman" w:hAnsi="Segoe UI" w:cs="Segoe UI"/>
+          <w:b/>
+          <w:bCs/>
+          <w:color w:val="0F172A"/>
+          <w:lang w:val="en"/>
+        </w:rPr>
+        <w:t>Professional Summary</w:t>
       </w:r>
     </w:p>
     <w:p>
       <w:pPr>
-        <w:pStyle w:val="Heading2"/>
-        <w:rPr>
-          <w:rFonts w:ascii="Calibri" w:eastAsia="Times New Roman" w:hAnsi="Calibri" w:cs="Calibri"/>
-          <w:color w:val="000000"/>
-          <w:lang w:val="en"/>
-        </w:rPr>
-      </w:pPr>
-      <w:r>
-        <w:rPr>
-          <w:rFonts w:ascii="Calibri" w:eastAsia="Times New Roman" w:hAnsi="Calibri" w:cs="Calibri"/>
-          <w:color w:val="000000"/>
+        <w:shd w:val="clear" w:color="auto" w:fill="FFFFFF"/>
+        <w:jc w:val="both"/>
+        <w:divId w:val="1675838307"/>
+        <w:rPr>
+          <w:rFonts w:ascii="Segoe UI" w:eastAsia="Times New Roman" w:hAnsi="Segoe UI" w:cs="Segoe UI"/>
+          <w:color w:val="1E293B"/>
+          <w:lang w:val="en"/>
+        </w:rPr>
+      </w:pPr>
+      <w:r>
+        <w:rPr>
+          <w:rFonts w:ascii="Segoe UI" w:eastAsia="Times New Roman" w:hAnsi="Segoe UI" w:cs="Segoe UI"/>
+          <w:color w:val="1E293B"/>
+          <w:lang w:val="en"/>
+        </w:rPr>
+        <w:t>Entry-level cybersecurity professional with hands-on SOC training and a B.S. in Computer Engineering (GPA 3.87). Skilled in SIEM log analysis, alert tr</w:t>
+      </w:r>
+      <w:r>
+        <w:rPr>
+          <w:rFonts w:ascii="Segoe UI" w:eastAsia="Times New Roman" w:hAnsi="Segoe UI" w:cs="Segoe UI"/>
+          <w:color w:val="1E293B"/>
+          <w:lang w:val="en"/>
+        </w:rPr>
+        <w:t xml:space="preserve">iage, IOC enrichment, and incident documentation using </w:t>
+      </w:r>
+      <w:proofErr w:type="spellStart"/>
+      <w:r>
+        <w:rPr>
+          <w:rFonts w:ascii="Segoe UI" w:eastAsia="Times New Roman" w:hAnsi="Segoe UI" w:cs="Segoe UI"/>
+          <w:color w:val="1E293B"/>
+          <w:lang w:val="en"/>
+        </w:rPr>
+        <w:t>Splunk</w:t>
+      </w:r>
+      <w:proofErr w:type="spellEnd"/>
+      <w:r>
+        <w:rPr>
+          <w:rFonts w:ascii="Segoe UI" w:eastAsia="Times New Roman" w:hAnsi="Segoe UI" w:cs="Segoe UI"/>
+          <w:color w:val="1E293B"/>
+          <w:lang w:val="en"/>
+        </w:rPr>
+        <w:t>, Elastic Stack (</w:t>
+      </w:r>
+      <w:proofErr w:type="spellStart"/>
+      <w:r>
+        <w:rPr>
+          <w:rFonts w:ascii="Segoe UI" w:eastAsia="Times New Roman" w:hAnsi="Segoe UI" w:cs="Segoe UI"/>
+          <w:color w:val="1E293B"/>
+          <w:lang w:val="en"/>
+        </w:rPr>
+        <w:t>Kibana</w:t>
+      </w:r>
+      <w:proofErr w:type="spellEnd"/>
+      <w:r>
+        <w:rPr>
+          <w:rFonts w:ascii="Segoe UI" w:eastAsia="Times New Roman" w:hAnsi="Segoe UI" w:cs="Segoe UI"/>
+          <w:color w:val="1E293B"/>
+          <w:lang w:val="en"/>
+        </w:rPr>
+        <w:t>), and MITRE ATT&amp;CK. Holder of the Google Cybersecurity Certificate with practical scripting experience in PowerShell and Python, backed by a portfolio of simulated SOC inv</w:t>
+      </w:r>
+      <w:r>
+        <w:rPr>
+          <w:rFonts w:ascii="Segoe UI" w:eastAsia="Times New Roman" w:hAnsi="Segoe UI" w:cs="Segoe UI"/>
+          <w:color w:val="1E293B"/>
+          <w:lang w:val="en"/>
+        </w:rPr>
+        <w:t xml:space="preserve">estigations that showcase real-world analysis workflows. Complemented by a network engineering internship at </w:t>
+      </w:r>
+      <w:proofErr w:type="spellStart"/>
+      <w:r>
+        <w:rPr>
+          <w:rFonts w:ascii="Segoe UI" w:eastAsia="Times New Roman" w:hAnsi="Segoe UI" w:cs="Segoe UI"/>
+          <w:color w:val="1E293B"/>
+          <w:lang w:val="en"/>
+        </w:rPr>
+        <w:t>Cornersteel</w:t>
+      </w:r>
+      <w:proofErr w:type="spellEnd"/>
+      <w:r>
+        <w:rPr>
+          <w:rFonts w:ascii="Segoe UI" w:eastAsia="Times New Roman" w:hAnsi="Segoe UI" w:cs="Segoe UI"/>
+          <w:color w:val="1E293B"/>
+          <w:lang w:val="en"/>
+        </w:rPr>
+        <w:t xml:space="preserve"> Systems Corporation, where I led the design and deployment of a new startup's network infrastructure from the ground up</w:t>
+      </w:r>
+      <w:r>
+        <w:rPr>
+          <w:rFonts w:ascii="Segoe UI" w:eastAsia="Times New Roman" w:hAnsi="Segoe UI" w:cs="Segoe UI"/>
+          <w:color w:val="1E293B"/>
+          <w:lang w:val="en"/>
+        </w:rPr>
+        <w:t xml:space="preserve"> configuring C</w:t>
+      </w:r>
+      <w:r>
+        <w:rPr>
+          <w:rFonts w:ascii="Segoe UI" w:eastAsia="Times New Roman" w:hAnsi="Segoe UI" w:cs="Segoe UI"/>
+          <w:color w:val="1E293B"/>
+          <w:lang w:val="en"/>
+        </w:rPr>
+        <w:t xml:space="preserve">isco switches via CLI, implementing </w:t>
+      </w:r>
+      <w:proofErr w:type="spellStart"/>
+      <w:r>
+        <w:rPr>
+          <w:rFonts w:ascii="Segoe UI" w:eastAsia="Times New Roman" w:hAnsi="Segoe UI" w:cs="Segoe UI"/>
+          <w:color w:val="1E293B"/>
+          <w:lang w:val="en"/>
+        </w:rPr>
+        <w:t>pfSense</w:t>
+      </w:r>
+      <w:proofErr w:type="spellEnd"/>
+      <w:r>
+        <w:rPr>
+          <w:rFonts w:ascii="Segoe UI" w:eastAsia="Times New Roman" w:hAnsi="Segoe UI" w:cs="Segoe UI"/>
+          <w:color w:val="1E293B"/>
+          <w:lang w:val="en"/>
+        </w:rPr>
+        <w:t xml:space="preserve"> firewall/routing, and overseeing fiber optic cabling across the building</w:t>
+      </w:r>
+      <w:r>
+        <w:rPr>
+          <w:rFonts w:ascii="Segoe UI" w:eastAsia="Times New Roman" w:hAnsi="Segoe UI" w:cs="Segoe UI"/>
+          <w:color w:val="1E293B"/>
+          <w:lang w:val="en"/>
+        </w:rPr>
+        <w:t xml:space="preserve"> </w:t>
+      </w:r>
+    </w:p>
+    <w:p>
+      <w:pPr>
+        <w:shd w:val="clear" w:color="auto" w:fill="FFFFFF"/>
+        <w:divId w:val="1994523374"/>
+        <w:rPr>
+          <w:rFonts w:ascii="Segoe UI" w:eastAsia="Times New Roman" w:hAnsi="Segoe UI" w:cs="Segoe UI"/>
+          <w:b/>
+          <w:bCs/>
+          <w:color w:val="0F172A"/>
+          <w:lang w:val="en"/>
+        </w:rPr>
+      </w:pPr>
+      <w:r>
+        <w:rPr>
+          <w:rFonts w:ascii="Segoe UI" w:eastAsia="Times New Roman" w:hAnsi="Segoe UI" w:cs="Segoe UI"/>
+          <w:b/>
+          <w:bCs/>
+          <w:color w:val="0F172A"/>
           <w:lang w:val="en"/>
         </w:rPr>
         <w:t>Technical Skills</w:t>
@@ -416,41 +405,39 @@
         <w:tblLook w:val="04A0" w:firstRow="1" w:lastRow="0" w:firstColumn="1" w:lastColumn="0" w:noHBand="0" w:noVBand="1"/>
       </w:tblPr>
       <w:tblGrid>
-        <w:gridCol w:w="2808"/>
-        <w:gridCol w:w="6552"/>
+        <w:gridCol w:w="2990"/>
+        <w:gridCol w:w="6354"/>
       </w:tblGrid>
       <w:tr>
+        <w:trPr>
+          <w:divId w:val="1675838307"/>
+        </w:trPr>
         <w:tc>
           <w:tcPr>
-            <w:tcW w:w="1500" w:type="pct"/>
-            <w:tcMar>
-              <w:top w:w="30" w:type="dxa"/>
-              <w:left w:w="75" w:type="dxa"/>
-              <w:bottom w:w="30" w:type="dxa"/>
-              <w:right w:w="75" w:type="dxa"/>
-            </w:tcMar>
+            <w:tcW w:w="1600" w:type="pct"/>
+            <w:tcBorders>
+              <w:top w:val="single" w:sz="6" w:space="0" w:color="CBD5E1"/>
+              <w:left w:val="single" w:sz="6" w:space="0" w:color="CBD5E1"/>
+              <w:bottom w:val="single" w:sz="6" w:space="0" w:color="CBD5E1"/>
+              <w:right w:val="single" w:sz="6" w:space="0" w:color="CBD5E1"/>
+            </w:tcBorders>
+            <w:shd w:val="clear" w:color="auto" w:fill="F1F5F9"/>
             <w:hideMark/>
           </w:tcPr>
           <w:p>
             <w:pPr>
-              <w:spacing w:after="150"/>
-              <w:rPr>
-                <w:rFonts w:ascii="Calibri" w:eastAsia="Times New Roman" w:hAnsi="Calibri" w:cs="Calibri"/>
+              <w:jc w:val="center"/>
+              <w:rPr>
+                <w:rFonts w:ascii="Segoe UI" w:eastAsia="Times New Roman" w:hAnsi="Segoe UI" w:cs="Segoe UI"/>
                 <w:b/>
                 <w:bCs/>
-                <w:color w:val="000000"/>
-                <w:sz w:val="22"/>
-                <w:szCs w:val="22"/>
               </w:rPr>
             </w:pPr>
             <w:r>
               <w:rPr>
-                <w:rFonts w:ascii="Calibri" w:eastAsia="Times New Roman" w:hAnsi="Calibri" w:cs="Calibri"/>
+                <w:rFonts w:ascii="Segoe UI" w:eastAsia="Times New Roman" w:hAnsi="Segoe UI" w:cs="Segoe UI"/>
                 <w:b/>
                 <w:bCs/>
-                <w:color w:val="000000"/>
-                <w:sz w:val="22"/>
-                <w:szCs w:val="22"/>
               </w:rPr>
               <w:t>SIEM &amp; Log Analysis</w:t>
             </w:r>
@@ -458,72 +445,53 @@
         </w:tc>
         <w:tc>
           <w:tcPr>
-            <w:tcW w:w="3500" w:type="pct"/>
-            <w:tcMar>
-              <w:top w:w="30" w:type="dxa"/>
-              <w:left w:w="75" w:type="dxa"/>
-              <w:bottom w:w="30" w:type="dxa"/>
-              <w:right w:w="75" w:type="dxa"/>
-            </w:tcMar>
+            <w:tcW w:w="0" w:type="auto"/>
+            <w:tcBorders>
+              <w:top w:val="single" w:sz="6" w:space="0" w:color="CBD5E1"/>
+              <w:left w:val="single" w:sz="6" w:space="0" w:color="CBD5E1"/>
+              <w:bottom w:val="single" w:sz="6" w:space="0" w:color="CBD5E1"/>
+              <w:right w:val="single" w:sz="6" w:space="0" w:color="CBD5E1"/>
+            </w:tcBorders>
             <w:hideMark/>
           </w:tcPr>
           <w:p>
             <w:pPr>
-              <w:spacing w:after="150"/>
-              <w:rPr>
-                <w:rFonts w:ascii="Calibri" w:eastAsia="Times New Roman" w:hAnsi="Calibri" w:cs="Calibri"/>
-                <w:color w:val="000000"/>
-                <w:sz w:val="22"/>
-                <w:szCs w:val="22"/>
+              <w:rPr>
+                <w:rFonts w:ascii="Segoe UI" w:eastAsia="Times New Roman" w:hAnsi="Segoe UI" w:cs="Segoe UI"/>
               </w:rPr>
             </w:pPr>
             <w:proofErr w:type="spellStart"/>
             <w:r>
               <w:rPr>
-                <w:rFonts w:ascii="Calibri" w:eastAsia="Times New Roman" w:hAnsi="Calibri" w:cs="Calibri"/>
-                <w:color w:val="000000"/>
-                <w:sz w:val="22"/>
-                <w:szCs w:val="22"/>
+                <w:rFonts w:ascii="Segoe UI" w:eastAsia="Times New Roman" w:hAnsi="Segoe UI" w:cs="Segoe UI"/>
               </w:rPr>
               <w:t>Splunk</w:t>
             </w:r>
             <w:proofErr w:type="spellEnd"/>
             <w:r>
               <w:rPr>
-                <w:rFonts w:ascii="Calibri" w:eastAsia="Times New Roman" w:hAnsi="Calibri" w:cs="Calibri"/>
-                <w:color w:val="000000"/>
-                <w:sz w:val="22"/>
-                <w:szCs w:val="22"/>
+                <w:rFonts w:ascii="Segoe UI" w:eastAsia="Times New Roman" w:hAnsi="Segoe UI" w:cs="Segoe UI"/>
               </w:rPr>
               <w:t xml:space="preserve"> (SPL queries), Elastic Stack (</w:t>
             </w:r>
             <w:proofErr w:type="spellStart"/>
             <w:r>
               <w:rPr>
-                <w:rFonts w:ascii="Calibri" w:eastAsia="Times New Roman" w:hAnsi="Calibri" w:cs="Calibri"/>
-                <w:color w:val="000000"/>
-                <w:sz w:val="22"/>
-                <w:szCs w:val="22"/>
+                <w:rFonts w:ascii="Segoe UI" w:eastAsia="Times New Roman" w:hAnsi="Segoe UI" w:cs="Segoe UI"/>
               </w:rPr>
               <w:t>Kibana</w:t>
             </w:r>
             <w:proofErr w:type="spellEnd"/>
             <w:r>
               <w:rPr>
-                <w:rFonts w:ascii="Calibri" w:eastAsia="Times New Roman" w:hAnsi="Calibri" w:cs="Calibri"/>
-                <w:color w:val="000000"/>
-                <w:sz w:val="22"/>
-                <w:szCs w:val="22"/>
+                <w:rFonts w:ascii="Segoe UI" w:eastAsia="Times New Roman" w:hAnsi="Segoe UI" w:cs="Segoe UI"/>
               </w:rPr>
               <w:t xml:space="preserve">), Windows Event Logs, </w:t>
             </w:r>
             <w:proofErr w:type="spellStart"/>
             <w:r>
               <w:rPr>
-                <w:rFonts w:ascii="Calibri" w:eastAsia="Times New Roman" w:hAnsi="Calibri" w:cs="Calibri"/>
-                <w:color w:val="000000"/>
-                <w:sz w:val="22"/>
-                <w:szCs w:val="22"/>
+                <w:rFonts w:ascii="Segoe UI" w:eastAsia="Times New Roman" w:hAnsi="Segoe UI" w:cs="Segoe UI"/>
               </w:rPr>
               <w:t>Sysmon</w:t>
             </w:r>
@@ -532,37 +500,35 @@
         </w:tc>
       </w:tr>
       <w:tr>
+        <w:trPr>
+          <w:divId w:val="1675838307"/>
+        </w:trPr>
         <w:tc>
           <w:tcPr>
-            <w:tcW w:w="1500" w:type="pct"/>
-            <w:tcMar>
-              <w:top w:w="30" w:type="dxa"/>
-              <w:left w:w="75" w:type="dxa"/>
-              <w:bottom w:w="30" w:type="dxa"/>
-              <w:right w:w="75" w:type="dxa"/>
-            </w:tcMar>
+            <w:tcW w:w="1600" w:type="pct"/>
+            <w:tcBorders>
+              <w:top w:val="single" w:sz="6" w:space="0" w:color="CBD5E1"/>
+              <w:left w:val="single" w:sz="6" w:space="0" w:color="CBD5E1"/>
+              <w:bottom w:val="single" w:sz="6" w:space="0" w:color="CBD5E1"/>
+              <w:right w:val="single" w:sz="6" w:space="0" w:color="CBD5E1"/>
+            </w:tcBorders>
+            <w:shd w:val="clear" w:color="auto" w:fill="F1F5F9"/>
             <w:hideMark/>
           </w:tcPr>
           <w:p>
             <w:pPr>
-              <w:spacing w:after="150"/>
-              <w:rPr>
-                <w:rFonts w:ascii="Calibri" w:eastAsia="Times New Roman" w:hAnsi="Calibri" w:cs="Calibri"/>
+              <w:jc w:val="center"/>
+              <w:rPr>
+                <w:rFonts w:ascii="Segoe UI" w:eastAsia="Times New Roman" w:hAnsi="Segoe UI" w:cs="Segoe UI"/>
                 <w:b/>
                 <w:bCs/>
-                <w:color w:val="000000"/>
-                <w:sz w:val="22"/>
-                <w:szCs w:val="22"/>
               </w:rPr>
             </w:pPr>
             <w:r>
               <w:rPr>
-                <w:rFonts w:ascii="Calibri" w:eastAsia="Times New Roman" w:hAnsi="Calibri" w:cs="Calibri"/>
+                <w:rFonts w:ascii="Segoe UI" w:eastAsia="Times New Roman" w:hAnsi="Segoe UI" w:cs="Segoe UI"/>
                 <w:b/>
                 <w:bCs/>
-                <w:color w:val="000000"/>
-                <w:sz w:val="22"/>
-                <w:szCs w:val="22"/>
               </w:rPr>
               <w:t>Threat Detection</w:t>
             </w:r>
@@ -570,78 +536,60 @@
         </w:tc>
         <w:tc>
           <w:tcPr>
-            <w:tcW w:w="3500" w:type="pct"/>
-            <w:tcMar>
-              <w:top w:w="30" w:type="dxa"/>
-              <w:left w:w="75" w:type="dxa"/>
-              <w:bottom w:w="30" w:type="dxa"/>
-              <w:right w:w="75" w:type="dxa"/>
-            </w:tcMar>
+            <w:tcW w:w="0" w:type="auto"/>
+            <w:tcBorders>
+              <w:top w:val="single" w:sz="6" w:space="0" w:color="CBD5E1"/>
+              <w:left w:val="single" w:sz="6" w:space="0" w:color="CBD5E1"/>
+              <w:bottom w:val="single" w:sz="6" w:space="0" w:color="CBD5E1"/>
+              <w:right w:val="single" w:sz="6" w:space="0" w:color="CBD5E1"/>
+            </w:tcBorders>
             <w:hideMark/>
           </w:tcPr>
           <w:p>
             <w:pPr>
-              <w:spacing w:after="150"/>
-              <w:rPr>
-                <w:rFonts w:ascii="Calibri" w:eastAsia="Times New Roman" w:hAnsi="Calibri" w:cs="Calibri"/>
-                <w:color w:val="000000"/>
-                <w:sz w:val="22"/>
-                <w:szCs w:val="22"/>
+              <w:rPr>
+                <w:rFonts w:ascii="Segoe UI" w:eastAsia="Times New Roman" w:hAnsi="Segoe UI" w:cs="Segoe UI"/>
               </w:rPr>
             </w:pPr>
             <w:r>
               <w:rPr>
-                <w:rFonts w:ascii="Calibri" w:eastAsia="Times New Roman" w:hAnsi="Calibri" w:cs="Calibri"/>
-                <w:color w:val="000000"/>
-                <w:sz w:val="22"/>
-                <w:szCs w:val="22"/>
-              </w:rPr>
-              <w:t>Alert triage, IOC</w:t>
-            </w:r>
-            <w:r>
-              <w:rPr>
-                <w:rFonts w:ascii="Calibri" w:eastAsia="Times New Roman" w:hAnsi="Calibri" w:cs="Calibri"/>
-                <w:color w:val="000000"/>
-                <w:sz w:val="22"/>
-                <w:szCs w:val="22"/>
-              </w:rPr>
-              <w:t xml:space="preserve"> identification, MITRE ATT&amp;CK mapping, log correlation</w:t>
+                <w:rFonts w:ascii="Segoe UI" w:eastAsia="Times New Roman" w:hAnsi="Segoe UI" w:cs="Segoe UI"/>
+              </w:rPr>
+              <w:t>Alert triage, IOC identification, MITRE ATT&amp;CK mapping, log correlation</w:t>
             </w:r>
           </w:p>
         </w:tc>
       </w:tr>
       <w:tr>
+        <w:trPr>
+          <w:divId w:val="1675838307"/>
+        </w:trPr>
         <w:tc>
           <w:tcPr>
-            <w:tcW w:w="1500" w:type="pct"/>
-            <w:tcMar>
-              <w:top w:w="30" w:type="dxa"/>
-              <w:left w:w="75" w:type="dxa"/>
-              <w:bottom w:w="30" w:type="dxa"/>
-              <w:right w:w="75" w:type="dxa"/>
-            </w:tcMar>
+            <w:tcW w:w="1600" w:type="pct"/>
+            <w:tcBorders>
+              <w:top w:val="single" w:sz="6" w:space="0" w:color="CBD5E1"/>
+              <w:left w:val="single" w:sz="6" w:space="0" w:color="CBD5E1"/>
+              <w:bottom w:val="single" w:sz="6" w:space="0" w:color="CBD5E1"/>
+              <w:right w:val="single" w:sz="6" w:space="0" w:color="CBD5E1"/>
+            </w:tcBorders>
+            <w:shd w:val="clear" w:color="auto" w:fill="F1F5F9"/>
             <w:hideMark/>
           </w:tcPr>
           <w:p>
             <w:pPr>
-              <w:spacing w:after="150"/>
-              <w:rPr>
-                <w:rFonts w:ascii="Calibri" w:eastAsia="Times New Roman" w:hAnsi="Calibri" w:cs="Calibri"/>
+              <w:jc w:val="center"/>
+              <w:rPr>
+                <w:rFonts w:ascii="Segoe UI" w:eastAsia="Times New Roman" w:hAnsi="Segoe UI" w:cs="Segoe UI"/>
                 <w:b/>
                 <w:bCs/>
-                <w:color w:val="000000"/>
-                <w:sz w:val="22"/>
-                <w:szCs w:val="22"/>
               </w:rPr>
             </w:pPr>
             <w:r>
               <w:rPr>
-                <w:rFonts w:ascii="Calibri" w:eastAsia="Times New Roman" w:hAnsi="Calibri" w:cs="Calibri"/>
+                <w:rFonts w:ascii="Segoe UI" w:eastAsia="Times New Roman" w:hAnsi="Segoe UI" w:cs="Segoe UI"/>
                 <w:b/>
                 <w:bCs/>
-                <w:color w:val="000000"/>
-                <w:sz w:val="22"/>
-                <w:szCs w:val="22"/>
               </w:rPr>
               <w:t>Threat Intelligence</w:t>
             </w:r>
@@ -649,62 +597,46 @@
         </w:tc>
         <w:tc>
           <w:tcPr>
-            <w:tcW w:w="3500" w:type="pct"/>
-            <w:tcMar>
-              <w:top w:w="30" w:type="dxa"/>
-              <w:left w:w="75" w:type="dxa"/>
-              <w:bottom w:w="30" w:type="dxa"/>
-              <w:right w:w="75" w:type="dxa"/>
-            </w:tcMar>
+            <w:tcW w:w="0" w:type="auto"/>
+            <w:tcBorders>
+              <w:top w:val="single" w:sz="6" w:space="0" w:color="CBD5E1"/>
+              <w:left w:val="single" w:sz="6" w:space="0" w:color="CBD5E1"/>
+              <w:bottom w:val="single" w:sz="6" w:space="0" w:color="CBD5E1"/>
+              <w:right w:val="single" w:sz="6" w:space="0" w:color="CBD5E1"/>
+            </w:tcBorders>
             <w:hideMark/>
           </w:tcPr>
           <w:p>
             <w:pPr>
-              <w:spacing w:after="150"/>
-              <w:rPr>
-                <w:rFonts w:ascii="Calibri" w:eastAsia="Times New Roman" w:hAnsi="Calibri" w:cs="Calibri"/>
-                <w:color w:val="000000"/>
-                <w:sz w:val="22"/>
-                <w:szCs w:val="22"/>
+              <w:rPr>
+                <w:rFonts w:ascii="Segoe UI" w:eastAsia="Times New Roman" w:hAnsi="Segoe UI" w:cs="Segoe UI"/>
               </w:rPr>
             </w:pPr>
             <w:proofErr w:type="spellStart"/>
             <w:r>
               <w:rPr>
-                <w:rFonts w:ascii="Calibri" w:eastAsia="Times New Roman" w:hAnsi="Calibri" w:cs="Calibri"/>
-                <w:color w:val="000000"/>
-                <w:sz w:val="22"/>
-                <w:szCs w:val="22"/>
+                <w:rFonts w:ascii="Segoe UI" w:eastAsia="Times New Roman" w:hAnsi="Segoe UI" w:cs="Segoe UI"/>
               </w:rPr>
               <w:t>VirusTotal</w:t>
             </w:r>
             <w:proofErr w:type="spellEnd"/>
             <w:r>
               <w:rPr>
-                <w:rFonts w:ascii="Calibri" w:eastAsia="Times New Roman" w:hAnsi="Calibri" w:cs="Calibri"/>
-                <w:color w:val="000000"/>
-                <w:sz w:val="22"/>
-                <w:szCs w:val="22"/>
+                <w:rFonts w:ascii="Segoe UI" w:eastAsia="Times New Roman" w:hAnsi="Segoe UI" w:cs="Segoe UI"/>
               </w:rPr>
               <w:t xml:space="preserve">, </w:t>
             </w:r>
             <w:proofErr w:type="spellStart"/>
             <w:r>
               <w:rPr>
-                <w:rFonts w:ascii="Calibri" w:eastAsia="Times New Roman" w:hAnsi="Calibri" w:cs="Calibri"/>
-                <w:color w:val="000000"/>
-                <w:sz w:val="22"/>
-                <w:szCs w:val="22"/>
+                <w:rFonts w:ascii="Segoe UI" w:eastAsia="Times New Roman" w:hAnsi="Segoe UI" w:cs="Segoe UI"/>
               </w:rPr>
               <w:t>AbuseIPDB</w:t>
             </w:r>
             <w:proofErr w:type="spellEnd"/>
             <w:r>
               <w:rPr>
-                <w:rFonts w:ascii="Calibri" w:eastAsia="Times New Roman" w:hAnsi="Calibri" w:cs="Calibri"/>
-                <w:color w:val="000000"/>
-                <w:sz w:val="22"/>
-                <w:szCs w:val="22"/>
+                <w:rFonts w:ascii="Segoe UI" w:eastAsia="Times New Roman" w:hAnsi="Segoe UI" w:cs="Segoe UI"/>
               </w:rPr>
               <w:t>, Hybrid Analysis</w:t>
             </w:r>
@@ -712,37 +644,35 @@
         </w:tc>
       </w:tr>
       <w:tr>
+        <w:trPr>
+          <w:divId w:val="1675838307"/>
+        </w:trPr>
         <w:tc>
           <w:tcPr>
-            <w:tcW w:w="1500" w:type="pct"/>
-            <w:tcMar>
-              <w:top w:w="30" w:type="dxa"/>
-              <w:left w:w="75" w:type="dxa"/>
-              <w:bottom w:w="30" w:type="dxa"/>
-              <w:right w:w="75" w:type="dxa"/>
-            </w:tcMar>
+            <w:tcW w:w="1600" w:type="pct"/>
+            <w:tcBorders>
+              <w:top w:val="single" w:sz="6" w:space="0" w:color="CBD5E1"/>
+              <w:left w:val="single" w:sz="6" w:space="0" w:color="CBD5E1"/>
+              <w:bottom w:val="single" w:sz="6" w:space="0" w:color="CBD5E1"/>
+              <w:right w:val="single" w:sz="6" w:space="0" w:color="CBD5E1"/>
+            </w:tcBorders>
+            <w:shd w:val="clear" w:color="auto" w:fill="F1F5F9"/>
             <w:hideMark/>
           </w:tcPr>
           <w:p>
             <w:pPr>
-              <w:spacing w:after="150"/>
-              <w:rPr>
-                <w:rFonts w:ascii="Calibri" w:eastAsia="Times New Roman" w:hAnsi="Calibri" w:cs="Calibri"/>
+              <w:jc w:val="center"/>
+              <w:rPr>
+                <w:rFonts w:ascii="Segoe UI" w:eastAsia="Times New Roman" w:hAnsi="Segoe UI" w:cs="Segoe UI"/>
                 <w:b/>
                 <w:bCs/>
-                <w:color w:val="000000"/>
-                <w:sz w:val="22"/>
-                <w:szCs w:val="22"/>
               </w:rPr>
             </w:pPr>
             <w:r>
               <w:rPr>
-                <w:rFonts w:ascii="Calibri" w:eastAsia="Times New Roman" w:hAnsi="Calibri" w:cs="Calibri"/>
+                <w:rFonts w:ascii="Segoe UI" w:eastAsia="Times New Roman" w:hAnsi="Segoe UI" w:cs="Segoe UI"/>
                 <w:b/>
                 <w:bCs/>
-                <w:color w:val="000000"/>
-                <w:sz w:val="22"/>
-                <w:szCs w:val="22"/>
               </w:rPr>
               <w:t>Incident Response</w:t>
             </w:r>
@@ -750,31 +680,24 @@
         </w:tc>
         <w:tc>
           <w:tcPr>
-            <w:tcW w:w="3500" w:type="pct"/>
-            <w:tcMar>
-              <w:top w:w="30" w:type="dxa"/>
-              <w:left w:w="75" w:type="dxa"/>
-              <w:bottom w:w="30" w:type="dxa"/>
-              <w:right w:w="75" w:type="dxa"/>
-            </w:tcMar>
+            <w:tcW w:w="0" w:type="auto"/>
+            <w:tcBorders>
+              <w:top w:val="single" w:sz="6" w:space="0" w:color="CBD5E1"/>
+              <w:left w:val="single" w:sz="6" w:space="0" w:color="CBD5E1"/>
+              <w:bottom w:val="single" w:sz="6" w:space="0" w:color="CBD5E1"/>
+              <w:right w:val="single" w:sz="6" w:space="0" w:color="CBD5E1"/>
+            </w:tcBorders>
             <w:hideMark/>
           </w:tcPr>
           <w:p>
             <w:pPr>
-              <w:spacing w:after="150"/>
-              <w:rPr>
-                <w:rFonts w:ascii="Calibri" w:eastAsia="Times New Roman" w:hAnsi="Calibri" w:cs="Calibri"/>
-                <w:color w:val="000000"/>
-                <w:sz w:val="22"/>
-                <w:szCs w:val="22"/>
+              <w:rPr>
+                <w:rFonts w:ascii="Segoe UI" w:eastAsia="Times New Roman" w:hAnsi="Segoe UI" w:cs="Segoe UI"/>
               </w:rPr>
             </w:pPr>
             <w:r>
               <w:rPr>
-                <w:rFonts w:ascii="Calibri" w:eastAsia="Times New Roman" w:hAnsi="Calibri" w:cs="Calibri"/>
-                <w:color w:val="000000"/>
-                <w:sz w:val="22"/>
-                <w:szCs w:val="22"/>
+                <w:rFonts w:ascii="Segoe UI" w:eastAsia="Times New Roman" w:hAnsi="Segoe UI" w:cs="Segoe UI"/>
               </w:rPr>
               <w:t>IR lifecycle, evidence collection, documentation, playbook updates</w:t>
             </w:r>
@@ -782,37 +705,35 @@
         </w:tc>
       </w:tr>
       <w:tr>
+        <w:trPr>
+          <w:divId w:val="1675838307"/>
+        </w:trPr>
         <w:tc>
           <w:tcPr>
-            <w:tcW w:w="1500" w:type="pct"/>
-            <w:tcMar>
-              <w:top w:w="30" w:type="dxa"/>
-              <w:left w:w="75" w:type="dxa"/>
-              <w:bottom w:w="30" w:type="dxa"/>
-              <w:right w:w="75" w:type="dxa"/>
-            </w:tcMar>
+            <w:tcW w:w="1600" w:type="pct"/>
+            <w:tcBorders>
+              <w:top w:val="single" w:sz="6" w:space="0" w:color="CBD5E1"/>
+              <w:left w:val="single" w:sz="6" w:space="0" w:color="CBD5E1"/>
+              <w:bottom w:val="single" w:sz="6" w:space="0" w:color="CBD5E1"/>
+              <w:right w:val="single" w:sz="6" w:space="0" w:color="CBD5E1"/>
+            </w:tcBorders>
+            <w:shd w:val="clear" w:color="auto" w:fill="F1F5F9"/>
             <w:hideMark/>
           </w:tcPr>
           <w:p>
             <w:pPr>
-              <w:spacing w:after="150"/>
-              <w:rPr>
-                <w:rFonts w:ascii="Calibri" w:eastAsia="Times New Roman" w:hAnsi="Calibri" w:cs="Calibri"/>
+              <w:jc w:val="center"/>
+              <w:rPr>
+                <w:rFonts w:ascii="Segoe UI" w:eastAsia="Times New Roman" w:hAnsi="Segoe UI" w:cs="Segoe UI"/>
                 <w:b/>
                 <w:bCs/>
-                <w:color w:val="000000"/>
-                <w:sz w:val="22"/>
-                <w:szCs w:val="22"/>
               </w:rPr>
             </w:pPr>
             <w:r>
               <w:rPr>
-                <w:rFonts w:ascii="Calibri" w:eastAsia="Times New Roman" w:hAnsi="Calibri" w:cs="Calibri"/>
+                <w:rFonts w:ascii="Segoe UI" w:eastAsia="Times New Roman" w:hAnsi="Segoe UI" w:cs="Segoe UI"/>
                 <w:b/>
                 <w:bCs/>
-                <w:color w:val="000000"/>
-                <w:sz w:val="22"/>
-                <w:szCs w:val="22"/>
               </w:rPr>
               <w:t>Scripting &amp; Automation</w:t>
             </w:r>
@@ -820,31 +741,24 @@
         </w:tc>
         <w:tc>
           <w:tcPr>
-            <w:tcW w:w="3500" w:type="pct"/>
-            <w:tcMar>
-              <w:top w:w="30" w:type="dxa"/>
-              <w:left w:w="75" w:type="dxa"/>
-              <w:bottom w:w="30" w:type="dxa"/>
-              <w:right w:w="75" w:type="dxa"/>
-            </w:tcMar>
+            <w:tcW w:w="0" w:type="auto"/>
+            <w:tcBorders>
+              <w:top w:val="single" w:sz="6" w:space="0" w:color="CBD5E1"/>
+              <w:left w:val="single" w:sz="6" w:space="0" w:color="CBD5E1"/>
+              <w:bottom w:val="single" w:sz="6" w:space="0" w:color="CBD5E1"/>
+              <w:right w:val="single" w:sz="6" w:space="0" w:color="CBD5E1"/>
+            </w:tcBorders>
             <w:hideMark/>
           </w:tcPr>
           <w:p>
             <w:pPr>
-              <w:spacing w:after="150"/>
-              <w:rPr>
-                <w:rFonts w:ascii="Calibri" w:eastAsia="Times New Roman" w:hAnsi="Calibri" w:cs="Calibri"/>
-                <w:color w:val="000000"/>
-                <w:sz w:val="22"/>
-                <w:szCs w:val="22"/>
+              <w:rPr>
+                <w:rFonts w:ascii="Segoe UI" w:eastAsia="Times New Roman" w:hAnsi="Segoe UI" w:cs="Segoe UI"/>
               </w:rPr>
             </w:pPr>
             <w:r>
               <w:rPr>
-                <w:rFonts w:ascii="Calibri" w:eastAsia="Times New Roman" w:hAnsi="Calibri" w:cs="Calibri"/>
-                <w:color w:val="000000"/>
-                <w:sz w:val="22"/>
-                <w:szCs w:val="22"/>
+                <w:rFonts w:ascii="Segoe UI" w:eastAsia="Times New Roman" w:hAnsi="Segoe UI" w:cs="Segoe UI"/>
               </w:rPr>
               <w:t>PowerShell (security log analysis), Python (log parsing, IP-based access control)</w:t>
             </w:r>
@@ -852,37 +766,35 @@
         </w:tc>
       </w:tr>
       <w:tr>
+        <w:trPr>
+          <w:divId w:val="1675838307"/>
+        </w:trPr>
         <w:tc>
           <w:tcPr>
-            <w:tcW w:w="1500" w:type="pct"/>
-            <w:tcMar>
-              <w:top w:w="30" w:type="dxa"/>
-              <w:left w:w="75" w:type="dxa"/>
-              <w:bottom w:w="30" w:type="dxa"/>
-              <w:right w:w="75" w:type="dxa"/>
-            </w:tcMar>
+            <w:tcW w:w="1600" w:type="pct"/>
+            <w:tcBorders>
+              <w:top w:val="single" w:sz="6" w:space="0" w:color="CBD5E1"/>
+              <w:left w:val="single" w:sz="6" w:space="0" w:color="CBD5E1"/>
+              <w:bottom w:val="single" w:sz="6" w:space="0" w:color="CBD5E1"/>
+              <w:right w:val="single" w:sz="6" w:space="0" w:color="CBD5E1"/>
+            </w:tcBorders>
+            <w:shd w:val="clear" w:color="auto" w:fill="F1F5F9"/>
             <w:hideMark/>
           </w:tcPr>
           <w:p>
             <w:pPr>
-              <w:spacing w:after="150"/>
-              <w:rPr>
-                <w:rFonts w:ascii="Calibri" w:eastAsia="Times New Roman" w:hAnsi="Calibri" w:cs="Calibri"/>
+              <w:jc w:val="center"/>
+              <w:rPr>
+                <w:rFonts w:ascii="Segoe UI" w:eastAsia="Times New Roman" w:hAnsi="Segoe UI" w:cs="Segoe UI"/>
                 <w:b/>
                 <w:bCs/>
-                <w:color w:val="000000"/>
-                <w:sz w:val="22"/>
-                <w:szCs w:val="22"/>
               </w:rPr>
             </w:pPr>
             <w:r>
               <w:rPr>
-                <w:rFonts w:ascii="Calibri" w:eastAsia="Times New Roman" w:hAnsi="Calibri" w:cs="Calibri"/>
+                <w:rFonts w:ascii="Segoe UI" w:eastAsia="Times New Roman" w:hAnsi="Segoe UI" w:cs="Segoe UI"/>
                 <w:b/>
                 <w:bCs/>
-                <w:color w:val="000000"/>
-                <w:sz w:val="22"/>
-                <w:szCs w:val="22"/>
               </w:rPr>
               <w:t>Operating Systems</w:t>
             </w:r>
@@ -890,69 +802,66 @@
         </w:tc>
         <w:tc>
           <w:tcPr>
-            <w:tcW w:w="3500" w:type="pct"/>
-            <w:tcMar>
-              <w:top w:w="30" w:type="dxa"/>
-              <w:left w:w="75" w:type="dxa"/>
-              <w:bottom w:w="30" w:type="dxa"/>
-              <w:right w:w="75" w:type="dxa"/>
-            </w:tcMar>
+            <w:tcW w:w="0" w:type="auto"/>
+            <w:tcBorders>
+              <w:top w:val="single" w:sz="6" w:space="0" w:color="CBD5E1"/>
+              <w:left w:val="single" w:sz="6" w:space="0" w:color="CBD5E1"/>
+              <w:bottom w:val="single" w:sz="6" w:space="0" w:color="CBD5E1"/>
+              <w:right w:val="single" w:sz="6" w:space="0" w:color="CBD5E1"/>
+            </w:tcBorders>
             <w:hideMark/>
           </w:tcPr>
           <w:p>
             <w:pPr>
-              <w:spacing w:after="150"/>
-              <w:rPr>
-                <w:rFonts w:ascii="Calibri" w:eastAsia="Times New Roman" w:hAnsi="Calibri" w:cs="Calibri"/>
-                <w:color w:val="000000"/>
-                <w:sz w:val="22"/>
-                <w:szCs w:val="22"/>
+              <w:rPr>
+                <w:rFonts w:ascii="Segoe UI" w:eastAsia="Times New Roman" w:hAnsi="Segoe UI" w:cs="Segoe UI"/>
               </w:rPr>
             </w:pPr>
             <w:r>
               <w:rPr>
-                <w:rFonts w:ascii="Calibri" w:eastAsia="Times New Roman" w:hAnsi="Calibri" w:cs="Calibri"/>
-                <w:color w:val="000000"/>
-                <w:sz w:val="22"/>
-                <w:szCs w:val="22"/>
-              </w:rPr>
-              <w:t>Windows security fundamentals, Linux (Bash basics, file permissions)</w:t>
+                <w:rFonts w:ascii="Segoe UI" w:eastAsia="Times New Roman" w:hAnsi="Segoe UI" w:cs="Segoe UI"/>
+              </w:rPr>
+              <w:t>Windows security fundamentals, Linux (Bash basics, file permissi</w:t>
+            </w:r>
+            <w:r>
+              <w:rPr>
+                <w:rFonts w:ascii="Segoe UI" w:eastAsia="Times New Roman" w:hAnsi="Segoe UI" w:cs="Segoe UI"/>
+              </w:rPr>
+              <w:t>ons)</w:t>
             </w:r>
           </w:p>
         </w:tc>
       </w:tr>
       <w:tr>
+        <w:trPr>
+          <w:divId w:val="1675838307"/>
+        </w:trPr>
         <w:tc>
           <w:tcPr>
-            <w:tcW w:w="1500" w:type="pct"/>
-            <w:tcMar>
-              <w:top w:w="30" w:type="dxa"/>
-              <w:left w:w="75" w:type="dxa"/>
-              <w:bottom w:w="30" w:type="dxa"/>
-              <w:right w:w="75" w:type="dxa"/>
-            </w:tcMar>
+            <w:tcW w:w="1600" w:type="pct"/>
+            <w:tcBorders>
+              <w:top w:val="single" w:sz="6" w:space="0" w:color="CBD5E1"/>
+              <w:left w:val="single" w:sz="6" w:space="0" w:color="CBD5E1"/>
+              <w:bottom w:val="single" w:sz="6" w:space="0" w:color="CBD5E1"/>
+              <w:right w:val="single" w:sz="6" w:space="0" w:color="CBD5E1"/>
+            </w:tcBorders>
+            <w:shd w:val="clear" w:color="auto" w:fill="F1F5F9"/>
             <w:hideMark/>
           </w:tcPr>
           <w:p>
             <w:pPr>
-              <w:spacing w:after="150"/>
-              <w:rPr>
-                <w:rFonts w:ascii="Calibri" w:eastAsia="Times New Roman" w:hAnsi="Calibri" w:cs="Calibri"/>
+              <w:jc w:val="center"/>
+              <w:rPr>
+                <w:rFonts w:ascii="Segoe UI" w:eastAsia="Times New Roman" w:hAnsi="Segoe UI" w:cs="Segoe UI"/>
                 <w:b/>
                 <w:bCs/>
-                <w:color w:val="000000"/>
-                <w:sz w:val="22"/>
-                <w:szCs w:val="22"/>
               </w:rPr>
             </w:pPr>
             <w:r>
               <w:rPr>
-                <w:rFonts w:ascii="Calibri" w:eastAsia="Times New Roman" w:hAnsi="Calibri" w:cs="Calibri"/>
+                <w:rFonts w:ascii="Segoe UI" w:eastAsia="Times New Roman" w:hAnsi="Segoe UI" w:cs="Segoe UI"/>
                 <w:b/>
                 <w:bCs/>
-                <w:color w:val="000000"/>
-                <w:sz w:val="22"/>
-                <w:szCs w:val="22"/>
               </w:rPr>
               <w:t>Networking</w:t>
             </w:r>
@@ -960,78 +869,60 @@
         </w:tc>
         <w:tc>
           <w:tcPr>
-            <w:tcW w:w="3500" w:type="pct"/>
-            <w:tcMar>
-              <w:top w:w="30" w:type="dxa"/>
-              <w:left w:w="75" w:type="dxa"/>
-              <w:bottom w:w="30" w:type="dxa"/>
-              <w:right w:w="75" w:type="dxa"/>
-            </w:tcMar>
+            <w:tcW w:w="0" w:type="auto"/>
+            <w:tcBorders>
+              <w:top w:val="single" w:sz="6" w:space="0" w:color="CBD5E1"/>
+              <w:left w:val="single" w:sz="6" w:space="0" w:color="CBD5E1"/>
+              <w:bottom w:val="single" w:sz="6" w:space="0" w:color="CBD5E1"/>
+              <w:right w:val="single" w:sz="6" w:space="0" w:color="CBD5E1"/>
+            </w:tcBorders>
             <w:hideMark/>
           </w:tcPr>
           <w:p>
             <w:pPr>
-              <w:spacing w:after="150"/>
-              <w:rPr>
-                <w:rFonts w:ascii="Calibri" w:eastAsia="Times New Roman" w:hAnsi="Calibri" w:cs="Calibri"/>
-                <w:color w:val="000000"/>
-                <w:sz w:val="22"/>
-                <w:szCs w:val="22"/>
+              <w:rPr>
+                <w:rFonts w:ascii="Segoe UI" w:eastAsia="Times New Roman" w:hAnsi="Segoe UI" w:cs="Segoe UI"/>
               </w:rPr>
             </w:pPr>
             <w:r>
               <w:rPr>
-                <w:rFonts w:ascii="Calibri" w:eastAsia="Times New Roman" w:hAnsi="Calibri" w:cs="Calibri"/>
-                <w:color w:val="000000"/>
-                <w:sz w:val="22"/>
-                <w:szCs w:val="22"/>
-              </w:rPr>
-              <w:t>TCP/IP, fire</w:t>
-            </w:r>
-            <w:r>
-              <w:rPr>
-                <w:rFonts w:ascii="Calibri" w:eastAsia="Times New Roman" w:hAnsi="Calibri" w:cs="Calibri"/>
-                <w:color w:val="000000"/>
-                <w:sz w:val="22"/>
-                <w:szCs w:val="22"/>
-              </w:rPr>
-              <w:t>walls, network security, CCNAv7</w:t>
+                <w:rFonts w:ascii="Segoe UI" w:eastAsia="Times New Roman" w:hAnsi="Segoe UI" w:cs="Segoe UI"/>
+              </w:rPr>
+              <w:t>TCP/IP, firewalls, network security, CCNAv7</w:t>
             </w:r>
           </w:p>
         </w:tc>
       </w:tr>
       <w:tr>
+        <w:trPr>
+          <w:divId w:val="1675838307"/>
+        </w:trPr>
         <w:tc>
           <w:tcPr>
-            <w:tcW w:w="1500" w:type="pct"/>
-            <w:tcMar>
-              <w:top w:w="30" w:type="dxa"/>
-              <w:left w:w="75" w:type="dxa"/>
-              <w:bottom w:w="30" w:type="dxa"/>
-              <w:right w:w="75" w:type="dxa"/>
-            </w:tcMar>
+            <w:tcW w:w="1600" w:type="pct"/>
+            <w:tcBorders>
+              <w:top w:val="single" w:sz="6" w:space="0" w:color="CBD5E1"/>
+              <w:left w:val="single" w:sz="6" w:space="0" w:color="CBD5E1"/>
+              <w:bottom w:val="single" w:sz="6" w:space="0" w:color="CBD5E1"/>
+              <w:right w:val="single" w:sz="6" w:space="0" w:color="CBD5E1"/>
+            </w:tcBorders>
+            <w:shd w:val="clear" w:color="auto" w:fill="F1F5F9"/>
             <w:hideMark/>
           </w:tcPr>
           <w:p>
             <w:pPr>
-              <w:spacing w:after="150"/>
-              <w:rPr>
-                <w:rFonts w:ascii="Calibri" w:eastAsia="Times New Roman" w:hAnsi="Calibri" w:cs="Calibri"/>
+              <w:jc w:val="center"/>
+              <w:rPr>
+                <w:rFonts w:ascii="Segoe UI" w:eastAsia="Times New Roman" w:hAnsi="Segoe UI" w:cs="Segoe UI"/>
                 <w:b/>
                 <w:bCs/>
-                <w:color w:val="000000"/>
-                <w:sz w:val="22"/>
-                <w:szCs w:val="22"/>
               </w:rPr>
             </w:pPr>
             <w:r>
               <w:rPr>
-                <w:rFonts w:ascii="Calibri" w:eastAsia="Times New Roman" w:hAnsi="Calibri" w:cs="Calibri"/>
+                <w:rFonts w:ascii="Segoe UI" w:eastAsia="Times New Roman" w:hAnsi="Segoe UI" w:cs="Segoe UI"/>
                 <w:b/>
                 <w:bCs/>
-                <w:color w:val="000000"/>
-                <w:sz w:val="22"/>
-                <w:szCs w:val="22"/>
               </w:rPr>
               <w:t>Cloud</w:t>
             </w:r>
@@ -1039,31 +930,24 @@
         </w:tc>
         <w:tc>
           <w:tcPr>
-            <w:tcW w:w="3500" w:type="pct"/>
-            <w:tcMar>
-              <w:top w:w="30" w:type="dxa"/>
-              <w:left w:w="75" w:type="dxa"/>
-              <w:bottom w:w="30" w:type="dxa"/>
-              <w:right w:w="75" w:type="dxa"/>
-            </w:tcMar>
+            <w:tcW w:w="0" w:type="auto"/>
+            <w:tcBorders>
+              <w:top w:val="single" w:sz="6" w:space="0" w:color="CBD5E1"/>
+              <w:left w:val="single" w:sz="6" w:space="0" w:color="CBD5E1"/>
+              <w:bottom w:val="single" w:sz="6" w:space="0" w:color="CBD5E1"/>
+              <w:right w:val="single" w:sz="6" w:space="0" w:color="CBD5E1"/>
+            </w:tcBorders>
             <w:hideMark/>
           </w:tcPr>
           <w:p>
             <w:pPr>
-              <w:spacing w:after="150"/>
-              <w:rPr>
-                <w:rFonts w:ascii="Calibri" w:eastAsia="Times New Roman" w:hAnsi="Calibri" w:cs="Calibri"/>
-                <w:color w:val="000000"/>
-                <w:sz w:val="22"/>
-                <w:szCs w:val="22"/>
+              <w:rPr>
+                <w:rFonts w:ascii="Segoe UI" w:eastAsia="Times New Roman" w:hAnsi="Segoe UI" w:cs="Segoe UI"/>
               </w:rPr>
             </w:pPr>
             <w:r>
               <w:rPr>
-                <w:rFonts w:ascii="Calibri" w:eastAsia="Times New Roman" w:hAnsi="Calibri" w:cs="Calibri"/>
-                <w:color w:val="000000"/>
-                <w:sz w:val="22"/>
-                <w:szCs w:val="22"/>
+                <w:rFonts w:ascii="Segoe UI" w:eastAsia="Times New Roman" w:hAnsi="Segoe UI" w:cs="Segoe UI"/>
               </w:rPr>
               <w:t>AWS Cloud Practitioner fundamentals, shared responsibility model</w:t>
             </w:r>
@@ -1073,17 +957,22 @@
     </w:tbl>
     <w:p>
       <w:pPr>
-        <w:pStyle w:val="Heading2"/>
-        <w:rPr>
-          <w:rFonts w:ascii="Calibri" w:eastAsia="Times New Roman" w:hAnsi="Calibri" w:cs="Calibri"/>
-          <w:color w:val="000000"/>
-          <w:lang w:val="en"/>
-        </w:rPr>
-      </w:pPr>
-      <w:r>
-        <w:rPr>
-          <w:rFonts w:ascii="Calibri" w:eastAsia="Times New Roman" w:hAnsi="Calibri" w:cs="Calibri"/>
-          <w:color w:val="000000"/>
+        <w:shd w:val="clear" w:color="auto" w:fill="FFFFFF"/>
+        <w:divId w:val="935791038"/>
+        <w:rPr>
+          <w:rFonts w:ascii="Segoe UI" w:eastAsia="Times New Roman" w:hAnsi="Segoe UI" w:cs="Segoe UI"/>
+          <w:b/>
+          <w:bCs/>
+          <w:color w:val="0F172A"/>
+          <w:lang w:val="en"/>
+        </w:rPr>
+      </w:pPr>
+      <w:r>
+        <w:rPr>
+          <w:rFonts w:ascii="Segoe UI" w:eastAsia="Times New Roman" w:hAnsi="Segoe UI" w:cs="Segoe UI"/>
+          <w:b/>
+          <w:bCs/>
+          <w:color w:val="0F172A"/>
           <w:lang w:val="en"/>
         </w:rPr>
         <w:t>Certifications</w:t>
@@ -1101,46 +990,41 @@
         <w:tblLook w:val="04A0" w:firstRow="1" w:lastRow="0" w:firstColumn="1" w:lastColumn="0" w:noHBand="0" w:noVBand="1"/>
       </w:tblPr>
       <w:tblGrid>
-        <w:gridCol w:w="4954"/>
-        <w:gridCol w:w="2079"/>
-        <w:gridCol w:w="2327"/>
+        <w:gridCol w:w="5626"/>
+        <w:gridCol w:w="2163"/>
+        <w:gridCol w:w="1555"/>
       </w:tblGrid>
       <w:tr>
+        <w:trPr>
+          <w:divId w:val="1675838307"/>
+          <w:tblHeader/>
+        </w:trPr>
         <w:tc>
           <w:tcPr>
             <w:tcW w:w="0" w:type="auto"/>
             <w:tcBorders>
-              <w:bottom w:val="single" w:sz="6" w:space="0" w:color="DDDDDD"/>
+              <w:top w:val="single" w:sz="6" w:space="0" w:color="CBD5E1"/>
+              <w:left w:val="single" w:sz="6" w:space="0" w:color="CBD5E1"/>
+              <w:bottom w:val="single" w:sz="6" w:space="0" w:color="CBD5E1"/>
+              <w:right w:val="single" w:sz="6" w:space="0" w:color="CBD5E1"/>
             </w:tcBorders>
-            <w:shd w:val="clear" w:color="auto" w:fill="F0F0F0"/>
-            <w:tcMar>
-              <w:top w:w="60" w:type="dxa"/>
-              <w:left w:w="90" w:type="dxa"/>
-              <w:bottom w:w="60" w:type="dxa"/>
-              <w:right w:w="90" w:type="dxa"/>
-            </w:tcMar>
+            <w:shd w:val="clear" w:color="auto" w:fill="F8FAFC"/>
+            <w:vAlign w:val="center"/>
             <w:hideMark/>
           </w:tcPr>
           <w:p>
             <w:pPr>
-              <w:spacing w:after="150"/>
-              <w:rPr>
-                <w:rFonts w:ascii="Calibri" w:eastAsia="Times New Roman" w:hAnsi="Calibri" w:cs="Calibri"/>
+              <w:rPr>
+                <w:rFonts w:ascii="Segoe UI" w:eastAsia="Times New Roman" w:hAnsi="Segoe UI" w:cs="Segoe UI"/>
                 <w:b/>
                 <w:bCs/>
-                <w:color w:val="000000"/>
-                <w:sz w:val="22"/>
-                <w:szCs w:val="22"/>
               </w:rPr>
             </w:pPr>
             <w:r>
               <w:rPr>
-                <w:rFonts w:ascii="Calibri" w:eastAsia="Times New Roman" w:hAnsi="Calibri" w:cs="Calibri"/>
+                <w:rFonts w:ascii="Segoe UI" w:eastAsia="Times New Roman" w:hAnsi="Segoe UI" w:cs="Segoe UI"/>
                 <w:b/>
                 <w:bCs/>
-                <w:color w:val="000000"/>
-                <w:sz w:val="22"/>
-                <w:szCs w:val="22"/>
               </w:rPr>
               <w:t>Certification</w:t>
             </w:r>
@@ -1150,37 +1034,28 @@
           <w:tcPr>
             <w:tcW w:w="0" w:type="auto"/>
             <w:tcBorders>
-              <w:bottom w:val="single" w:sz="6" w:space="0" w:color="DDDDDD"/>
+              <w:top w:val="single" w:sz="6" w:space="0" w:color="CBD5E1"/>
+              <w:left w:val="single" w:sz="6" w:space="0" w:color="CBD5E1"/>
+              <w:bottom w:val="single" w:sz="6" w:space="0" w:color="CBD5E1"/>
+              <w:right w:val="single" w:sz="6" w:space="0" w:color="CBD5E1"/>
             </w:tcBorders>
-            <w:shd w:val="clear" w:color="auto" w:fill="F0F0F0"/>
-            <w:tcMar>
-              <w:top w:w="60" w:type="dxa"/>
-              <w:left w:w="90" w:type="dxa"/>
-              <w:bottom w:w="60" w:type="dxa"/>
-              <w:right w:w="90" w:type="dxa"/>
-            </w:tcMar>
+            <w:shd w:val="clear" w:color="auto" w:fill="F8FAFC"/>
+            <w:vAlign w:val="center"/>
             <w:hideMark/>
           </w:tcPr>
           <w:p>
             <w:pPr>
-              <w:spacing w:after="150"/>
-              <w:rPr>
-                <w:rFonts w:ascii="Calibri" w:eastAsia="Times New Roman" w:hAnsi="Calibri" w:cs="Calibri"/>
+              <w:rPr>
+                <w:rFonts w:ascii="Segoe UI" w:eastAsia="Times New Roman" w:hAnsi="Segoe UI" w:cs="Segoe UI"/>
                 <w:b/>
                 <w:bCs/>
-                <w:color w:val="000000"/>
-                <w:sz w:val="22"/>
-                <w:szCs w:val="22"/>
               </w:rPr>
             </w:pPr>
             <w:r>
               <w:rPr>
-                <w:rFonts w:ascii="Calibri" w:eastAsia="Times New Roman" w:hAnsi="Calibri" w:cs="Calibri"/>
+                <w:rFonts w:ascii="Segoe UI" w:eastAsia="Times New Roman" w:hAnsi="Segoe UI" w:cs="Segoe UI"/>
                 <w:b/>
                 <w:bCs/>
-                <w:color w:val="000000"/>
-                <w:sz w:val="22"/>
-                <w:szCs w:val="22"/>
               </w:rPr>
               <w:t>Issuer</w:t>
             </w:r>
@@ -1190,37 +1065,28 @@
           <w:tcPr>
             <w:tcW w:w="0" w:type="auto"/>
             <w:tcBorders>
-              <w:bottom w:val="single" w:sz="6" w:space="0" w:color="DDDDDD"/>
+              <w:top w:val="single" w:sz="6" w:space="0" w:color="CBD5E1"/>
+              <w:left w:val="single" w:sz="6" w:space="0" w:color="CBD5E1"/>
+              <w:bottom w:val="single" w:sz="6" w:space="0" w:color="CBD5E1"/>
+              <w:right w:val="single" w:sz="6" w:space="0" w:color="CBD5E1"/>
             </w:tcBorders>
-            <w:shd w:val="clear" w:color="auto" w:fill="F0F0F0"/>
-            <w:tcMar>
-              <w:top w:w="60" w:type="dxa"/>
-              <w:left w:w="90" w:type="dxa"/>
-              <w:bottom w:w="60" w:type="dxa"/>
-              <w:right w:w="90" w:type="dxa"/>
-            </w:tcMar>
+            <w:shd w:val="clear" w:color="auto" w:fill="F8FAFC"/>
+            <w:vAlign w:val="center"/>
             <w:hideMark/>
           </w:tcPr>
           <w:p>
             <w:pPr>
-              <w:spacing w:after="150"/>
-              <w:rPr>
-                <w:rFonts w:ascii="Calibri" w:eastAsia="Times New Roman" w:hAnsi="Calibri" w:cs="Calibri"/>
+              <w:rPr>
+                <w:rFonts w:ascii="Segoe UI" w:eastAsia="Times New Roman" w:hAnsi="Segoe UI" w:cs="Segoe UI"/>
                 <w:b/>
                 <w:bCs/>
-                <w:color w:val="000000"/>
-                <w:sz w:val="22"/>
-                <w:szCs w:val="22"/>
               </w:rPr>
             </w:pPr>
             <w:r>
               <w:rPr>
-                <w:rFonts w:ascii="Calibri" w:eastAsia="Times New Roman" w:hAnsi="Calibri" w:cs="Calibri"/>
+                <w:rFonts w:ascii="Segoe UI" w:eastAsia="Times New Roman" w:hAnsi="Segoe UI" w:cs="Segoe UI"/>
                 <w:b/>
                 <w:bCs/>
-                <w:color w:val="000000"/>
-                <w:sz w:val="22"/>
-                <w:szCs w:val="22"/>
               </w:rPr>
               <w:t>Date</w:t>
             </w:r>
@@ -1228,39 +1094,33 @@
         </w:tc>
       </w:tr>
       <w:tr>
+        <w:trPr>
+          <w:divId w:val="1675838307"/>
+        </w:trPr>
         <w:tc>
           <w:tcPr>
             <w:tcW w:w="0" w:type="auto"/>
             <w:tcBorders>
-              <w:bottom w:val="single" w:sz="6" w:space="0" w:color="DDDDDD"/>
+              <w:top w:val="single" w:sz="6" w:space="0" w:color="CBD5E1"/>
+              <w:left w:val="single" w:sz="6" w:space="0" w:color="CBD5E1"/>
+              <w:bottom w:val="single" w:sz="6" w:space="0" w:color="CBD5E1"/>
+              <w:right w:val="single" w:sz="6" w:space="0" w:color="CBD5E1"/>
             </w:tcBorders>
-            <w:tcMar>
-              <w:top w:w="60" w:type="dxa"/>
-              <w:left w:w="90" w:type="dxa"/>
-              <w:bottom w:w="60" w:type="dxa"/>
-              <w:right w:w="90" w:type="dxa"/>
-            </w:tcMar>
+            <w:vAlign w:val="center"/>
             <w:hideMark/>
           </w:tcPr>
           <w:p>
             <w:pPr>
-              <w:spacing w:after="150"/>
-              <w:rPr>
-                <w:rFonts w:ascii="Calibri" w:eastAsia="Times New Roman" w:hAnsi="Calibri" w:cs="Calibri"/>
-                <w:color w:val="000000"/>
-                <w:sz w:val="22"/>
-                <w:szCs w:val="22"/>
+              <w:rPr>
+                <w:rFonts w:ascii="Segoe UI" w:eastAsia="Times New Roman" w:hAnsi="Segoe UI" w:cs="Segoe UI"/>
               </w:rPr>
             </w:pPr>
             <w:r>
               <w:rPr>
                 <w:rStyle w:val="Strong"/>
-                <w:rFonts w:ascii="Calibri" w:eastAsia="Times New Roman" w:hAnsi="Calibri" w:cs="Calibri"/>
-                <w:color w:val="000000"/>
-                <w:sz w:val="22"/>
-                <w:szCs w:val="22"/>
-              </w:rPr>
-              <w:t>Google Cybersecurity Professional Certificate</w:t>
+                <w:rFonts w:ascii="Segoe UI" w:eastAsia="Times New Roman" w:hAnsi="Segoe UI" w:cs="Segoe UI"/>
+              </w:rPr>
+              <w:t>ISC2 Certified in Cybersecurity (CC)</w:t>
             </w:r>
           </w:p>
         </w:tc>
@@ -1268,34 +1128,25 @@
           <w:tcPr>
             <w:tcW w:w="0" w:type="auto"/>
             <w:tcBorders>
-              <w:bottom w:val="single" w:sz="6" w:space="0" w:color="DDDDDD"/>
+              <w:top w:val="single" w:sz="6" w:space="0" w:color="CBD5E1"/>
+              <w:left w:val="single" w:sz="6" w:space="0" w:color="CBD5E1"/>
+              <w:bottom w:val="single" w:sz="6" w:space="0" w:color="CBD5E1"/>
+              <w:right w:val="single" w:sz="6" w:space="0" w:color="CBD5E1"/>
             </w:tcBorders>
-            <w:tcMar>
-              <w:top w:w="60" w:type="dxa"/>
-              <w:left w:w="90" w:type="dxa"/>
-              <w:bottom w:w="60" w:type="dxa"/>
-              <w:right w:w="90" w:type="dxa"/>
-            </w:tcMar>
+            <w:vAlign w:val="center"/>
             <w:hideMark/>
           </w:tcPr>
           <w:p>
             <w:pPr>
-              <w:spacing w:after="150"/>
-              <w:rPr>
-                <w:rFonts w:ascii="Calibri" w:eastAsia="Times New Roman" w:hAnsi="Calibri" w:cs="Calibri"/>
-                <w:color w:val="000000"/>
-                <w:sz w:val="22"/>
-                <w:szCs w:val="22"/>
+              <w:rPr>
+                <w:rFonts w:ascii="Segoe UI" w:eastAsia="Times New Roman" w:hAnsi="Segoe UI" w:cs="Segoe UI"/>
               </w:rPr>
             </w:pPr>
             <w:r>
               <w:rPr>
-                <w:rFonts w:ascii="Calibri" w:eastAsia="Times New Roman" w:hAnsi="Calibri" w:cs="Calibri"/>
-                <w:color w:val="000000"/>
-                <w:sz w:val="22"/>
-                <w:szCs w:val="22"/>
-              </w:rPr>
-              <w:t>Google / Coursera</w:t>
+                <w:rFonts w:ascii="Segoe UI" w:eastAsia="Times New Roman" w:hAnsi="Segoe UI" w:cs="Segoe UI"/>
+              </w:rPr>
+              <w:t>ISC2</w:t>
             </w:r>
           </w:p>
         </w:tc>
@@ -1303,72 +1154,56 @@
           <w:tcPr>
             <w:tcW w:w="0" w:type="auto"/>
             <w:tcBorders>
-              <w:bottom w:val="single" w:sz="6" w:space="0" w:color="DDDDDD"/>
+              <w:top w:val="single" w:sz="6" w:space="0" w:color="CBD5E1"/>
+              <w:left w:val="single" w:sz="6" w:space="0" w:color="CBD5E1"/>
+              <w:bottom w:val="single" w:sz="6" w:space="0" w:color="CBD5E1"/>
+              <w:right w:val="single" w:sz="6" w:space="0" w:color="CBD5E1"/>
             </w:tcBorders>
-            <w:tcMar>
-              <w:top w:w="60" w:type="dxa"/>
-              <w:left w:w="90" w:type="dxa"/>
-              <w:bottom w:w="60" w:type="dxa"/>
-              <w:right w:w="90" w:type="dxa"/>
-            </w:tcMar>
+            <w:vAlign w:val="center"/>
             <w:hideMark/>
           </w:tcPr>
           <w:p>
             <w:pPr>
-              <w:spacing w:after="150"/>
-              <w:rPr>
-                <w:rFonts w:ascii="Calibri" w:eastAsia="Times New Roman" w:hAnsi="Calibri" w:cs="Calibri"/>
-                <w:color w:val="000000"/>
-                <w:sz w:val="22"/>
-                <w:szCs w:val="22"/>
+              <w:rPr>
+                <w:rFonts w:ascii="Segoe UI" w:eastAsia="Times New Roman" w:hAnsi="Segoe UI" w:cs="Segoe UI"/>
               </w:rPr>
             </w:pPr>
             <w:r>
               <w:rPr>
-                <w:rFonts w:ascii="Calibri" w:eastAsia="Times New Roman" w:hAnsi="Calibri" w:cs="Calibri"/>
-                <w:color w:val="000000"/>
-                <w:sz w:val="22"/>
-                <w:szCs w:val="22"/>
-              </w:rPr>
-              <w:t>January 2026</w:t>
+                <w:rFonts w:ascii="Segoe UI" w:eastAsia="Times New Roman" w:hAnsi="Segoe UI" w:cs="Segoe UI"/>
+              </w:rPr>
+              <w:t>June 2026</w:t>
             </w:r>
           </w:p>
         </w:tc>
       </w:tr>
       <w:tr>
+        <w:trPr>
+          <w:divId w:val="1675838307"/>
+        </w:trPr>
         <w:tc>
           <w:tcPr>
             <w:tcW w:w="0" w:type="auto"/>
             <w:tcBorders>
-              <w:bottom w:val="single" w:sz="6" w:space="0" w:color="DDDDDD"/>
+              <w:top w:val="single" w:sz="6" w:space="0" w:color="CBD5E1"/>
+              <w:left w:val="single" w:sz="6" w:space="0" w:color="CBD5E1"/>
+              <w:bottom w:val="single" w:sz="6" w:space="0" w:color="CBD5E1"/>
+              <w:right w:val="single" w:sz="6" w:space="0" w:color="CBD5E1"/>
             </w:tcBorders>
-            <w:tcMar>
-              <w:top w:w="60" w:type="dxa"/>
-              <w:left w:w="90" w:type="dxa"/>
-              <w:bottom w:w="60" w:type="dxa"/>
-              <w:right w:w="90" w:type="dxa"/>
-            </w:tcMar>
+            <w:vAlign w:val="center"/>
             <w:hideMark/>
           </w:tcPr>
           <w:p>
             <w:pPr>
-              <w:spacing w:after="150"/>
-              <w:rPr>
-                <w:rFonts w:ascii="Calibri" w:eastAsia="Times New Roman" w:hAnsi="Calibri" w:cs="Calibri"/>
-                <w:color w:val="000000"/>
-                <w:sz w:val="22"/>
-                <w:szCs w:val="22"/>
+              <w:rPr>
+                <w:rFonts w:ascii="Segoe UI" w:eastAsia="Times New Roman" w:hAnsi="Segoe UI" w:cs="Segoe UI"/>
               </w:rPr>
             </w:pPr>
             <w:r>
               <w:rPr>
                 <w:rStyle w:val="Strong"/>
-                <w:rFonts w:ascii="Calibri" w:eastAsia="Times New Roman" w:hAnsi="Calibri" w:cs="Calibri"/>
-                <w:color w:val="000000"/>
-                <w:sz w:val="22"/>
-                <w:szCs w:val="22"/>
-              </w:rPr>
-              <w:lastRenderedPageBreak/>
+                <w:rFonts w:ascii="Segoe UI" w:eastAsia="Times New Roman" w:hAnsi="Segoe UI" w:cs="Segoe UI"/>
+              </w:rPr>
               <w:t>Security Analyst Level 1 (SAL1) Certificate</w:t>
             </w:r>
           </w:p>
@@ -1377,33 +1212,24 @@
           <w:tcPr>
             <w:tcW w:w="0" w:type="auto"/>
             <w:tcBorders>
-              <w:bottom w:val="single" w:sz="6" w:space="0" w:color="DDDDDD"/>
+              <w:top w:val="single" w:sz="6" w:space="0" w:color="CBD5E1"/>
+              <w:left w:val="single" w:sz="6" w:space="0" w:color="CBD5E1"/>
+              <w:bottom w:val="single" w:sz="6" w:space="0" w:color="CBD5E1"/>
+              <w:right w:val="single" w:sz="6" w:space="0" w:color="CBD5E1"/>
             </w:tcBorders>
-            <w:tcMar>
-              <w:top w:w="60" w:type="dxa"/>
-              <w:left w:w="90" w:type="dxa"/>
-              <w:bottom w:w="60" w:type="dxa"/>
-              <w:right w:w="90" w:type="dxa"/>
-            </w:tcMar>
+            <w:vAlign w:val="center"/>
             <w:hideMark/>
           </w:tcPr>
           <w:p>
             <w:pPr>
-              <w:spacing w:after="150"/>
-              <w:rPr>
-                <w:rFonts w:ascii="Calibri" w:eastAsia="Times New Roman" w:hAnsi="Calibri" w:cs="Calibri"/>
-                <w:color w:val="000000"/>
-                <w:sz w:val="22"/>
-                <w:szCs w:val="22"/>
+              <w:rPr>
+                <w:rFonts w:ascii="Segoe UI" w:eastAsia="Times New Roman" w:hAnsi="Segoe UI" w:cs="Segoe UI"/>
               </w:rPr>
             </w:pPr>
             <w:proofErr w:type="spellStart"/>
             <w:r>
               <w:rPr>
-                <w:rFonts w:ascii="Calibri" w:eastAsia="Times New Roman" w:hAnsi="Calibri" w:cs="Calibri"/>
-                <w:color w:val="000000"/>
-                <w:sz w:val="22"/>
-                <w:szCs w:val="22"/>
+                <w:rFonts w:ascii="Segoe UI" w:eastAsia="Times New Roman" w:hAnsi="Segoe UI" w:cs="Segoe UI"/>
               </w:rPr>
               <w:t>TryHackMe</w:t>
             </w:r>
@@ -1414,34 +1240,107 @@
           <w:tcPr>
             <w:tcW w:w="0" w:type="auto"/>
             <w:tcBorders>
-              <w:bottom w:val="single" w:sz="6" w:space="0" w:color="DDDDDD"/>
+              <w:top w:val="single" w:sz="6" w:space="0" w:color="CBD5E1"/>
+              <w:left w:val="single" w:sz="6" w:space="0" w:color="CBD5E1"/>
+              <w:bottom w:val="single" w:sz="6" w:space="0" w:color="CBD5E1"/>
+              <w:right w:val="single" w:sz="6" w:space="0" w:color="CBD5E1"/>
             </w:tcBorders>
-            <w:tcMar>
-              <w:top w:w="60" w:type="dxa"/>
-              <w:left w:w="90" w:type="dxa"/>
-              <w:bottom w:w="60" w:type="dxa"/>
-              <w:right w:w="90" w:type="dxa"/>
-            </w:tcMar>
+            <w:vAlign w:val="center"/>
             <w:hideMark/>
           </w:tcPr>
           <w:p>
             <w:pPr>
-              <w:spacing w:after="150"/>
-              <w:rPr>
-                <w:rFonts w:ascii="Calibri" w:eastAsia="Times New Roman" w:hAnsi="Calibri" w:cs="Calibri"/>
-                <w:color w:val="000000"/>
-                <w:sz w:val="22"/>
-                <w:szCs w:val="22"/>
+              <w:rPr>
+                <w:rFonts w:ascii="Segoe UI" w:eastAsia="Times New Roman" w:hAnsi="Segoe UI" w:cs="Segoe UI"/>
               </w:rPr>
             </w:pPr>
             <w:r>
               <w:rPr>
-                <w:rFonts w:ascii="Calibri" w:eastAsia="Times New Roman" w:hAnsi="Calibri" w:cs="Calibri"/>
-                <w:color w:val="000000"/>
-                <w:sz w:val="22"/>
-                <w:szCs w:val="22"/>
-              </w:rPr>
-              <w:t>Estimated May 2026</w:t>
+                <w:rFonts w:ascii="Segoe UI" w:eastAsia="Times New Roman" w:hAnsi="Segoe UI" w:cs="Segoe UI"/>
+              </w:rPr>
+              <w:t>May 2026</w:t>
+            </w:r>
+          </w:p>
+        </w:tc>
+      </w:tr>
+      <w:tr>
+        <w:trPr>
+          <w:divId w:val="1675838307"/>
+        </w:trPr>
+        <w:tc>
+          <w:tcPr>
+            <w:tcW w:w="0" w:type="auto"/>
+            <w:tcBorders>
+              <w:top w:val="single" w:sz="6" w:space="0" w:color="CBD5E1"/>
+              <w:left w:val="single" w:sz="6" w:space="0" w:color="CBD5E1"/>
+              <w:bottom w:val="single" w:sz="6" w:space="0" w:color="CBD5E1"/>
+              <w:right w:val="single" w:sz="6" w:space="0" w:color="CBD5E1"/>
+            </w:tcBorders>
+            <w:vAlign w:val="center"/>
+          </w:tcPr>
+          <w:p>
+            <w:pPr>
+              <w:rPr>
+                <w:rStyle w:val="Strong"/>
+                <w:rFonts w:ascii="Segoe UI" w:eastAsia="Times New Roman" w:hAnsi="Segoe UI" w:cs="Segoe UI"/>
+              </w:rPr>
+            </w:pPr>
+            <w:r>
+              <w:rPr>
+                <w:rStyle w:val="Strong"/>
+                <w:rFonts w:ascii="Segoe UI" w:eastAsia="Times New Roman" w:hAnsi="Segoe UI" w:cs="Segoe UI"/>
+              </w:rPr>
+              <w:t>Google Cybersecurity Professional Certificate</w:t>
+            </w:r>
+          </w:p>
+        </w:tc>
+        <w:tc>
+          <w:tcPr>
+            <w:tcW w:w="0" w:type="auto"/>
+            <w:tcBorders>
+              <w:top w:val="single" w:sz="6" w:space="0" w:color="CBD5E1"/>
+              <w:left w:val="single" w:sz="6" w:space="0" w:color="CBD5E1"/>
+              <w:bottom w:val="single" w:sz="6" w:space="0" w:color="CBD5E1"/>
+              <w:right w:val="single" w:sz="6" w:space="0" w:color="CBD5E1"/>
+            </w:tcBorders>
+            <w:vAlign w:val="center"/>
+          </w:tcPr>
+          <w:p>
+            <w:pPr>
+              <w:rPr>
+                <w:rFonts w:ascii="Segoe UI" w:eastAsia="Times New Roman" w:hAnsi="Segoe UI" w:cs="Segoe UI"/>
+              </w:rPr>
+            </w:pPr>
+            <w:r>
+              <w:rPr>
+                <w:rFonts w:ascii="Segoe UI" w:eastAsia="Times New Roman" w:hAnsi="Segoe UI" w:cs="Segoe UI"/>
+              </w:rPr>
+              <w:t>Google / Coursera</w:t>
+            </w:r>
+          </w:p>
+        </w:tc>
+        <w:tc>
+          <w:tcPr>
+            <w:tcW w:w="0" w:type="auto"/>
+            <w:tcBorders>
+              <w:top w:val="single" w:sz="6" w:space="0" w:color="CBD5E1"/>
+              <w:left w:val="single" w:sz="6" w:space="0" w:color="CBD5E1"/>
+              <w:bottom w:val="single" w:sz="6" w:space="0" w:color="CBD5E1"/>
+              <w:right w:val="single" w:sz="6" w:space="0" w:color="CBD5E1"/>
+            </w:tcBorders>
+            <w:vAlign w:val="center"/>
+          </w:tcPr>
+          <w:p>
+            <w:pPr>
+              <w:rPr>
+                <w:rFonts w:ascii="Segoe UI" w:eastAsia="Times New Roman" w:hAnsi="Segoe UI" w:cs="Segoe UI"/>
+              </w:rPr>
+            </w:pPr>
+            <w:r>
+              <w:rPr>
+                <w:rFonts w:ascii="Segoe UI" w:eastAsia="Times New Roman" w:hAnsi="Segoe UI" w:cs="Segoe UI"/>
+              </w:rPr>
+              <w:t>January 2026</w:t>
             </w:r>
           </w:p>
         </w:tc>
@@ -1449,86 +1348,95 @@
     </w:tbl>
     <w:p>
       <w:pPr>
-        <w:pStyle w:val="Heading2"/>
-        <w:rPr>
-          <w:rFonts w:ascii="Calibri" w:eastAsia="Times New Roman" w:hAnsi="Calibri" w:cs="Calibri"/>
-          <w:color w:val="000000"/>
-          <w:lang w:val="en"/>
-        </w:rPr>
-      </w:pPr>
-      <w:r>
-        <w:rPr>
-          <w:rFonts w:ascii="Calibri" w:eastAsia="Times New Roman" w:hAnsi="Calibri" w:cs="Calibri"/>
-          <w:color w:val="000000"/>
-          <w:lang w:val="en"/>
-        </w:rPr>
+        <w:shd w:val="clear" w:color="auto" w:fill="FFFFFF"/>
+        <w:divId w:val="1788770972"/>
+        <w:rPr>
+          <w:rFonts w:ascii="Segoe UI" w:eastAsia="Times New Roman" w:hAnsi="Segoe UI" w:cs="Segoe UI"/>
+          <w:b/>
+          <w:bCs/>
+          <w:color w:val="0F172A"/>
+          <w:lang w:val="en"/>
+        </w:rPr>
+      </w:pPr>
+      <w:r>
+        <w:rPr>
+          <w:rFonts w:ascii="Segoe UI" w:eastAsia="Times New Roman" w:hAnsi="Segoe UI" w:cs="Segoe UI"/>
+          <w:b/>
+          <w:bCs/>
+          <w:color w:val="0F172A"/>
+          <w:lang w:val="en"/>
+        </w:rPr>
+        <w:lastRenderedPageBreak/>
         <w:t>Portfolio Projects &amp; Hands-On Work</w:t>
       </w:r>
     </w:p>
     <w:p>
       <w:pPr>
-        <w:pStyle w:val="NormalWeb"/>
-        <w:rPr>
-          <w:rFonts w:ascii="Calibri" w:hAnsi="Calibri" w:cs="Calibri"/>
-          <w:color w:val="000000"/>
-          <w:sz w:val="22"/>
-          <w:szCs w:val="22"/>
-          <w:lang w:val="en"/>
-        </w:rPr>
-      </w:pPr>
-      <w:r>
-        <w:rPr>
-          <w:rStyle w:val="Strong"/>
-          <w:rFonts w:ascii="Calibri" w:hAnsi="Calibri" w:cs="Calibri"/>
-          <w:color w:val="000000"/>
-          <w:sz w:val="22"/>
-          <w:szCs w:val="22"/>
-          <w:lang w:val="en"/>
-        </w:rPr>
-        <w:t>Live Portfolio:</w:t>
-      </w:r>
-      <w:r>
-        <w:rPr>
-          <w:rFonts w:ascii="Calibri" w:hAnsi="Calibri" w:cs="Calibri"/>
-          <w:color w:val="000000"/>
-          <w:sz w:val="22"/>
-          <w:szCs w:val="22"/>
-          <w:lang w:val="en"/>
-        </w:rPr>
-        <w:t xml:space="preserve"> </w:t>
+        <w:shd w:val="clear" w:color="auto" w:fill="FFFFFF"/>
+        <w:divId w:val="1689873562"/>
+        <w:rPr>
+          <w:rFonts w:ascii="Segoe UI" w:eastAsia="Times New Roman" w:hAnsi="Segoe UI" w:cs="Segoe UI"/>
+          <w:color w:val="475569"/>
+          <w:lang w:val="en"/>
+        </w:rPr>
+      </w:pPr>
+      <w:r>
+        <w:rPr>
+          <w:rFonts w:ascii="Segoe UI Symbol" w:eastAsia="Times New Roman" w:hAnsi="Segoe UI Symbol" w:cs="Segoe UI Symbol"/>
+          <w:color w:val="475569"/>
+          <w:lang w:val="en"/>
+        </w:rPr>
+        <w:t>📁</w:t>
+      </w:r>
+      <w:r>
+        <w:rPr>
+          <w:rFonts w:ascii="Segoe UI" w:eastAsia="Times New Roman" w:hAnsi="Segoe UI" w:cs="Segoe UI"/>
+          <w:color w:val="475569"/>
+          <w:lang w:val="en"/>
+        </w:rPr>
+        <w:t xml:space="preserve"> Live Portfolio: </w:t>
       </w:r>
       <w:hyperlink r:id="rId9" w:tgtFrame="_blank" w:history="1">
         <w:r>
           <w:rPr>
             <w:rStyle w:val="Hyperlink"/>
-            <w:rFonts w:ascii="Calibri" w:hAnsi="Calibri" w:cs="Calibri"/>
-            <w:sz w:val="22"/>
-            <w:szCs w:val="22"/>
+            <w:rFonts w:ascii="Segoe UI" w:eastAsia="Times New Roman" w:hAnsi="Segoe UI" w:cs="Segoe UI"/>
+            <w:color w:val="2563EB"/>
+            <w:u w:val="none"/>
             <w:lang w:val="en"/>
           </w:rPr>
-          <w:t>badr-naji1.github.io</w:t>
+          <w:t>badr-naji1.github.</w:t>
+        </w:r>
+        <w:r>
+          <w:rPr>
+            <w:rStyle w:val="Hyperlink"/>
+            <w:rFonts w:ascii="Segoe UI" w:eastAsia="Times New Roman" w:hAnsi="Segoe UI" w:cs="Segoe UI"/>
+            <w:color w:val="2563EB"/>
+            <w:u w:val="none"/>
+            <w:lang w:val="en"/>
+          </w:rPr>
+          <w:t>io</w:t>
         </w:r>
       </w:hyperlink>
     </w:p>
     <w:p>
       <w:pPr>
-        <w:pStyle w:val="NormalWeb"/>
-        <w:rPr>
-          <w:rStyle w:val="Strong"/>
-          <w:rFonts w:ascii="Calibri" w:hAnsi="Calibri" w:cs="Calibri"/>
-          <w:color w:val="000000"/>
-          <w:sz w:val="22"/>
-          <w:szCs w:val="22"/>
-          <w:lang w:val="en"/>
-        </w:rPr>
-      </w:pPr>
-      <w:r>
-        <w:rPr>
-          <w:rStyle w:val="Strong"/>
-          <w:rFonts w:ascii="Calibri" w:hAnsi="Calibri" w:cs="Calibri"/>
-          <w:color w:val="000000"/>
-          <w:sz w:val="22"/>
-          <w:szCs w:val="22"/>
+        <w:shd w:val="clear" w:color="auto" w:fill="FFFFFF"/>
+        <w:divId w:val="2118864256"/>
+        <w:rPr>
+          <w:rFonts w:ascii="Segoe UI" w:eastAsia="Times New Roman" w:hAnsi="Segoe UI" w:cs="Segoe UI"/>
+          <w:b/>
+          <w:bCs/>
+          <w:color w:val="0F172A"/>
+          <w:lang w:val="en"/>
+        </w:rPr>
+      </w:pPr>
+      <w:r>
+        <w:rPr>
+          <w:rFonts w:ascii="Segoe UI" w:eastAsia="Times New Roman" w:hAnsi="Segoe UI" w:cs="Segoe UI"/>
+          <w:b/>
+          <w:bCs/>
+          <w:color w:val="0F172A"/>
           <w:lang w:val="en"/>
         </w:rPr>
         <w:t>SOC Investigation Reports (Simulated):</w:t>
@@ -1540,82 +1448,65 @@
           <w:ilvl w:val="0"/>
           <w:numId w:val="1"/>
         </w:numPr>
-        <w:spacing w:before="100" w:beforeAutospacing="1" w:after="45"/>
-        <w:ind w:left="300"/>
-        <w:rPr>
-          <w:rFonts w:ascii="Calibri" w:eastAsia="Times New Roman" w:hAnsi="Calibri" w:cs="Calibri"/>
-          <w:color w:val="000000"/>
-          <w:sz w:val="22"/>
-          <w:szCs w:val="22"/>
+        <w:shd w:val="clear" w:color="auto" w:fill="FFFFFF"/>
+        <w:spacing w:before="100" w:beforeAutospacing="1" w:after="100" w:afterAutospacing="1"/>
+        <w:divId w:val="1675838307"/>
+        <w:rPr>
+          <w:rFonts w:ascii="Segoe UI" w:eastAsia="Times New Roman" w:hAnsi="Segoe UI" w:cs="Segoe UI"/>
+          <w:lang w:val="en"/>
         </w:rPr>
       </w:pPr>
       <w:r>
         <w:rPr>
           <w:rStyle w:val="Strong"/>
-          <w:rFonts w:ascii="Calibri" w:eastAsia="Times New Roman" w:hAnsi="Calibri" w:cs="Calibri"/>
-          <w:color w:val="000000"/>
-          <w:sz w:val="22"/>
-          <w:szCs w:val="22"/>
-          <w:lang w:val="en"/>
-        </w:rPr>
-        <w:t xml:space="preserve">Boogeyman 1 Challenge </w:t>
-      </w:r>
-      <w:r>
-        <w:rPr>
-          <w:rFonts w:ascii="Calibri" w:eastAsia="Times New Roman" w:hAnsi="Calibri" w:cs="Calibri"/>
-          <w:color w:val="000000"/>
-          <w:sz w:val="22"/>
-          <w:szCs w:val="22"/>
-          <w:lang w:val="en"/>
-        </w:rPr>
-        <w:t>– Investigated a</w:t>
-      </w:r>
-      <w:r>
-        <w:rPr>
-          <w:rFonts w:ascii="Calibri" w:eastAsia="Times New Roman" w:hAnsi="Calibri" w:cs="Calibri"/>
-          <w:color w:val="000000"/>
-          <w:sz w:val="22"/>
-          <w:szCs w:val="22"/>
-        </w:rPr>
-        <w:t xml:space="preserve"> phishing email with a password</w:t>
-      </w:r>
-      <w:r>
-        <w:rPr>
-          <w:rFonts w:ascii="Calibri" w:eastAsia="Times New Roman" w:hAnsi="Calibri" w:cs="Calibri"/>
-          <w:color w:val="000000"/>
-          <w:sz w:val="22"/>
-          <w:szCs w:val="22"/>
+          <w:rFonts w:ascii="Segoe UI" w:eastAsia="Times New Roman" w:hAnsi="Segoe UI" w:cs="Segoe UI"/>
+          <w:lang w:val="en"/>
+        </w:rPr>
+        <w:t>Boogeyman 1 Challenge</w:t>
+      </w:r>
+      <w:r>
+        <w:rPr>
+          <w:rFonts w:ascii="Segoe UI" w:eastAsia="Times New Roman" w:hAnsi="Segoe UI" w:cs="Segoe UI"/>
+          <w:lang w:val="en"/>
+        </w:rPr>
+        <w:t xml:space="preserve"> – Investigated a phishing email with a password</w:t>
+      </w:r>
+      <w:r>
+        <w:rPr>
+          <w:rFonts w:ascii="Segoe UI" w:eastAsia="Times New Roman" w:hAnsi="Segoe UI" w:cs="Segoe UI"/>
+          <w:lang w:val="en"/>
         </w:rPr>
         <w:noBreakHyphen/>
         <w:t>protected ZIP containing a malicious LNK file led to PowerShell</w:t>
       </w:r>
       <w:r>
         <w:rPr>
-          <w:rFonts w:ascii="Calibri" w:eastAsia="Times New Roman" w:hAnsi="Calibri" w:cs="Calibri"/>
-          <w:color w:val="000000"/>
-          <w:sz w:val="22"/>
-          <w:szCs w:val="22"/>
+          <w:rFonts w:ascii="Segoe UI" w:eastAsia="Times New Roman" w:hAnsi="Segoe UI" w:cs="Segoe UI"/>
+          <w:lang w:val="en"/>
         </w:rPr>
         <w:noBreakHyphen/>
-        <w:t xml:space="preserve">based malware download, enumeration, and exfiltration of a KeePass database and credit card number via DNS </w:t>
+        <w:t xml:space="preserve">based malware download, enumeration, and exfiltration of a KeePass database and </w:t>
+      </w:r>
+      <w:r>
+        <w:rPr>
+          <w:rFonts w:ascii="Segoe UI" w:eastAsia="Times New Roman" w:hAnsi="Segoe UI" w:cs="Segoe UI"/>
+          <w:lang w:val="en"/>
+        </w:rPr>
+        <w:t xml:space="preserve">credit card number via DNS </w:t>
       </w:r>
       <w:proofErr w:type="spellStart"/>
       <w:r>
         <w:rPr>
-          <w:rFonts w:ascii="Calibri" w:eastAsia="Times New Roman" w:hAnsi="Calibri" w:cs="Calibri"/>
-          <w:color w:val="000000"/>
-          <w:sz w:val="22"/>
-          <w:szCs w:val="22"/>
+          <w:rFonts w:ascii="Segoe UI" w:eastAsia="Times New Roman" w:hAnsi="Segoe UI" w:cs="Segoe UI"/>
+          <w:lang w:val="en"/>
         </w:rPr>
         <w:t>tunnelling</w:t>
       </w:r>
       <w:proofErr w:type="spellEnd"/>
       <w:r>
         <w:rPr>
-          <w:rFonts w:ascii="Calibri" w:eastAsia="Times New Roman" w:hAnsi="Calibri" w:cs="Calibri"/>
-          <w:color w:val="000000"/>
-          <w:sz w:val="22"/>
-          <w:szCs w:val="22"/>
+          <w:rFonts w:ascii="Segoe UI" w:eastAsia="Times New Roman" w:hAnsi="Segoe UI" w:cs="Segoe UI"/>
+          <w:lang w:val="en"/>
         </w:rPr>
         <w:t>.</w:t>
       </w:r>
@@ -1626,53 +1517,32 @@
           <w:ilvl w:val="0"/>
           <w:numId w:val="1"/>
         </w:numPr>
-        <w:spacing w:before="100" w:beforeAutospacing="1" w:after="45"/>
-        <w:ind w:left="300"/>
-        <w:rPr>
-          <w:rFonts w:ascii="Calibri" w:eastAsia="Times New Roman" w:hAnsi="Calibri" w:cs="Calibri"/>
-          <w:color w:val="000000"/>
-          <w:sz w:val="22"/>
-          <w:szCs w:val="22"/>
+        <w:shd w:val="clear" w:color="auto" w:fill="FFFFFF"/>
+        <w:spacing w:before="100" w:beforeAutospacing="1" w:after="100" w:afterAutospacing="1"/>
+        <w:divId w:val="1675838307"/>
+        <w:rPr>
+          <w:rFonts w:ascii="Segoe UI" w:eastAsia="Times New Roman" w:hAnsi="Segoe UI" w:cs="Segoe UI"/>
           <w:lang w:val="en"/>
         </w:rPr>
       </w:pPr>
       <w:r>
         <w:rPr>
           <w:rStyle w:val="Strong"/>
-          <w:rFonts w:ascii="Calibri" w:eastAsia="Times New Roman" w:hAnsi="Calibri" w:cs="Calibri"/>
-          <w:color w:val="000000"/>
-          <w:sz w:val="22"/>
-          <w:szCs w:val="22"/>
+          <w:rFonts w:ascii="Segoe UI" w:eastAsia="Times New Roman" w:hAnsi="Segoe UI" w:cs="Segoe UI"/>
           <w:lang w:val="en"/>
         </w:rPr>
         <w:t>Tempest Challenge</w:t>
       </w:r>
       <w:r>
         <w:rPr>
-          <w:rFonts w:ascii="Calibri" w:eastAsia="Times New Roman" w:hAnsi="Calibri" w:cs="Calibri"/>
-          <w:color w:val="000000"/>
-          <w:sz w:val="22"/>
-          <w:szCs w:val="22"/>
-          <w:lang w:val="en"/>
-        </w:rPr>
-        <w:t xml:space="preserve"> </w:t>
-      </w:r>
-      <w:r>
-        <w:rPr>
-          <w:rFonts w:ascii="Calibri" w:eastAsia="Times New Roman" w:hAnsi="Calibri" w:cs="Calibri"/>
-          <w:color w:val="000000"/>
-          <w:sz w:val="22"/>
-          <w:szCs w:val="22"/>
-          <w:lang w:val="en"/>
-        </w:rPr>
-        <w:t>– Investigated a CVE</w:t>
-      </w:r>
-      <w:r>
-        <w:rPr>
-          <w:rFonts w:ascii="Calibri" w:eastAsia="Times New Roman" w:hAnsi="Calibri" w:cs="Calibri"/>
-          <w:color w:val="000000"/>
-          <w:sz w:val="22"/>
-          <w:szCs w:val="22"/>
+          <w:rFonts w:ascii="Segoe UI" w:eastAsia="Times New Roman" w:hAnsi="Segoe UI" w:cs="Segoe UI"/>
+          <w:lang w:val="en"/>
+        </w:rPr>
+        <w:t xml:space="preserve"> – Investigated a CVE</w:t>
+      </w:r>
+      <w:r>
+        <w:rPr>
+          <w:rFonts w:ascii="Segoe UI" w:eastAsia="Times New Roman" w:hAnsi="Segoe UI" w:cs="Segoe UI"/>
           <w:lang w:val="en"/>
         </w:rPr>
         <w:noBreakHyphen/>
@@ -1680,10 +1550,7 @@
       </w:r>
       <w:r>
         <w:rPr>
-          <w:rFonts w:ascii="Calibri" w:eastAsia="Times New Roman" w:hAnsi="Calibri" w:cs="Calibri"/>
-          <w:color w:val="000000"/>
-          <w:sz w:val="22"/>
-          <w:szCs w:val="22"/>
+          <w:rFonts w:ascii="Segoe UI" w:eastAsia="Times New Roman" w:hAnsi="Segoe UI" w:cs="Segoe UI"/>
           <w:lang w:val="en"/>
         </w:rPr>
         <w:noBreakHyphen/>
@@ -1692,10 +1559,7 @@
       <w:proofErr w:type="spellStart"/>
       <w:r>
         <w:rPr>
-          <w:rFonts w:ascii="Calibri" w:eastAsia="Times New Roman" w:hAnsi="Calibri" w:cs="Calibri"/>
-          <w:color w:val="000000"/>
-          <w:sz w:val="22"/>
-          <w:szCs w:val="22"/>
+          <w:rFonts w:ascii="Segoe UI" w:eastAsia="Times New Roman" w:hAnsi="Segoe UI" w:cs="Segoe UI"/>
           <w:lang w:val="en"/>
         </w:rPr>
         <w:t>Follina</w:t>
@@ -1703,10 +1567,7 @@
       <w:proofErr w:type="spellEnd"/>
       <w:r>
         <w:rPr>
-          <w:rFonts w:ascii="Calibri" w:eastAsia="Times New Roman" w:hAnsi="Calibri" w:cs="Calibri"/>
-          <w:color w:val="000000"/>
-          <w:sz w:val="22"/>
-          <w:szCs w:val="22"/>
+          <w:rFonts w:ascii="Segoe UI" w:eastAsia="Times New Roman" w:hAnsi="Segoe UI" w:cs="Segoe UI"/>
           <w:lang w:val="en"/>
         </w:rPr>
         <w:t>) compromise, tracing full attack chain, C2 communication, privilege escalation, and persistence. Documented IOCs and remediation.</w:t>
@@ -1718,54 +1579,40 @@
           <w:ilvl w:val="0"/>
           <w:numId w:val="1"/>
         </w:numPr>
-        <w:spacing w:before="100" w:beforeAutospacing="1" w:after="45"/>
-        <w:ind w:left="300"/>
-        <w:rPr>
-          <w:rFonts w:ascii="Calibri" w:eastAsia="Times New Roman" w:hAnsi="Calibri" w:cs="Calibri"/>
-          <w:color w:val="000000"/>
-          <w:sz w:val="22"/>
-          <w:szCs w:val="22"/>
+        <w:shd w:val="clear" w:color="auto" w:fill="FFFFFF"/>
+        <w:spacing w:before="100" w:beforeAutospacing="1" w:after="100" w:afterAutospacing="1"/>
+        <w:divId w:val="1675838307"/>
+        <w:rPr>
+          <w:rFonts w:ascii="Segoe UI" w:eastAsia="Times New Roman" w:hAnsi="Segoe UI" w:cs="Segoe UI"/>
           <w:lang w:val="en"/>
         </w:rPr>
       </w:pPr>
       <w:r>
         <w:rPr>
           <w:rStyle w:val="Strong"/>
-          <w:rFonts w:ascii="Calibri" w:eastAsia="Times New Roman" w:hAnsi="Calibri" w:cs="Calibri"/>
-          <w:color w:val="000000"/>
-          <w:sz w:val="22"/>
-          <w:szCs w:val="22"/>
+          <w:rFonts w:ascii="Segoe UI" w:eastAsia="Times New Roman" w:hAnsi="Segoe UI" w:cs="Segoe UI"/>
           <w:lang w:val="en"/>
         </w:rPr>
         <w:t>Benign Challenge</w:t>
       </w:r>
       <w:r>
         <w:rPr>
-          <w:rFonts w:ascii="Calibri" w:eastAsia="Times New Roman" w:hAnsi="Calibri" w:cs="Calibri"/>
-          <w:color w:val="000000"/>
-          <w:sz w:val="22"/>
-          <w:szCs w:val="22"/>
-          <w:lang w:val="en"/>
-        </w:rPr>
-        <w:t xml:space="preserve"> – Analyzed HR workstation compromise via impostor account, scheduled</w:t>
-      </w:r>
-      <w:r>
-        <w:rPr>
-          <w:rFonts w:ascii="Calibri" w:eastAsia="Times New Roman" w:hAnsi="Calibri" w:cs="Calibri"/>
-          <w:color w:val="000000"/>
-          <w:sz w:val="22"/>
-          <w:szCs w:val="22"/>
-          <w:lang w:val="en"/>
-        </w:rPr>
-        <w:t xml:space="preserve"> task persistence, and </w:t>
+          <w:rFonts w:ascii="Segoe UI" w:eastAsia="Times New Roman" w:hAnsi="Segoe UI" w:cs="Segoe UI"/>
+          <w:lang w:val="en"/>
+        </w:rPr>
+        <w:t xml:space="preserve"> </w:t>
+      </w:r>
+      <w:r>
+        <w:rPr>
+          <w:rFonts w:ascii="Segoe UI" w:eastAsia="Times New Roman" w:hAnsi="Segoe UI" w:cs="Segoe UI"/>
+          <w:lang w:val="en"/>
+        </w:rPr>
+        <w:t xml:space="preserve">– Analyzed HR workstation compromise via impostor account, scheduled task persistence, and </w:t>
       </w:r>
       <w:proofErr w:type="spellStart"/>
       <w:r>
         <w:rPr>
-          <w:rFonts w:ascii="Calibri" w:eastAsia="Times New Roman" w:hAnsi="Calibri" w:cs="Calibri"/>
-          <w:color w:val="000000"/>
-          <w:sz w:val="22"/>
-          <w:szCs w:val="22"/>
+          <w:rFonts w:ascii="Segoe UI" w:eastAsia="Times New Roman" w:hAnsi="Segoe UI" w:cs="Segoe UI"/>
           <w:lang w:val="en"/>
         </w:rPr>
         <w:t>LOLBin</w:t>
@@ -1773,10 +1620,7 @@
       <w:proofErr w:type="spellEnd"/>
       <w:r>
         <w:rPr>
-          <w:rFonts w:ascii="Calibri" w:eastAsia="Times New Roman" w:hAnsi="Calibri" w:cs="Calibri"/>
-          <w:color w:val="000000"/>
-          <w:sz w:val="22"/>
-          <w:szCs w:val="22"/>
+          <w:rFonts w:ascii="Segoe UI" w:eastAsia="Times New Roman" w:hAnsi="Segoe UI" w:cs="Segoe UI"/>
           <w:lang w:val="en"/>
         </w:rPr>
         <w:t xml:space="preserve"> usage.</w:t>
@@ -1788,13 +1632,11 @@
           <w:ilvl w:val="0"/>
           <w:numId w:val="1"/>
         </w:numPr>
-        <w:spacing w:before="100" w:beforeAutospacing="1" w:after="45"/>
-        <w:ind w:left="300"/>
-        <w:rPr>
-          <w:rFonts w:ascii="Calibri" w:eastAsia="Times New Roman" w:hAnsi="Calibri" w:cs="Calibri"/>
-          <w:color w:val="000000"/>
-          <w:sz w:val="22"/>
-          <w:szCs w:val="22"/>
+        <w:shd w:val="clear" w:color="auto" w:fill="FFFFFF"/>
+        <w:spacing w:before="100" w:beforeAutospacing="1" w:after="100" w:afterAutospacing="1"/>
+        <w:divId w:val="1675838307"/>
+        <w:rPr>
+          <w:rFonts w:ascii="Segoe UI" w:eastAsia="Times New Roman" w:hAnsi="Segoe UI" w:cs="Segoe UI"/>
           <w:lang w:val="en"/>
         </w:rPr>
       </w:pPr>
@@ -1802,10 +1644,7 @@
       <w:r>
         <w:rPr>
           <w:rStyle w:val="Strong"/>
-          <w:rFonts w:ascii="Calibri" w:eastAsia="Times New Roman" w:hAnsi="Calibri" w:cs="Calibri"/>
-          <w:color w:val="000000"/>
-          <w:sz w:val="22"/>
-          <w:szCs w:val="22"/>
+          <w:rFonts w:ascii="Segoe UI" w:eastAsia="Times New Roman" w:hAnsi="Segoe UI" w:cs="Segoe UI"/>
           <w:lang w:val="en"/>
         </w:rPr>
         <w:t>ItsyBitsy</w:t>
@@ -1814,49 +1653,22 @@
       <w:r>
         <w:rPr>
           <w:rStyle w:val="Strong"/>
-          <w:rFonts w:ascii="Calibri" w:eastAsia="Times New Roman" w:hAnsi="Calibri" w:cs="Calibri"/>
-          <w:color w:val="000000"/>
-          <w:sz w:val="22"/>
-          <w:szCs w:val="22"/>
+          <w:rFonts w:ascii="Segoe UI" w:eastAsia="Times New Roman" w:hAnsi="Segoe UI" w:cs="Segoe UI"/>
           <w:lang w:val="en"/>
         </w:rPr>
         <w:t xml:space="preserve"> Challenge</w:t>
       </w:r>
       <w:r>
         <w:rPr>
-          <w:rFonts w:ascii="Calibri" w:eastAsia="Times New Roman" w:hAnsi="Calibri" w:cs="Calibri"/>
-          <w:color w:val="000000"/>
-          <w:sz w:val="22"/>
-          <w:szCs w:val="22"/>
-          <w:lang w:val="en"/>
-        </w:rPr>
-        <w:t xml:space="preserve"> – Analyzed HTTP logs to identify data exfiltration via </w:t>
-      </w:r>
-      <w:r>
-        <w:rPr>
-          <w:rStyle w:val="HTMLCode"/>
-          <w:color w:val="000000"/>
-          <w:lang w:val="en"/>
-        </w:rPr>
-        <w:t>bitsadmin.exe</w:t>
-      </w:r>
-      <w:r>
-        <w:rPr>
-          <w:rFonts w:ascii="Calibri" w:eastAsia="Times New Roman" w:hAnsi="Calibri" w:cs="Calibri"/>
-          <w:color w:val="000000"/>
-          <w:sz w:val="22"/>
-          <w:szCs w:val="22"/>
-          <w:lang w:val="en"/>
-        </w:rPr>
-        <w:t xml:space="preserve"> and </w:t>
+          <w:rFonts w:ascii="Segoe UI" w:eastAsia="Times New Roman" w:hAnsi="Segoe UI" w:cs="Segoe UI"/>
+          <w:lang w:val="en"/>
+        </w:rPr>
+        <w:t xml:space="preserve"> – Analyzed HTTP logs to identify data exfiltration via bitsadmin.exe and </w:t>
       </w:r>
       <w:proofErr w:type="spellStart"/>
       <w:r>
         <w:rPr>
-          <w:rFonts w:ascii="Calibri" w:eastAsia="Times New Roman" w:hAnsi="Calibri" w:cs="Calibri"/>
-          <w:color w:val="000000"/>
-          <w:sz w:val="22"/>
-          <w:szCs w:val="22"/>
+          <w:rFonts w:ascii="Segoe UI" w:eastAsia="Times New Roman" w:hAnsi="Segoe UI" w:cs="Segoe UI"/>
           <w:lang w:val="en"/>
         </w:rPr>
         <w:t>Pastebin</w:t>
@@ -1864,10 +1676,7 @@
       <w:proofErr w:type="spellEnd"/>
       <w:r>
         <w:rPr>
-          <w:rFonts w:ascii="Calibri" w:eastAsia="Times New Roman" w:hAnsi="Calibri" w:cs="Calibri"/>
-          <w:color w:val="000000"/>
-          <w:sz w:val="22"/>
-          <w:szCs w:val="22"/>
+          <w:rFonts w:ascii="Segoe UI" w:eastAsia="Times New Roman" w:hAnsi="Segoe UI" w:cs="Segoe UI"/>
           <w:lang w:val="en"/>
         </w:rPr>
         <w:t>.</w:t>
@@ -1875,22 +1684,22 @@
     </w:p>
     <w:p>
       <w:pPr>
-        <w:pStyle w:val="NormalWeb"/>
-        <w:rPr>
-          <w:rFonts w:ascii="Calibri" w:hAnsi="Calibri" w:cs="Calibri"/>
-          <w:color w:val="000000"/>
-          <w:sz w:val="22"/>
-          <w:szCs w:val="22"/>
-          <w:lang w:val="en"/>
-        </w:rPr>
-      </w:pPr>
-      <w:r>
-        <w:rPr>
-          <w:rStyle w:val="Strong"/>
-          <w:rFonts w:ascii="Calibri" w:hAnsi="Calibri" w:cs="Calibri"/>
-          <w:color w:val="000000"/>
-          <w:sz w:val="22"/>
-          <w:szCs w:val="22"/>
+        <w:shd w:val="clear" w:color="auto" w:fill="FFFFFF"/>
+        <w:divId w:val="1009060587"/>
+        <w:rPr>
+          <w:rFonts w:ascii="Segoe UI" w:eastAsia="Times New Roman" w:hAnsi="Segoe UI" w:cs="Segoe UI"/>
+          <w:b/>
+          <w:bCs/>
+          <w:color w:val="0F172A"/>
+          <w:lang w:val="en"/>
+        </w:rPr>
+      </w:pPr>
+      <w:r>
+        <w:rPr>
+          <w:rFonts w:ascii="Segoe UI" w:eastAsia="Times New Roman" w:hAnsi="Segoe UI" w:cs="Segoe UI"/>
+          <w:b/>
+          <w:bCs/>
+          <w:color w:val="0F172A"/>
           <w:lang w:val="en"/>
         </w:rPr>
         <w:t>Automation Scripts (GitHub):</w:t>
@@ -1902,57 +1711,36 @@
           <w:ilvl w:val="0"/>
           <w:numId w:val="2"/>
         </w:numPr>
-        <w:spacing w:before="100" w:beforeAutospacing="1" w:after="45"/>
-        <w:ind w:left="300"/>
-        <w:rPr>
-          <w:rFonts w:ascii="Calibri" w:eastAsia="Times New Roman" w:hAnsi="Calibri" w:cs="Calibri"/>
-          <w:color w:val="000000"/>
-          <w:sz w:val="22"/>
-          <w:szCs w:val="22"/>
+        <w:shd w:val="clear" w:color="auto" w:fill="FFFFFF"/>
+        <w:spacing w:before="100" w:beforeAutospacing="1" w:after="100" w:afterAutospacing="1"/>
+        <w:divId w:val="1675838307"/>
+        <w:rPr>
+          <w:rFonts w:ascii="Segoe UI" w:eastAsia="Times New Roman" w:hAnsi="Segoe UI" w:cs="Segoe UI"/>
           <w:lang w:val="en"/>
         </w:rPr>
       </w:pPr>
       <w:r>
         <w:rPr>
           <w:rStyle w:val="Strong"/>
-          <w:rFonts w:ascii="Calibri" w:eastAsia="Times New Roman" w:hAnsi="Calibri" w:cs="Calibri"/>
-          <w:color w:val="000000"/>
-          <w:sz w:val="22"/>
-          <w:szCs w:val="22"/>
+          <w:rFonts w:ascii="Segoe UI" w:eastAsia="Times New Roman" w:hAnsi="Segoe UI" w:cs="Segoe UI"/>
           <w:lang w:val="en"/>
         </w:rPr>
         <w:t>Detect-Bruteforce.ps1</w:t>
       </w:r>
       <w:r>
         <w:rPr>
-          <w:rFonts w:ascii="Calibri" w:eastAsia="Times New Roman" w:hAnsi="Calibri" w:cs="Calibri"/>
-          <w:color w:val="000000"/>
-          <w:sz w:val="22"/>
-          <w:szCs w:val="22"/>
+          <w:rFonts w:ascii="Segoe UI" w:eastAsia="Times New Roman" w:hAnsi="Segoe UI" w:cs="Segoe UI"/>
           <w:lang w:val="en"/>
         </w:rPr>
         <w:t xml:space="preserve"> – PowerShell script to identify credential</w:t>
       </w:r>
       <w:r>
         <w:rPr>
-          <w:rFonts w:ascii="Calibri" w:eastAsia="Times New Roman" w:hAnsi="Calibri" w:cs="Calibri"/>
-          <w:color w:val="000000"/>
-          <w:sz w:val="22"/>
-          <w:szCs w:val="22"/>
+          <w:rFonts w:ascii="Segoe UI" w:eastAsia="Times New Roman" w:hAnsi="Segoe UI" w:cs="Segoe UI"/>
           <w:lang w:val="en"/>
         </w:rPr>
         <w:noBreakHyphen/>
-        <w:t>stuffing attacks by mo</w:t>
-      </w:r>
-      <w:r>
-        <w:rPr>
-          <w:rFonts w:ascii="Calibri" w:eastAsia="Times New Roman" w:hAnsi="Calibri" w:cs="Calibri"/>
-          <w:color w:val="000000"/>
-          <w:sz w:val="22"/>
-          <w:szCs w:val="22"/>
-          <w:lang w:val="en"/>
-        </w:rPr>
-        <w:t>nitoring Event ID 4625 failed logons.</w:t>
+        <w:t>stuffing attacks by monitoring Event ID 4625 failed logons.</w:t>
       </w:r>
     </w:p>
     <w:p>
@@ -1961,13 +1749,11 @@
           <w:ilvl w:val="0"/>
           <w:numId w:val="2"/>
         </w:numPr>
-        <w:spacing w:before="100" w:beforeAutospacing="1" w:after="45"/>
-        <w:ind w:left="300"/>
-        <w:rPr>
-          <w:rFonts w:ascii="Calibri" w:eastAsia="Times New Roman" w:hAnsi="Calibri" w:cs="Calibri"/>
-          <w:color w:val="000000"/>
-          <w:sz w:val="22"/>
-          <w:szCs w:val="22"/>
+        <w:shd w:val="clear" w:color="auto" w:fill="FFFFFF"/>
+        <w:spacing w:before="100" w:beforeAutospacing="1" w:after="100" w:afterAutospacing="1"/>
+        <w:divId w:val="1675838307"/>
+        <w:rPr>
+          <w:rFonts w:ascii="Segoe UI" w:eastAsia="Times New Roman" w:hAnsi="Segoe UI" w:cs="Segoe UI"/>
           <w:lang w:val="en"/>
         </w:rPr>
       </w:pPr>
@@ -1976,10 +1762,7 @@
       <w:r>
         <w:rPr>
           <w:rStyle w:val="Strong"/>
-          <w:rFonts w:ascii="Calibri" w:eastAsia="Times New Roman" w:hAnsi="Calibri" w:cs="Calibri"/>
-          <w:color w:val="000000"/>
-          <w:sz w:val="22"/>
-          <w:szCs w:val="22"/>
+          <w:rFonts w:ascii="Segoe UI" w:eastAsia="Times New Roman" w:hAnsi="Segoe UI" w:cs="Segoe UI"/>
           <w:lang w:val="en"/>
         </w:rPr>
         <w:t>ip</w:t>
@@ -1988,10 +1771,7 @@
       <w:r>
         <w:rPr>
           <w:rStyle w:val="Strong"/>
-          <w:rFonts w:ascii="Calibri" w:eastAsia="Times New Roman" w:hAnsi="Calibri" w:cs="Calibri"/>
-          <w:color w:val="000000"/>
-          <w:sz w:val="22"/>
-          <w:szCs w:val="22"/>
+          <w:rFonts w:ascii="Segoe UI" w:eastAsia="Times New Roman" w:hAnsi="Segoe UI" w:cs="Segoe UI"/>
           <w:lang w:val="en"/>
         </w:rPr>
         <w:t>-</w:t>
@@ -2000,10 +1780,7 @@
       <w:r>
         <w:rPr>
           <w:rStyle w:val="Strong"/>
-          <w:rFonts w:ascii="Calibri" w:eastAsia="Times New Roman" w:hAnsi="Calibri" w:cs="Calibri"/>
-          <w:color w:val="000000"/>
-          <w:sz w:val="22"/>
-          <w:szCs w:val="22"/>
+          <w:rFonts w:ascii="Segoe UI" w:eastAsia="Times New Roman" w:hAnsi="Segoe UI" w:cs="Segoe UI"/>
           <w:lang w:val="en"/>
         </w:rPr>
         <w:t>allowlist</w:t>
@@ -2012,10 +1789,7 @@
       <w:r>
         <w:rPr>
           <w:rStyle w:val="Strong"/>
-          <w:rFonts w:ascii="Calibri" w:eastAsia="Times New Roman" w:hAnsi="Calibri" w:cs="Calibri"/>
-          <w:color w:val="000000"/>
-          <w:sz w:val="22"/>
-          <w:szCs w:val="22"/>
+          <w:rFonts w:ascii="Segoe UI" w:eastAsia="Times New Roman" w:hAnsi="Segoe UI" w:cs="Segoe UI"/>
           <w:lang w:val="en"/>
         </w:rPr>
         <w:t>-access-control</w:t>
@@ -2023,20 +1797,14 @@
       <w:proofErr w:type="gramEnd"/>
       <w:r>
         <w:rPr>
-          <w:rFonts w:ascii="Calibri" w:eastAsia="Times New Roman" w:hAnsi="Calibri" w:cs="Calibri"/>
-          <w:color w:val="000000"/>
-          <w:sz w:val="22"/>
-          <w:szCs w:val="22"/>
+          <w:rFonts w:ascii="Segoe UI" w:eastAsia="Times New Roman" w:hAnsi="Segoe UI" w:cs="Segoe UI"/>
           <w:lang w:val="en"/>
         </w:rPr>
         <w:t xml:space="preserve"> – Python script for IP</w:t>
       </w:r>
       <w:r>
         <w:rPr>
-          <w:rFonts w:ascii="Calibri" w:eastAsia="Times New Roman" w:hAnsi="Calibri" w:cs="Calibri"/>
-          <w:color w:val="000000"/>
-          <w:sz w:val="22"/>
-          <w:szCs w:val="22"/>
+          <w:rFonts w:ascii="Segoe UI" w:eastAsia="Times New Roman" w:hAnsi="Segoe UI" w:cs="Segoe UI"/>
           <w:lang w:val="en"/>
         </w:rPr>
         <w:noBreakHyphen/>
@@ -2045,17 +1813,22 @@
     </w:p>
     <w:p>
       <w:pPr>
-        <w:pStyle w:val="Heading2"/>
-        <w:rPr>
-          <w:rFonts w:ascii="Calibri" w:eastAsia="Times New Roman" w:hAnsi="Calibri" w:cs="Calibri"/>
-          <w:color w:val="000000"/>
-          <w:lang w:val="en"/>
-        </w:rPr>
-      </w:pPr>
-      <w:r>
-        <w:rPr>
-          <w:rFonts w:ascii="Calibri" w:eastAsia="Times New Roman" w:hAnsi="Calibri" w:cs="Calibri"/>
-          <w:color w:val="000000"/>
+        <w:shd w:val="clear" w:color="auto" w:fill="FFFFFF"/>
+        <w:divId w:val="359671353"/>
+        <w:rPr>
+          <w:rFonts w:ascii="Segoe UI" w:eastAsia="Times New Roman" w:hAnsi="Segoe UI" w:cs="Segoe UI"/>
+          <w:b/>
+          <w:bCs/>
+          <w:color w:val="0F172A"/>
+          <w:lang w:val="en"/>
+        </w:rPr>
+      </w:pPr>
+      <w:r>
+        <w:rPr>
+          <w:rFonts w:ascii="Segoe UI" w:eastAsia="Times New Roman" w:hAnsi="Segoe UI" w:cs="Segoe UI"/>
+          <w:b/>
+          <w:bCs/>
+          <w:color w:val="0F172A"/>
           <w:lang w:val="en"/>
         </w:rPr>
         <w:t>Education</w:t>
@@ -2063,129 +1836,130 @@
     </w:p>
     <w:p>
       <w:pPr>
-        <w:pStyle w:val="NormalWeb"/>
-        <w:rPr>
-          <w:rFonts w:ascii="Calibri" w:hAnsi="Calibri" w:cs="Calibri"/>
-          <w:color w:val="000000"/>
-          <w:sz w:val="22"/>
-          <w:szCs w:val="22"/>
+        <w:shd w:val="clear" w:color="auto" w:fill="FFFFFF"/>
+        <w:divId w:val="1843008723"/>
+        <w:rPr>
+          <w:rFonts w:ascii="Segoe UI" w:eastAsia="Times New Roman" w:hAnsi="Segoe UI" w:cs="Segoe UI"/>
           <w:lang w:val="en"/>
         </w:rPr>
       </w:pPr>
       <w:r>
         <w:rPr>
           <w:rStyle w:val="Strong"/>
-          <w:rFonts w:ascii="Calibri" w:hAnsi="Calibri" w:cs="Calibri"/>
-          <w:color w:val="000000"/>
-          <w:sz w:val="22"/>
-          <w:szCs w:val="22"/>
-          <w:lang w:val="en"/>
-        </w:rPr>
-        <w:t>Bachelor of Science in Computer Engineering</w:t>
-      </w:r>
-      <w:r>
-        <w:rPr>
-          <w:rFonts w:ascii="Calibri" w:hAnsi="Calibri" w:cs="Calibri"/>
-          <w:color w:val="000000"/>
-          <w:sz w:val="22"/>
-          <w:szCs w:val="22"/>
-          <w:lang w:val="en"/>
-        </w:rPr>
-        <w:br/>
-        <w:t xml:space="preserve">AMA Computer College – Makati, Philippines | May 2019 – August </w:t>
-      </w:r>
-      <w:r>
-        <w:rPr>
-          <w:rFonts w:ascii="Calibri" w:hAnsi="Calibri" w:cs="Calibri"/>
-          <w:color w:val="000000"/>
-          <w:sz w:val="22"/>
-          <w:szCs w:val="22"/>
-          <w:lang w:val="en"/>
-        </w:rPr>
-        <w:t>2023</w:t>
-      </w:r>
-      <w:r>
-        <w:rPr>
-          <w:rFonts w:ascii="Calibri" w:hAnsi="Calibri" w:cs="Calibri"/>
-          <w:color w:val="000000"/>
-          <w:sz w:val="22"/>
-          <w:szCs w:val="22"/>
-          <w:lang w:val="en"/>
-        </w:rPr>
-        <w:br/>
-        <w:t>GPA: 3.87</w:t>
+          <w:rFonts w:ascii="Segoe UI" w:eastAsia="Times New Roman" w:hAnsi="Segoe UI" w:cs="Segoe UI"/>
+          <w:lang w:val="en"/>
+        </w:rPr>
+        <w:t xml:space="preserve">Bachelor of Science </w:t>
+      </w:r>
+      <w:r>
+        <w:rPr>
+          <w:rStyle w:val="Strong"/>
+          <w:rFonts w:ascii="Segoe UI" w:eastAsia="Times New Roman" w:hAnsi="Segoe UI" w:cs="Segoe UI"/>
+          <w:lang w:val="en"/>
+        </w:rPr>
+        <w:t>in Computer Engineering</w:t>
       </w:r>
     </w:p>
     <w:p>
       <w:pPr>
-        <w:pStyle w:val="Heading2"/>
-        <w:rPr>
-          <w:rFonts w:ascii="Calibri" w:eastAsia="Times New Roman" w:hAnsi="Calibri" w:cs="Calibri"/>
-          <w:color w:val="000000"/>
-          <w:lang w:val="en"/>
-        </w:rPr>
-      </w:pPr>
-      <w:r>
-        <w:rPr>
-          <w:rFonts w:ascii="Calibri" w:eastAsia="Times New Roman" w:hAnsi="Calibri" w:cs="Calibri"/>
-          <w:color w:val="000000"/>
-          <w:lang w:val="en"/>
-        </w:rPr>
-        <w:t>Work Experience</w:t>
+        <w:shd w:val="clear" w:color="auto" w:fill="FFFFFF"/>
+        <w:divId w:val="1647010829"/>
+        <w:rPr>
+          <w:rFonts w:ascii="Segoe UI" w:eastAsia="Times New Roman" w:hAnsi="Segoe UI" w:cs="Segoe UI"/>
+          <w:color w:val="475569"/>
+          <w:lang w:val="en"/>
+        </w:rPr>
+      </w:pPr>
+      <w:r>
+        <w:rPr>
+          <w:rFonts w:ascii="Segoe UI" w:eastAsia="Times New Roman" w:hAnsi="Segoe UI" w:cs="Segoe UI"/>
+          <w:color w:val="475569"/>
+          <w:lang w:val="en"/>
+        </w:rPr>
+        <w:t xml:space="preserve">AMA Computer College </w:t>
+      </w:r>
+      <w:r>
+        <w:rPr>
+          <w:rFonts w:ascii="Segoe UI" w:eastAsia="Times New Roman" w:hAnsi="Segoe UI" w:cs="Segoe UI"/>
+          <w:color w:val="475569"/>
+          <w:lang w:val="en"/>
+        </w:rPr>
+        <w:t>| May 2019 – August 2023</w:t>
       </w:r>
     </w:p>
     <w:p>
       <w:pPr>
-        <w:pStyle w:val="NormalWeb"/>
-        <w:rPr>
-          <w:rFonts w:ascii="Calibri" w:hAnsi="Calibri" w:cs="Calibri"/>
-          <w:color w:val="000000"/>
-          <w:sz w:val="22"/>
-          <w:szCs w:val="22"/>
+        <w:shd w:val="clear" w:color="auto" w:fill="FFFFFF"/>
+        <w:divId w:val="1892837776"/>
+        <w:rPr>
+          <w:rFonts w:ascii="Segoe UI" w:eastAsia="Times New Roman" w:hAnsi="Segoe UI" w:cs="Segoe UI"/>
+          <w:lang w:val="en"/>
+        </w:rPr>
+      </w:pPr>
+      <w:r>
+        <w:rPr>
+          <w:rFonts w:ascii="Segoe UI" w:eastAsia="Times New Roman" w:hAnsi="Segoe UI" w:cs="Segoe UI"/>
+          <w:lang w:val="en"/>
+        </w:rPr>
+        <w:t>GPA: 3.87</w:t>
+      </w:r>
+    </w:p>
+    <w:p>
+      <w:pPr>
+        <w:shd w:val="clear" w:color="auto" w:fill="FFFFFF"/>
+        <w:divId w:val="1485658150"/>
+        <w:rPr>
+          <w:rFonts w:ascii="Segoe UI" w:eastAsia="Times New Roman" w:hAnsi="Segoe UI" w:cs="Segoe UI"/>
+          <w:b/>
+          <w:bCs/>
+          <w:color w:val="0F172A"/>
+          <w:lang w:val="en"/>
+        </w:rPr>
+      </w:pPr>
+      <w:r>
+        <w:rPr>
+          <w:rFonts w:ascii="Segoe UI" w:eastAsia="Times New Roman" w:hAnsi="Segoe UI" w:cs="Segoe UI"/>
+          <w:b/>
+          <w:bCs/>
+          <w:color w:val="0F172A"/>
+          <w:lang w:val="en"/>
+        </w:rPr>
+        <w:t>Work Experience</w:t>
+      </w:r>
+    </w:p>
+    <w:p>
+      <w:pPr>
+        <w:shd w:val="clear" w:color="auto" w:fill="FFFFFF"/>
+        <w:divId w:val="1304384001"/>
+        <w:rPr>
+          <w:rFonts w:ascii="Segoe UI" w:eastAsia="Times New Roman" w:hAnsi="Segoe UI" w:cs="Segoe UI"/>
           <w:lang w:val="en"/>
         </w:rPr>
       </w:pPr>
       <w:r>
         <w:rPr>
           <w:rStyle w:val="Strong"/>
-          <w:rFonts w:ascii="Calibri" w:hAnsi="Calibri" w:cs="Calibri"/>
-          <w:color w:val="000000"/>
-          <w:sz w:val="22"/>
-          <w:szCs w:val="22"/>
-          <w:lang w:val="en"/>
-        </w:rPr>
-        <w:t>Network Engineer (Internship</w:t>
-      </w:r>
-      <w:proofErr w:type="gramStart"/>
-      <w:r>
-        <w:rPr>
-          <w:rStyle w:val="Strong"/>
-          <w:rFonts w:ascii="Calibri" w:hAnsi="Calibri" w:cs="Calibri"/>
-          <w:color w:val="000000"/>
-          <w:sz w:val="22"/>
-          <w:szCs w:val="22"/>
-          <w:lang w:val="en"/>
-        </w:rPr>
-        <w:t>)</w:t>
-      </w:r>
-      <w:proofErr w:type="gramEnd"/>
-      <w:r>
-        <w:rPr>
-          <w:rFonts w:ascii="Calibri" w:hAnsi="Calibri" w:cs="Calibri"/>
-          <w:color w:val="000000"/>
-          <w:sz w:val="22"/>
-          <w:szCs w:val="22"/>
-          <w:lang w:val="en"/>
-        </w:rPr>
-        <w:br/>
-      </w:r>
+          <w:rFonts w:ascii="Segoe UI" w:eastAsia="Times New Roman" w:hAnsi="Segoe UI" w:cs="Segoe UI"/>
+          <w:lang w:val="en"/>
+        </w:rPr>
+        <w:t>Network Engineer (Internship)</w:t>
+      </w:r>
+    </w:p>
+    <w:p>
+      <w:pPr>
+        <w:shd w:val="clear" w:color="auto" w:fill="FFFFFF"/>
+        <w:divId w:val="270206158"/>
+        <w:rPr>
+          <w:rFonts w:ascii="Segoe UI" w:eastAsia="Times New Roman" w:hAnsi="Segoe UI" w:cs="Segoe UI"/>
+          <w:color w:val="475569"/>
+          <w:lang w:val="en"/>
+        </w:rPr>
+      </w:pPr>
       <w:proofErr w:type="spellStart"/>
       <w:r>
         <w:rPr>
-          <w:rStyle w:val="date1"/>
-          <w:rFonts w:ascii="Calibri" w:hAnsi="Calibri" w:cs="Calibri"/>
-          <w:sz w:val="22"/>
-          <w:szCs w:val="22"/>
+          <w:rFonts w:ascii="Segoe UI" w:eastAsia="Times New Roman" w:hAnsi="Segoe UI" w:cs="Segoe UI"/>
+          <w:color w:val="475569"/>
           <w:lang w:val="en"/>
         </w:rPr>
         <w:t>Cornersteel</w:t>
@@ -2193,10 +1967,8 @@
       <w:proofErr w:type="spellEnd"/>
       <w:r>
         <w:rPr>
-          <w:rStyle w:val="date1"/>
-          <w:rFonts w:ascii="Calibri" w:hAnsi="Calibri" w:cs="Calibri"/>
-          <w:sz w:val="22"/>
-          <w:szCs w:val="22"/>
+          <w:rFonts w:ascii="Segoe UI" w:eastAsia="Times New Roman" w:hAnsi="Segoe UI" w:cs="Segoe UI"/>
+          <w:color w:val="475569"/>
           <w:lang w:val="en"/>
         </w:rPr>
         <w:t xml:space="preserve"> Systems Corporation – Startup Division | July – October 2023</w:t>
@@ -2208,25 +1980,27 @@
           <w:ilvl w:val="0"/>
           <w:numId w:val="3"/>
         </w:numPr>
-        <w:spacing w:before="100" w:beforeAutospacing="1" w:after="45"/>
-        <w:ind w:left="300"/>
-        <w:rPr>
-          <w:rFonts w:ascii="Calibri" w:eastAsia="Times New Roman" w:hAnsi="Calibri" w:cs="Calibri"/>
-          <w:color w:val="000000"/>
-          <w:sz w:val="22"/>
-          <w:szCs w:val="22"/>
-          <w:lang w:val="en"/>
-        </w:rPr>
-      </w:pPr>
-      <w:r>
-        <w:rPr>
-          <w:rFonts w:ascii="Calibri" w:eastAsia="Times New Roman" w:hAnsi="Calibri" w:cs="Calibri"/>
-          <w:color w:val="000000"/>
-          <w:sz w:val="22"/>
-          <w:szCs w:val="22"/>
-          <w:lang w:val="en"/>
-        </w:rPr>
-        <w:t>Led the networking department as the sole networking specialist for a newly formed startup within the corporation.</w:t>
+        <w:shd w:val="clear" w:color="auto" w:fill="FFFFFF"/>
+        <w:spacing w:before="100" w:beforeAutospacing="1" w:after="100" w:afterAutospacing="1"/>
+        <w:divId w:val="1675838307"/>
+        <w:rPr>
+          <w:rFonts w:ascii="Segoe UI" w:eastAsia="Times New Roman" w:hAnsi="Segoe UI" w:cs="Segoe UI"/>
+          <w:lang w:val="en"/>
+        </w:rPr>
+      </w:pPr>
+      <w:r>
+        <w:rPr>
+          <w:rFonts w:ascii="Segoe UI" w:eastAsia="Times New Roman" w:hAnsi="Segoe UI" w:cs="Segoe UI"/>
+          <w:lang w:val="en"/>
+        </w:rPr>
+        <w:t>Led the networking department as th</w:t>
+      </w:r>
+      <w:r>
+        <w:rPr>
+          <w:rFonts w:ascii="Segoe UI" w:eastAsia="Times New Roman" w:hAnsi="Segoe UI" w:cs="Segoe UI"/>
+          <w:lang w:val="en"/>
+        </w:rPr>
+        <w:t>e sole networking specialist for a newly formed startup within the corporation.</w:t>
       </w:r>
     </w:p>
     <w:p>
@@ -2235,46 +2009,35 @@
           <w:ilvl w:val="0"/>
           <w:numId w:val="3"/>
         </w:numPr>
-        <w:spacing w:before="100" w:beforeAutospacing="1" w:after="45"/>
-        <w:ind w:left="300"/>
-        <w:rPr>
-          <w:rFonts w:ascii="Calibri" w:eastAsia="Times New Roman" w:hAnsi="Calibri" w:cs="Calibri"/>
-          <w:color w:val="000000"/>
-          <w:sz w:val="22"/>
-          <w:szCs w:val="22"/>
-          <w:lang w:val="en"/>
-        </w:rPr>
-      </w:pPr>
-      <w:r>
-        <w:rPr>
-          <w:rFonts w:ascii="Calibri" w:eastAsia="Times New Roman" w:hAnsi="Calibri" w:cs="Calibri"/>
-          <w:color w:val="000000"/>
-          <w:sz w:val="22"/>
-          <w:szCs w:val="22"/>
-          <w:lang w:val="en"/>
-        </w:rPr>
-        <w:t>Designe</w:t>
-      </w:r>
-      <w:r>
-        <w:rPr>
-          <w:rFonts w:ascii="Calibri" w:eastAsia="Times New Roman" w:hAnsi="Calibri" w:cs="Calibri"/>
-          <w:color w:val="000000"/>
-          <w:sz w:val="22"/>
-          <w:szCs w:val="22"/>
-          <w:lang w:val="en"/>
-        </w:rPr>
-        <w:t>d and deployed the company's network infrastructure from the ground up, including physical cabling (fiber optic) from the building's main floor to the third</w:t>
-      </w:r>
-      <w:r>
-        <w:rPr>
-          <w:rFonts w:ascii="Calibri" w:eastAsia="Times New Roman" w:hAnsi="Calibri" w:cs="Calibri"/>
-          <w:color w:val="000000"/>
-          <w:sz w:val="22"/>
-          <w:szCs w:val="22"/>
+        <w:shd w:val="clear" w:color="auto" w:fill="FFFFFF"/>
+        <w:spacing w:before="100" w:beforeAutospacing="1" w:after="100" w:afterAutospacing="1"/>
+        <w:divId w:val="1675838307"/>
+        <w:rPr>
+          <w:rFonts w:ascii="Segoe UI" w:eastAsia="Times New Roman" w:hAnsi="Segoe UI" w:cs="Segoe UI"/>
+          <w:lang w:val="en"/>
+        </w:rPr>
+      </w:pPr>
+      <w:r>
+        <w:rPr>
+          <w:rFonts w:ascii="Segoe UI" w:eastAsia="Times New Roman" w:hAnsi="Segoe UI" w:cs="Segoe UI"/>
+          <w:lang w:val="en"/>
+        </w:rPr>
+        <w:t>Designed and deployed the company’s network infrastructure from the ground up, including physical cabling (fiber optic) from the building’s main floor to the third</w:t>
+      </w:r>
+      <w:r>
+        <w:rPr>
+          <w:rFonts w:ascii="Segoe UI" w:eastAsia="Times New Roman" w:hAnsi="Segoe UI" w:cs="Segoe UI"/>
           <w:lang w:val="en"/>
         </w:rPr>
         <w:noBreakHyphen/>
-        <w:t>floor office.</w:t>
+        <w:t>floor office</w:t>
+      </w:r>
+      <w:r>
+        <w:rPr>
+          <w:rFonts w:ascii="Segoe UI" w:eastAsia="Times New Roman" w:hAnsi="Segoe UI" w:cs="Segoe UI"/>
+          <w:lang w:val="en"/>
+        </w:rPr>
+        <w:t>.</w:t>
       </w:r>
     </w:p>
     <w:p>
@@ -2283,32 +2046,24 @@
           <w:ilvl w:val="0"/>
           <w:numId w:val="3"/>
         </w:numPr>
-        <w:spacing w:before="100" w:beforeAutospacing="1" w:after="45"/>
-        <w:ind w:left="300"/>
-        <w:rPr>
-          <w:rFonts w:ascii="Calibri" w:eastAsia="Times New Roman" w:hAnsi="Calibri" w:cs="Calibri"/>
-          <w:color w:val="000000"/>
-          <w:sz w:val="22"/>
-          <w:szCs w:val="22"/>
-          <w:lang w:val="en"/>
-        </w:rPr>
-      </w:pPr>
-      <w:r>
-        <w:rPr>
-          <w:rFonts w:ascii="Calibri" w:eastAsia="Times New Roman" w:hAnsi="Calibri" w:cs="Calibri"/>
-          <w:color w:val="000000"/>
-          <w:sz w:val="22"/>
-          <w:szCs w:val="22"/>
+        <w:shd w:val="clear" w:color="auto" w:fill="FFFFFF"/>
+        <w:spacing w:before="100" w:beforeAutospacing="1" w:after="100" w:afterAutospacing="1"/>
+        <w:divId w:val="1675838307"/>
+        <w:rPr>
+          <w:rFonts w:ascii="Segoe UI" w:eastAsia="Times New Roman" w:hAnsi="Segoe UI" w:cs="Segoe UI"/>
+          <w:lang w:val="en"/>
+        </w:rPr>
+      </w:pPr>
+      <w:r>
+        <w:rPr>
+          <w:rFonts w:ascii="Segoe UI" w:eastAsia="Times New Roman" w:hAnsi="Segoe UI" w:cs="Segoe UI"/>
           <w:lang w:val="en"/>
         </w:rPr>
         <w:t>Configured Cisco switches via CLI and TP</w:t>
       </w:r>
       <w:r>
         <w:rPr>
-          <w:rFonts w:ascii="Calibri" w:eastAsia="Times New Roman" w:hAnsi="Calibri" w:cs="Calibri"/>
-          <w:color w:val="000000"/>
-          <w:sz w:val="22"/>
-          <w:szCs w:val="22"/>
+          <w:rFonts w:ascii="Segoe UI" w:eastAsia="Times New Roman" w:hAnsi="Segoe UI" w:cs="Segoe UI"/>
           <w:lang w:val="en"/>
         </w:rPr>
         <w:noBreakHyphen/>
@@ -2321,32 +2076,24 @@
           <w:ilvl w:val="0"/>
           <w:numId w:val="3"/>
         </w:numPr>
-        <w:spacing w:before="100" w:beforeAutospacing="1" w:after="45"/>
-        <w:ind w:left="300"/>
-        <w:rPr>
-          <w:rFonts w:ascii="Calibri" w:eastAsia="Times New Roman" w:hAnsi="Calibri" w:cs="Calibri"/>
-          <w:color w:val="000000"/>
-          <w:sz w:val="22"/>
-          <w:szCs w:val="22"/>
-          <w:lang w:val="en"/>
-        </w:rPr>
-      </w:pPr>
-      <w:r>
-        <w:rPr>
-          <w:rFonts w:ascii="Calibri" w:eastAsia="Times New Roman" w:hAnsi="Calibri" w:cs="Calibri"/>
-          <w:color w:val="000000"/>
-          <w:sz w:val="22"/>
-          <w:szCs w:val="22"/>
+        <w:shd w:val="clear" w:color="auto" w:fill="FFFFFF"/>
+        <w:spacing w:before="100" w:beforeAutospacing="1" w:after="100" w:afterAutospacing="1"/>
+        <w:divId w:val="1675838307"/>
+        <w:rPr>
+          <w:rFonts w:ascii="Segoe UI" w:eastAsia="Times New Roman" w:hAnsi="Segoe UI" w:cs="Segoe UI"/>
+          <w:lang w:val="en"/>
+        </w:rPr>
+      </w:pPr>
+      <w:r>
+        <w:rPr>
+          <w:rFonts w:ascii="Segoe UI" w:eastAsia="Times New Roman" w:hAnsi="Segoe UI" w:cs="Segoe UI"/>
           <w:lang w:val="en"/>
         </w:rPr>
         <w:t>Integrated second</w:t>
       </w:r>
       <w:r>
         <w:rPr>
-          <w:rFonts w:ascii="Calibri" w:eastAsia="Times New Roman" w:hAnsi="Calibri" w:cs="Calibri"/>
-          <w:color w:val="000000"/>
-          <w:sz w:val="22"/>
-          <w:szCs w:val="22"/>
+          <w:rFonts w:ascii="Segoe UI" w:eastAsia="Times New Roman" w:hAnsi="Segoe UI" w:cs="Segoe UI"/>
           <w:lang w:val="en"/>
         </w:rPr>
         <w:noBreakHyphen/>
@@ -2354,10 +2101,7 @@
       </w:r>
       <w:r>
         <w:rPr>
-          <w:rFonts w:ascii="Calibri" w:eastAsia="Times New Roman" w:hAnsi="Calibri" w:cs="Calibri"/>
-          <w:color w:val="000000"/>
-          <w:sz w:val="22"/>
-          <w:szCs w:val="22"/>
+          <w:rFonts w:ascii="Segoe UI" w:eastAsia="Times New Roman" w:hAnsi="Segoe UI" w:cs="Segoe UI"/>
           <w:lang w:val="en"/>
         </w:rPr>
         <w:noBreakHyphen/>
@@ -2365,10 +2109,7 @@
       </w:r>
       <w:r>
         <w:rPr>
-          <w:rFonts w:ascii="Calibri" w:eastAsia="Times New Roman" w:hAnsi="Calibri" w:cs="Calibri"/>
-          <w:color w:val="000000"/>
-          <w:sz w:val="22"/>
-          <w:szCs w:val="22"/>
+          <w:rFonts w:ascii="Segoe UI" w:eastAsia="Times New Roman" w:hAnsi="Segoe UI" w:cs="Segoe UI"/>
           <w:lang w:val="en"/>
         </w:rPr>
         <w:noBreakHyphen/>
@@ -2377,10 +2118,7 @@
       <w:proofErr w:type="spellStart"/>
       <w:r>
         <w:rPr>
-          <w:rFonts w:ascii="Calibri" w:eastAsia="Times New Roman" w:hAnsi="Calibri" w:cs="Calibri"/>
-          <w:color w:val="000000"/>
-          <w:sz w:val="22"/>
-          <w:szCs w:val="22"/>
+          <w:rFonts w:ascii="Segoe UI" w:eastAsia="Times New Roman" w:hAnsi="Segoe UI" w:cs="Segoe UI"/>
           <w:lang w:val="en"/>
         </w:rPr>
         <w:t>pfSense</w:t>
@@ -2388,34 +2126,25 @@
       <w:proofErr w:type="spellEnd"/>
       <w:r>
         <w:rPr>
-          <w:rFonts w:ascii="Calibri" w:eastAsia="Times New Roman" w:hAnsi="Calibri" w:cs="Calibri"/>
-          <w:color w:val="000000"/>
-          <w:sz w:val="22"/>
-          <w:szCs w:val="22"/>
+          <w:rFonts w:ascii="Segoe UI" w:eastAsia="Times New Roman" w:hAnsi="Segoe UI" w:cs="Segoe UI"/>
           <w:lang w:val="en"/>
         </w:rPr>
         <w:t xml:space="preserve"> firewall/routing to ensure secure inter</w:t>
       </w:r>
       <w:r>
         <w:rPr>
-          <w:rFonts w:ascii="Calibri" w:eastAsia="Times New Roman" w:hAnsi="Calibri" w:cs="Calibri"/>
-          <w:color w:val="000000"/>
-          <w:sz w:val="22"/>
-          <w:szCs w:val="22"/>
+          <w:rFonts w:ascii="Segoe UI" w:eastAsia="Times New Roman" w:hAnsi="Segoe UI" w:cs="Segoe UI"/>
           <w:lang w:val="en"/>
         </w:rPr>
         <w:noBreakHyphen/>
-        <w:t>departmental communicatio</w:t>
-      </w:r>
-      <w:r>
-        <w:rPr>
-          <w:rFonts w:ascii="Calibri" w:eastAsia="Times New Roman" w:hAnsi="Calibri" w:cs="Calibri"/>
-          <w:color w:val="000000"/>
-          <w:sz w:val="22"/>
-          <w:szCs w:val="22"/>
-          <w:lang w:val="en"/>
-        </w:rPr>
-        <w:t>n.</w:t>
+        <w:t>departmental communicat</w:t>
+      </w:r>
+      <w:r>
+        <w:rPr>
+          <w:rFonts w:ascii="Segoe UI" w:eastAsia="Times New Roman" w:hAnsi="Segoe UI" w:cs="Segoe UI"/>
+          <w:lang w:val="en"/>
+        </w:rPr>
+        <w:t>ion.</w:t>
       </w:r>
     </w:p>
     <w:p>
@@ -2424,26 +2153,21 @@
           <w:ilvl w:val="0"/>
           <w:numId w:val="3"/>
         </w:numPr>
-        <w:spacing w:before="100" w:beforeAutospacing="1" w:after="45"/>
-        <w:ind w:left="300"/>
-        <w:rPr>
-          <w:rFonts w:ascii="Calibri" w:eastAsia="Times New Roman" w:hAnsi="Calibri" w:cs="Calibri"/>
-          <w:color w:val="000000"/>
-          <w:sz w:val="22"/>
-          <w:szCs w:val="22"/>
-          <w:lang w:val="en"/>
-        </w:rPr>
-      </w:pPr>
-      <w:r>
-        <w:rPr>
-          <w:rFonts w:ascii="Calibri" w:eastAsia="Times New Roman" w:hAnsi="Calibri" w:cs="Calibri"/>
-          <w:color w:val="000000"/>
-          <w:sz w:val="22"/>
-          <w:szCs w:val="22"/>
+        <w:shd w:val="clear" w:color="auto" w:fill="FFFFFF"/>
+        <w:spacing w:before="100" w:beforeAutospacing="1" w:after="100" w:afterAutospacing="1"/>
+        <w:divId w:val="1675838307"/>
+        <w:rPr>
+          <w:rFonts w:ascii="Segoe UI" w:eastAsia="Times New Roman" w:hAnsi="Segoe UI" w:cs="Segoe UI"/>
+          <w:lang w:val="en"/>
+        </w:rPr>
+      </w:pPr>
+      <w:r>
+        <w:rPr>
+          <w:rFonts w:ascii="Segoe UI" w:eastAsia="Times New Roman" w:hAnsi="Segoe UI" w:cs="Segoe UI"/>
           <w:lang w:val="en"/>
         </w:rPr>
         <w:lastRenderedPageBreak/>
-        <w:t>Hosted the company's website and implemented firewall rules to strengthen the overall security posture.</w:t>
+        <w:t>Hosted the company’s website and implemented firewall rules to strengthen the overall security posture.</w:t>
       </w:r>
     </w:p>
     <w:p>
@@ -2452,25 +2176,20 @@
           <w:ilvl w:val="0"/>
           <w:numId w:val="3"/>
         </w:numPr>
-        <w:spacing w:before="100" w:beforeAutospacing="1" w:after="45"/>
-        <w:ind w:left="300"/>
-        <w:rPr>
-          <w:rFonts w:ascii="Calibri" w:eastAsia="Times New Roman" w:hAnsi="Calibri" w:cs="Calibri"/>
-          <w:color w:val="000000"/>
-          <w:sz w:val="22"/>
-          <w:szCs w:val="22"/>
-          <w:lang w:val="en"/>
-        </w:rPr>
-      </w:pPr>
-      <w:r>
-        <w:rPr>
-          <w:rFonts w:ascii="Calibri" w:eastAsia="Times New Roman" w:hAnsi="Calibri" w:cs="Calibri"/>
-          <w:color w:val="000000"/>
-          <w:sz w:val="22"/>
-          <w:szCs w:val="22"/>
-          <w:lang w:val="en"/>
-        </w:rPr>
-        <w:t>Documented network architecture, and configuration standards for handover and future maintenance.</w:t>
+        <w:shd w:val="clear" w:color="auto" w:fill="FFFFFF"/>
+        <w:spacing w:before="100" w:beforeAutospacing="1" w:after="100" w:afterAutospacing="1"/>
+        <w:divId w:val="1675838307"/>
+        <w:rPr>
+          <w:rFonts w:ascii="Segoe UI" w:eastAsia="Times New Roman" w:hAnsi="Segoe UI" w:cs="Segoe UI"/>
+          <w:lang w:val="en"/>
+        </w:rPr>
+      </w:pPr>
+      <w:r>
+        <w:rPr>
+          <w:rFonts w:ascii="Segoe UI" w:eastAsia="Times New Roman" w:hAnsi="Segoe UI" w:cs="Segoe UI"/>
+          <w:lang w:val="en"/>
+        </w:rPr>
+        <w:t>Documented network architecture and configuration standards for handover and future maintenance.</w:t>
       </w:r>
     </w:p>
     <w:p>
@@ -2479,102 +2198,45 @@
           <w:ilvl w:val="0"/>
           <w:numId w:val="3"/>
         </w:numPr>
-        <w:spacing w:before="100" w:beforeAutospacing="1" w:after="45"/>
-        <w:ind w:left="300"/>
-        <w:rPr>
-          <w:rFonts w:ascii="Calibri" w:eastAsia="Times New Roman" w:hAnsi="Calibri" w:cs="Calibri"/>
-          <w:color w:val="000000"/>
-          <w:sz w:val="22"/>
-          <w:szCs w:val="22"/>
-          <w:lang w:val="en"/>
-        </w:rPr>
-      </w:pPr>
-      <w:hyperlink r:id="rId10" w:history="1">
+        <w:shd w:val="clear" w:color="auto" w:fill="FFFFFF"/>
+        <w:spacing w:before="100" w:beforeAutospacing="1" w:after="100" w:afterAutospacing="1"/>
+        <w:divId w:val="1675838307"/>
+        <w:rPr>
+          <w:rFonts w:ascii="Segoe UI" w:eastAsia="Times New Roman" w:hAnsi="Segoe UI" w:cs="Segoe UI"/>
+          <w:lang w:val="en"/>
+        </w:rPr>
+      </w:pPr>
+      <w:hyperlink r:id="rId10" w:tgtFrame="_blank" w:history="1">
         <w:r>
           <w:rPr>
             <w:rStyle w:val="Hyperlink"/>
-            <w:rFonts w:ascii="Calibri" w:eastAsia="Times New Roman" w:hAnsi="Calibri" w:cs="Calibri"/>
-            <w:sz w:val="22"/>
-            <w:szCs w:val="22"/>
+            <w:rFonts w:ascii="Segoe UI" w:eastAsia="Times New Roman" w:hAnsi="Segoe UI" w:cs="Segoe UI"/>
+            <w:color w:val="2563EB"/>
+            <w:u w:val="none"/>
             <w:lang w:val="en"/>
           </w:rPr>
-          <w:t>Internshi</w:t>
-        </w:r>
-        <w:r>
-          <w:rPr>
-            <w:rStyle w:val="Hyperlink"/>
-            <w:rFonts w:ascii="Calibri" w:eastAsia="Times New Roman" w:hAnsi="Calibri" w:cs="Calibri"/>
-            <w:sz w:val="22"/>
-            <w:szCs w:val="22"/>
-            <w:lang w:val="en"/>
-          </w:rPr>
-          <w:t>p</w:t>
-        </w:r>
-        <w:r>
-          <w:rPr>
-            <w:rStyle w:val="Hyperlink"/>
-            <w:rFonts w:ascii="Calibri" w:eastAsia="Times New Roman" w:hAnsi="Calibri" w:cs="Calibri"/>
-            <w:sz w:val="22"/>
-            <w:szCs w:val="22"/>
-            <w:lang w:val="en"/>
-          </w:rPr>
-          <w:t xml:space="preserve"> </w:t>
-        </w:r>
-        <w:r>
-          <w:rPr>
-            <w:rStyle w:val="Hyperlink"/>
-            <w:rFonts w:ascii="Calibri" w:eastAsia="Times New Roman" w:hAnsi="Calibri" w:cs="Calibri"/>
-            <w:sz w:val="22"/>
-            <w:szCs w:val="22"/>
-            <w:lang w:val="en"/>
-          </w:rPr>
-          <w:t>A</w:t>
-        </w:r>
-        <w:r>
-          <w:rPr>
-            <w:rStyle w:val="Hyperlink"/>
-            <w:rFonts w:ascii="Calibri" w:eastAsia="Times New Roman" w:hAnsi="Calibri" w:cs="Calibri"/>
-            <w:sz w:val="22"/>
-            <w:szCs w:val="22"/>
-            <w:lang w:val="en"/>
-          </w:rPr>
-          <w:t>ccomplishm</w:t>
-        </w:r>
-        <w:r>
-          <w:rPr>
-            <w:rStyle w:val="Hyperlink"/>
-            <w:rFonts w:ascii="Calibri" w:eastAsia="Times New Roman" w:hAnsi="Calibri" w:cs="Calibri"/>
-            <w:sz w:val="22"/>
-            <w:szCs w:val="22"/>
-            <w:lang w:val="en"/>
-          </w:rPr>
-          <w:t>e</w:t>
-        </w:r>
-        <w:r>
-          <w:rPr>
-            <w:rStyle w:val="Hyperlink"/>
-            <w:rFonts w:ascii="Calibri" w:eastAsia="Times New Roman" w:hAnsi="Calibri" w:cs="Calibri"/>
-            <w:sz w:val="22"/>
-            <w:szCs w:val="22"/>
-            <w:lang w:val="en"/>
-          </w:rPr>
-          <w:t>nts - Google Drive</w:t>
+          <w:t>Internship Accomplishments – Google Drive</w:t>
         </w:r>
       </w:hyperlink>
     </w:p>
     <w:p>
       <w:pPr>
-        <w:pStyle w:val="Heading2"/>
-        <w:rPr>
-          <w:rFonts w:ascii="Calibri" w:eastAsia="Times New Roman" w:hAnsi="Calibri" w:cs="Calibri"/>
-          <w:color w:val="000000"/>
-          <w:lang w:val="en"/>
-        </w:rPr>
-      </w:pPr>
-      <w:r>
-        <w:rPr>
-          <w:rFonts w:ascii="Calibri" w:eastAsia="Times New Roman" w:hAnsi="Calibri" w:cs="Calibri"/>
-          <w:color w:val="000000"/>
+        <w:shd w:val="clear" w:color="auto" w:fill="FFFFFF"/>
+        <w:divId w:val="354890373"/>
+        <w:rPr>
+          <w:rFonts w:ascii="Segoe UI" w:eastAsia="Times New Roman" w:hAnsi="Segoe UI" w:cs="Segoe UI"/>
+          <w:b/>
+          <w:bCs/>
+          <w:color w:val="0F172A"/>
+          <w:lang w:val="en"/>
+        </w:rPr>
+      </w:pPr>
+      <w:r>
+        <w:rPr>
+          <w:rFonts w:ascii="Segoe UI" w:eastAsia="Times New Roman" w:hAnsi="Segoe UI" w:cs="Segoe UI"/>
+          <w:b/>
+          <w:bCs/>
+          <w:color w:val="0F172A"/>
           <w:lang w:val="en"/>
         </w:rPr>
         <w:t>Additional Information</w:t>
@@ -2586,33 +2248,25 @@
           <w:ilvl w:val="0"/>
           <w:numId w:val="4"/>
         </w:numPr>
-        <w:spacing w:before="100" w:beforeAutospacing="1" w:after="45"/>
-        <w:ind w:left="300"/>
-        <w:rPr>
-          <w:rFonts w:ascii="Calibri" w:eastAsia="Times New Roman" w:hAnsi="Calibri" w:cs="Calibri"/>
-          <w:color w:val="000000"/>
-          <w:sz w:val="22"/>
-          <w:szCs w:val="22"/>
+        <w:shd w:val="clear" w:color="auto" w:fill="FFFFFF"/>
+        <w:spacing w:before="100" w:beforeAutospacing="1" w:after="100" w:afterAutospacing="1"/>
+        <w:divId w:val="1675838307"/>
+        <w:rPr>
+          <w:rFonts w:ascii="Segoe UI" w:eastAsia="Times New Roman" w:hAnsi="Segoe UI" w:cs="Segoe UI"/>
           <w:lang w:val="en"/>
         </w:rPr>
       </w:pPr>
       <w:r>
         <w:rPr>
           <w:rStyle w:val="Strong"/>
-          <w:rFonts w:ascii="Calibri" w:eastAsia="Times New Roman" w:hAnsi="Calibri" w:cs="Calibri"/>
-          <w:color w:val="000000"/>
-          <w:sz w:val="22"/>
-          <w:szCs w:val="22"/>
+          <w:rFonts w:ascii="Segoe UI" w:eastAsia="Times New Roman" w:hAnsi="Segoe UI" w:cs="Segoe UI"/>
           <w:lang w:val="en"/>
         </w:rPr>
         <w:t>Languages:</w:t>
       </w:r>
       <w:r>
         <w:rPr>
-          <w:rFonts w:ascii="Calibri" w:eastAsia="Times New Roman" w:hAnsi="Calibri" w:cs="Calibri"/>
-          <w:color w:val="000000"/>
-          <w:sz w:val="22"/>
-          <w:szCs w:val="22"/>
+          <w:rFonts w:ascii="Segoe UI" w:eastAsia="Times New Roman" w:hAnsi="Segoe UI" w:cs="Segoe UI"/>
           <w:lang w:val="en"/>
         </w:rPr>
         <w:t xml:space="preserve"> Arabic (Native) | English (Fluent)</w:t>
@@ -2624,13 +2278,11 @@
           <w:ilvl w:val="0"/>
           <w:numId w:val="4"/>
         </w:numPr>
-        <w:spacing w:before="100" w:beforeAutospacing="1" w:after="45"/>
-        <w:ind w:left="300"/>
-        <w:rPr>
-          <w:rFonts w:ascii="Calibri" w:eastAsia="Times New Roman" w:hAnsi="Calibri" w:cs="Calibri"/>
-          <w:color w:val="000000"/>
-          <w:sz w:val="22"/>
-          <w:szCs w:val="22"/>
+        <w:shd w:val="clear" w:color="auto" w:fill="FFFFFF"/>
+        <w:spacing w:before="100" w:beforeAutospacing="1" w:after="100" w:afterAutospacing="1"/>
+        <w:divId w:val="1675838307"/>
+        <w:rPr>
+          <w:rFonts w:ascii="Segoe UI" w:eastAsia="Times New Roman" w:hAnsi="Segoe UI" w:cs="Segoe UI"/>
           <w:lang w:val="en"/>
         </w:rPr>
       </w:pPr>
@@ -2638,10 +2290,7 @@
       <w:r>
         <w:rPr>
           <w:rStyle w:val="Strong"/>
-          <w:rFonts w:ascii="Calibri" w:eastAsia="Times New Roman" w:hAnsi="Calibri" w:cs="Calibri"/>
-          <w:color w:val="000000"/>
-          <w:sz w:val="22"/>
-          <w:szCs w:val="22"/>
+          <w:rFonts w:ascii="Segoe UI" w:eastAsia="Times New Roman" w:hAnsi="Segoe UI" w:cs="Segoe UI"/>
           <w:lang w:val="en"/>
         </w:rPr>
         <w:t>TryHackMe</w:t>
@@ -2650,20 +2299,14 @@
       <w:r>
         <w:rPr>
           <w:rStyle w:val="Strong"/>
-          <w:rFonts w:ascii="Calibri" w:eastAsia="Times New Roman" w:hAnsi="Calibri" w:cs="Calibri"/>
-          <w:color w:val="000000"/>
-          <w:sz w:val="22"/>
-          <w:szCs w:val="22"/>
+          <w:rFonts w:ascii="Segoe UI" w:eastAsia="Times New Roman" w:hAnsi="Segoe UI" w:cs="Segoe UI"/>
           <w:lang w:val="en"/>
         </w:rPr>
         <w:t xml:space="preserve"> Profile:</w:t>
       </w:r>
       <w:r>
         <w:rPr>
-          <w:rFonts w:ascii="Calibri" w:eastAsia="Times New Roman" w:hAnsi="Calibri" w:cs="Calibri"/>
-          <w:color w:val="000000"/>
-          <w:sz w:val="22"/>
-          <w:szCs w:val="22"/>
+          <w:rFonts w:ascii="Segoe UI" w:eastAsia="Times New Roman" w:hAnsi="Segoe UI" w:cs="Segoe UI"/>
           <w:lang w:val="en"/>
         </w:rPr>
         <w:t xml:space="preserve"> </w:t>
@@ -2672,9 +2315,9 @@
         <w:r>
           <w:rPr>
             <w:rStyle w:val="Hyperlink"/>
-            <w:rFonts w:ascii="Calibri" w:eastAsia="Times New Roman" w:hAnsi="Calibri" w:cs="Calibri"/>
-            <w:sz w:val="22"/>
-            <w:szCs w:val="22"/>
+            <w:rFonts w:ascii="Segoe UI" w:eastAsia="Times New Roman" w:hAnsi="Segoe UI" w:cs="Segoe UI"/>
+            <w:color w:val="2563EB"/>
+            <w:u w:val="none"/>
             <w:lang w:val="en"/>
           </w:rPr>
           <w:t>tryhackme.com/p/badr1134444</w:t>
@@ -2687,43 +2330,32 @@
           <w:ilvl w:val="0"/>
           <w:numId w:val="4"/>
         </w:numPr>
-        <w:spacing w:before="100" w:beforeAutospacing="1" w:after="45"/>
-        <w:ind w:left="300"/>
-        <w:rPr>
-          <w:rFonts w:ascii="Calibri" w:eastAsia="Times New Roman" w:hAnsi="Calibri" w:cs="Calibri"/>
-          <w:color w:val="000000"/>
-          <w:sz w:val="22"/>
-          <w:szCs w:val="22"/>
+        <w:shd w:val="clear" w:color="auto" w:fill="FFFFFF"/>
+        <w:spacing w:before="100" w:beforeAutospacing="1" w:after="100" w:afterAutospacing="1"/>
+        <w:divId w:val="1675838307"/>
+        <w:rPr>
+          <w:rFonts w:ascii="Segoe UI" w:eastAsia="Times New Roman" w:hAnsi="Segoe UI" w:cs="Segoe UI"/>
           <w:lang w:val="en"/>
         </w:rPr>
       </w:pPr>
       <w:r>
         <w:rPr>
           <w:rStyle w:val="Strong"/>
-          <w:rFonts w:ascii="Calibri" w:eastAsia="Times New Roman" w:hAnsi="Calibri" w:cs="Calibri"/>
-          <w:color w:val="000000"/>
-          <w:sz w:val="22"/>
-          <w:szCs w:val="22"/>
+          <w:rFonts w:ascii="Segoe UI" w:eastAsia="Times New Roman" w:hAnsi="Segoe UI" w:cs="Segoe UI"/>
           <w:lang w:val="en"/>
         </w:rPr>
         <w:t>Soft Skills:</w:t>
       </w:r>
       <w:r>
         <w:rPr>
-          <w:rFonts w:ascii="Calibri" w:eastAsia="Times New Roman" w:hAnsi="Calibri" w:cs="Calibri"/>
-          <w:color w:val="000000"/>
-          <w:sz w:val="22"/>
-          <w:szCs w:val="22"/>
+          <w:rFonts w:ascii="Segoe UI" w:eastAsia="Times New Roman" w:hAnsi="Segoe UI" w:cs="Segoe UI"/>
           <w:lang w:val="en"/>
         </w:rPr>
         <w:t xml:space="preserve"> Leadership, collaboration, problem</w:t>
       </w:r>
       <w:r>
         <w:rPr>
-          <w:rFonts w:ascii="Calibri" w:eastAsia="Times New Roman" w:hAnsi="Calibri" w:cs="Calibri"/>
-          <w:color w:val="000000"/>
-          <w:sz w:val="22"/>
-          <w:szCs w:val="22"/>
+          <w:rFonts w:ascii="Segoe UI" w:eastAsia="Times New Roman" w:hAnsi="Segoe UI" w:cs="Segoe UI"/>
           <w:lang w:val="en"/>
         </w:rPr>
         <w:noBreakHyphen/>
@@ -2732,57 +2364,29 @@
     </w:p>
     <w:p>
       <w:pPr>
-        <w:spacing w:before="180" w:after="270"/>
-        <w:rPr>
-          <w:rFonts w:ascii="Calibri" w:eastAsia="Times New Roman" w:hAnsi="Calibri" w:cs="Calibri"/>
-          <w:color w:val="000000"/>
-          <w:sz w:val="22"/>
-          <w:szCs w:val="22"/>
-          <w:lang w:val="en"/>
-        </w:rPr>
-      </w:pPr>
-      <w:r>
-        <w:rPr>
-          <w:rFonts w:ascii="Calibri" w:eastAsia="Times New Roman" w:hAnsi="Calibri" w:cs="Calibri"/>
-          <w:color w:val="000000"/>
-          <w:sz w:val="22"/>
-          <w:szCs w:val="22"/>
-          <w:lang w:val="en"/>
-        </w:rPr>
-        <w:pict>
-          <v:rect id="_x0000_i1026" style="width:0;height:1.5pt" o:hralign="center" o:hrstd="t" o:hr="t" fillcolor="#a0a0a0" stroked="f"/>
-        </w:pict>
-      </w:r>
-    </w:p>
-    <w:p>
-      <w:pPr>
-        <w:pStyle w:val="NormalWeb"/>
-        <w:jc w:val="center"/>
-        <w:rPr>
-          <w:rFonts w:ascii="Calibri" w:hAnsi="Calibri" w:cs="Calibri"/>
-          <w:color w:val="666666"/>
-          <w:sz w:val="18"/>
-          <w:szCs w:val="18"/>
-          <w:lang w:val="en"/>
-        </w:rPr>
-      </w:pPr>
-      <w:r>
-        <w:rPr>
-          <w:rFonts w:ascii="Calibri" w:hAnsi="Calibri" w:cs="Calibri"/>
-          <w:color w:val="666666"/>
-          <w:sz w:val="18"/>
-          <w:szCs w:val="18"/>
+        <w:shd w:val="clear" w:color="auto" w:fill="FFFFFF"/>
+        <w:divId w:val="1300913358"/>
+        <w:rPr>
+          <w:rFonts w:ascii="Segoe UI" w:eastAsia="Times New Roman" w:hAnsi="Segoe UI" w:cs="Segoe UI"/>
+          <w:color w:val="475569"/>
+          <w:lang w:val="en"/>
+        </w:rPr>
+      </w:pPr>
+      <w:r>
+        <w:rPr>
+          <w:rFonts w:ascii="Segoe UI" w:eastAsia="Times New Roman" w:hAnsi="Segoe UI" w:cs="Segoe UI"/>
+          <w:color w:val="475569"/>
           <w:lang w:val="en"/>
         </w:rPr>
         <w:t xml:space="preserve">Portfolio &amp; code samples: </w:t>
       </w:r>
-      <w:hyperlink r:id="rId12" w:tgtFrame="_blank" w:history="1">
+      <w:hyperlink r:id="rId12" w:history="1">
         <w:r>
           <w:rPr>
             <w:rStyle w:val="Hyperlink"/>
-            <w:rFonts w:ascii="Calibri" w:hAnsi="Calibri" w:cs="Calibri"/>
-            <w:sz w:val="18"/>
-            <w:szCs w:val="18"/>
+            <w:rFonts w:ascii="Segoe UI" w:eastAsia="Times New Roman" w:hAnsi="Segoe UI" w:cs="Segoe UI"/>
+            <w:color w:val="2563EB"/>
+            <w:u w:val="none"/>
             <w:lang w:val="en"/>
           </w:rPr>
           <w:t>badr-naji1.github.io</w:t>
@@ -2790,26 +2394,51 @@
       </w:hyperlink>
       <w:r>
         <w:rPr>
-          <w:rFonts w:ascii="Calibri" w:hAnsi="Calibri" w:cs="Calibri"/>
-          <w:color w:val="666666"/>
-          <w:sz w:val="18"/>
-          <w:szCs w:val="18"/>
+          <w:rFonts w:ascii="Segoe UI" w:eastAsia="Times New Roman" w:hAnsi="Segoe UI" w:cs="Segoe UI"/>
+          <w:color w:val="475569"/>
           <w:lang w:val="en"/>
         </w:rPr>
         <w:t xml:space="preserve"> | GitHub: </w:t>
       </w:r>
-      <w:hyperlink r:id="rId13" w:tgtFrame="_blank" w:history="1">
+      <w:hyperlink r:id="rId13" w:history="1">
         <w:r>
           <w:rPr>
             <w:rStyle w:val="Hyperlink"/>
-            <w:rFonts w:ascii="Calibri" w:hAnsi="Calibri" w:cs="Calibri"/>
-            <w:sz w:val="18"/>
-            <w:szCs w:val="18"/>
+            <w:rFonts w:ascii="Segoe UI" w:eastAsia="Times New Roman" w:hAnsi="Segoe UI" w:cs="Segoe UI"/>
+            <w:color w:val="2563EB"/>
+            <w:u w:val="none"/>
             <w:lang w:val="en"/>
           </w:rPr>
           <w:t>github.com/Badr-Naji1</w:t>
         </w:r>
       </w:hyperlink>
+      <w:r>
+        <w:rPr>
+          <w:rFonts w:ascii="Segoe UI" w:eastAsia="Times New Roman" w:hAnsi="Segoe UI" w:cs="Segoe UI"/>
+          <w:color w:val="475569"/>
+          <w:lang w:val="en"/>
+        </w:rPr>
+        <w:t xml:space="preserve"> </w:t>
+      </w:r>
+    </w:p>
+    <w:p>
+      <w:pPr>
+        <w:shd w:val="clear" w:color="auto" w:fill="FFFFFF"/>
+        <w:divId w:val="1675838307"/>
+        <w:rPr>
+          <w:rFonts w:ascii="Segoe UI" w:eastAsia="Times New Roman" w:hAnsi="Segoe UI" w:cs="Segoe UI"/>
+          <w:lang w:val="en"/>
+        </w:rPr>
+      </w:pPr>
+      <w:bookmarkStart w:id="0" w:name="_GoBack"/>
+      <w:bookmarkEnd w:id="0"/>
+      <w:r>
+        <w:rPr>
+          <w:rFonts w:ascii="Segoe UI" w:eastAsia="Times New Roman" w:hAnsi="Segoe UI" w:cs="Segoe UI"/>
+          <w:lang w:val="en"/>
+        </w:rPr>
+        <w:t xml:space="preserve"> </w:t>
+      </w:r>
     </w:p>
     <w:sectPr>
       <w:pgSz w:w="12240" w:h="15840"/>
@@ -2824,9 +2453,9 @@
 <file path=word/numbering.xml><?xml version="1.0" encoding="utf-8"?>
 <w:numbering xmlns:wpc="http://schemas.microsoft.com/office/word/2010/wordprocessingCanvas" xmlns:mc="http://schemas.openxmlformats.org/markup-compatibility/2006" xmlns:o="urn:schemas-microsoft-com:office:office" xmlns:r="http://schemas.openxmlformats.org/officeDocument/2006/relationships" xmlns:m="http://schemas.openxmlformats.org/officeDocument/2006/math" xmlns:v="urn:schemas-microsoft-com:vml" xmlns:wp14="http://schemas.microsoft.com/office/word/2010/wordprocessingDrawing" xmlns:wp="http://schemas.openxmlformats.org/drawingml/2006/wordprocessingDrawing" xmlns:w10="urn:schemas-microsoft-com:office:word" xmlns:w="http://schemas.openxmlformats.org/wordprocessingml/2006/main" xmlns:w14="http://schemas.microsoft.com/office/word/2010/wordml" xmlns:w15="http://schemas.microsoft.com/office/word/2012/wordml" xmlns:wpg="http://schemas.microsoft.com/office/word/2010/wordprocessingGroup" xmlns:wpi="http://schemas.microsoft.com/office/word/2010/wordprocessingInk" xmlns:wne="http://schemas.microsoft.com/office/word/2006/wordml" xmlns:wps="http://schemas.microsoft.com/office/word/2010/wordprocessingShape" mc:Ignorable="w14 w15 wp14">
   <w:abstractNum w:abstractNumId="0" w15:restartNumberingAfterBreak="0">
-    <w:nsid w:val="18BA44BD"/>
+    <w:nsid w:val="2C631D33"/>
     <w:multiLevelType w:val="multilevel"/>
-    <w:tmpl w:val="8AE05036"/>
+    <w:tmpl w:val="CE6A719A"/>
     <w:lvl w:ilvl="0">
       <w:start w:val="1"/>
       <w:numFmt w:val="bullet"/>
@@ -2973,9 +2602,9 @@
     </w:lvl>
   </w:abstractNum>
   <w:abstractNum w:abstractNumId="1" w15:restartNumberingAfterBreak="0">
-    <w:nsid w:val="1E431DFB"/>
+    <w:nsid w:val="4A060B6E"/>
     <w:multiLevelType w:val="multilevel"/>
-    <w:tmpl w:val="CBFAB49C"/>
+    <w:tmpl w:val="7262AAC8"/>
     <w:lvl w:ilvl="0">
       <w:start w:val="1"/>
       <w:numFmt w:val="bullet"/>
@@ -3122,9 +2751,9 @@
     </w:lvl>
   </w:abstractNum>
   <w:abstractNum w:abstractNumId="2" w15:restartNumberingAfterBreak="0">
-    <w:nsid w:val="269135F4"/>
+    <w:nsid w:val="4A236F55"/>
     <w:multiLevelType w:val="multilevel"/>
-    <w:tmpl w:val="21008066"/>
+    <w:tmpl w:val="9BA81622"/>
     <w:lvl w:ilvl="0">
       <w:start w:val="1"/>
       <w:numFmt w:val="bullet"/>
@@ -3271,9 +2900,9 @@
     </w:lvl>
   </w:abstractNum>
   <w:abstractNum w:abstractNumId="3" w15:restartNumberingAfterBreak="0">
-    <w:nsid w:val="41064C88"/>
+    <w:nsid w:val="5AB06B32"/>
     <w:multiLevelType w:val="multilevel"/>
-    <w:tmpl w:val="A604578E"/>
+    <w:tmpl w:val="7A384F3C"/>
     <w:lvl w:ilvl="0">
       <w:start w:val="1"/>
       <w:numFmt w:val="bullet"/>
@@ -3423,13 +3052,13 @@
     <w:abstractNumId w:val="2"/>
   </w:num>
   <w:num w:numId="2">
+    <w:abstractNumId w:val="3"/>
+  </w:num>
+  <w:num w:numId="3">
     <w:abstractNumId w:val="1"/>
   </w:num>
-  <w:num w:numId="3">
+  <w:num w:numId="4">
     <w:abstractNumId w:val="0"/>
-  </w:num>
-  <w:num w:numId="4">
-    <w:abstractNumId w:val="3"/>
   </w:num>
 </w:numbering>
 </file>
@@ -3448,7 +3077,7 @@
   <w:latentStyles w:defLockedState="0" w:defUIPriority="99" w:defSemiHidden="0" w:defUnhideWhenUsed="0" w:defQFormat="0" w:count="371">
     <w:lsdException w:name="Normal" w:uiPriority="0" w:qFormat="1"/>
     <w:lsdException w:name="heading 1" w:uiPriority="9" w:qFormat="1"/>
-    <w:lsdException w:name="heading 2" w:uiPriority="9" w:qFormat="1"/>
+    <w:lsdException w:name="heading 2" w:semiHidden="1" w:uiPriority="9" w:unhideWhenUsed="1" w:qFormat="1"/>
     <w:lsdException w:name="heading 3" w:semiHidden="1" w:uiPriority="9" w:unhideWhenUsed="1" w:qFormat="1"/>
     <w:lsdException w:name="heading 4" w:semiHidden="1" w:uiPriority="9" w:unhideWhenUsed="1" w:qFormat="1"/>
     <w:lsdException w:name="heading 5" w:semiHidden="1" w:uiPriority="9" w:unhideWhenUsed="1" w:qFormat="1"/>
@@ -3834,43 +3463,21 @@
     <w:uiPriority w:val="9"/>
     <w:qFormat/>
     <w:pPr>
-      <w:spacing w:after="75"/>
+      <w:spacing w:before="100" w:beforeAutospacing="1" w:after="100" w:afterAutospacing="1"/>
       <w:outlineLvl w:val="0"/>
     </w:pPr>
     <w:rPr>
       <w:b/>
       <w:bCs/>
-      <w:color w:val="1A1A1A"/>
       <w:kern w:val="36"/>
-      <w:sz w:val="44"/>
-      <w:szCs w:val="44"/>
-    </w:rPr>
-  </w:style>
-  <w:style w:type="paragraph" w:styleId="Heading2">
-    <w:name w:val="heading 2"/>
-    <w:basedOn w:val="Normal"/>
-    <w:link w:val="Heading2Char"/>
-    <w:uiPriority w:val="9"/>
-    <w:qFormat/>
-    <w:pPr>
-      <w:pBdr>
-        <w:bottom w:val="single" w:sz="6" w:space="2" w:color="000000"/>
-      </w:pBdr>
-      <w:spacing w:before="300" w:after="120"/>
-      <w:outlineLvl w:val="1"/>
-    </w:pPr>
-    <w:rPr>
-      <w:b/>
-      <w:bCs/>
-      <w:caps/>
-      <w:spacing w:val="8"/>
-      <w:sz w:val="26"/>
-      <w:szCs w:val="26"/>
+      <w:sz w:val="48"/>
+      <w:szCs w:val="48"/>
     </w:rPr>
   </w:style>
   <w:style w:type="character" w:default="1" w:styleId="DefaultParagraphFont">
     <w:name w:val="Default Paragraph Font"/>
     <w:uiPriority w:val="1"/>
+    <w:semiHidden/>
     <w:unhideWhenUsed/>
   </w:style>
   <w:style w:type="table" w:default="1" w:styleId="TableNormal">
@@ -3901,11 +3508,8 @@
     <w:semiHidden/>
     <w:unhideWhenUsed/>
     <w:rPr>
-      <w:strike w:val="0"/>
-      <w:dstrike w:val="0"/>
-      <w:color w:val="0066CC"/>
-      <w:u w:val="none"/>
-      <w:effect w:val="none"/>
+      <w:color w:val="0000FF"/>
+      <w:u w:val="single"/>
     </w:rPr>
   </w:style>
   <w:style w:type="character" w:styleId="FollowedHyperlink">
@@ -3915,12 +3519,126 @@
     <w:semiHidden/>
     <w:unhideWhenUsed/>
     <w:rPr>
-      <w:strike w:val="0"/>
-      <w:dstrike w:val="0"/>
-      <w:color w:val="0066CC"/>
-      <w:u w:val="none"/>
-      <w:effect w:val="none"/>
+      <w:color w:val="800080"/>
+      <w:u w:val="single"/>
     </w:rPr>
+  </w:style>
+  <w:style w:type="paragraph" w:customStyle="1" w:styleId="resume-container">
+    <w:name w:val="resume-container"/>
+    <w:basedOn w:val="Normal"/>
+    <w:pPr>
+      <w:shd w:val="clear" w:color="auto" w:fill="FFFFFF"/>
+    </w:pPr>
+  </w:style>
+  <w:style w:type="paragraph" w:customStyle="1" w:styleId="name">
+    <w:name w:val="name"/>
+    <w:basedOn w:val="Normal"/>
+    <w:pPr>
+      <w:pBdr>
+        <w:bottom w:val="single" w:sz="18" w:space="0" w:color="3B82F6"/>
+      </w:pBdr>
+      <w:spacing w:before="100" w:beforeAutospacing="1" w:after="100" w:afterAutospacing="1"/>
+    </w:pPr>
+    <w:rPr>
+      <w:b/>
+      <w:bCs/>
+      <w:color w:val="0F172A"/>
+      <w:spacing w:val="-8"/>
+    </w:rPr>
+  </w:style>
+  <w:style w:type="paragraph" w:customStyle="1" w:styleId="contact-bar">
+    <w:name w:val="contact-bar"/>
+    <w:basedOn w:val="Normal"/>
+    <w:pPr>
+      <w:pBdr>
+        <w:bottom w:val="single" w:sz="6" w:space="0" w:color="E2E8F0"/>
+      </w:pBdr>
+      <w:spacing w:before="100" w:beforeAutospacing="1" w:after="100" w:afterAutospacing="1"/>
+    </w:pPr>
+    <w:rPr>
+      <w:color w:val="334155"/>
+    </w:rPr>
+  </w:style>
+  <w:style w:type="paragraph" w:customStyle="1" w:styleId="section-title">
+    <w:name w:val="section-title"/>
+    <w:basedOn w:val="Normal"/>
+    <w:pPr>
+      <w:pBdr>
+        <w:left w:val="single" w:sz="36" w:space="0" w:color="3B82F6"/>
+      </w:pBdr>
+      <w:spacing w:before="100" w:beforeAutospacing="1" w:after="100" w:afterAutospacing="1"/>
+    </w:pPr>
+    <w:rPr>
+      <w:b/>
+      <w:bCs/>
+      <w:color w:val="0F172A"/>
+    </w:rPr>
+  </w:style>
+  <w:style w:type="paragraph" w:customStyle="1" w:styleId="summary-text">
+    <w:name w:val="summary-text"/>
+    <w:basedOn w:val="Normal"/>
+    <w:pPr>
+      <w:spacing w:before="100" w:beforeAutospacing="1" w:after="100" w:afterAutospacing="1"/>
+      <w:jc w:val="both"/>
+    </w:pPr>
+    <w:rPr>
+      <w:color w:val="1E293B"/>
+    </w:rPr>
+  </w:style>
+  <w:style w:type="paragraph" w:customStyle="1" w:styleId="info-table">
+    <w:name w:val="info-table"/>
+    <w:basedOn w:val="Normal"/>
+    <w:pPr>
+      <w:spacing w:before="100" w:beforeAutospacing="1" w:after="100" w:afterAutospacing="1"/>
+    </w:pPr>
+  </w:style>
+  <w:style w:type="paragraph" w:customStyle="1" w:styleId="cert-table">
+    <w:name w:val="cert-table"/>
+    <w:basedOn w:val="Normal"/>
+    <w:pPr>
+      <w:spacing w:before="100" w:beforeAutospacing="1" w:after="100" w:afterAutospacing="1"/>
+    </w:pPr>
+  </w:style>
+  <w:style w:type="paragraph" w:customStyle="1" w:styleId="subheading">
+    <w:name w:val="subheading"/>
+    <w:basedOn w:val="Normal"/>
+    <w:pPr>
+      <w:spacing w:before="100" w:beforeAutospacing="1" w:after="100" w:afterAutospacing="1"/>
+    </w:pPr>
+    <w:rPr>
+      <w:b/>
+      <w:bCs/>
+      <w:color w:val="0F172A"/>
+    </w:rPr>
+  </w:style>
+  <w:style w:type="paragraph" w:customStyle="1" w:styleId="meta-info">
+    <w:name w:val="meta-info"/>
+    <w:basedOn w:val="Normal"/>
+    <w:pPr>
+      <w:spacing w:before="100" w:beforeAutospacing="1" w:after="100" w:afterAutospacing="1"/>
+    </w:pPr>
+    <w:rPr>
+      <w:color w:val="475569"/>
+    </w:rPr>
+  </w:style>
+  <w:style w:type="paragraph" w:customStyle="1" w:styleId="inline-link">
+    <w:name w:val="inline-link"/>
+    <w:basedOn w:val="Normal"/>
+    <w:pPr>
+      <w:wordWrap w:val="0"/>
+      <w:spacing w:before="100" w:beforeAutospacing="1" w:after="100" w:afterAutospacing="1"/>
+    </w:pPr>
+    <w:rPr>
+      <w:color w:val="2563EB"/>
+    </w:rPr>
+  </w:style>
+  <w:style w:type="paragraph" w:customStyle="1" w:styleId="badge">
+    <w:name w:val="badge"/>
+    <w:basedOn w:val="Normal"/>
+    <w:pPr>
+      <w:shd w:val="clear" w:color="auto" w:fill="EEF2FF"/>
+      <w:spacing w:before="100" w:beforeAutospacing="1" w:after="100" w:afterAutospacing="1"/>
+    </w:pPr>
   </w:style>
   <w:style w:type="character" w:customStyle="1" w:styleId="Heading1Char">
     <w:name w:val="Heading 1 Char"/>
@@ -3934,115 +3652,6 @@
       <w:szCs w:val="32"/>
     </w:rPr>
   </w:style>
-  <w:style w:type="character" w:customStyle="1" w:styleId="Heading2Char">
-    <w:name w:val="Heading 2 Char"/>
-    <w:basedOn w:val="DefaultParagraphFont"/>
-    <w:link w:val="Heading2"/>
-    <w:uiPriority w:val="9"/>
-    <w:semiHidden/>
-    <w:rPr>
-      <w:rFonts w:asciiTheme="majorHAnsi" w:eastAsiaTheme="majorEastAsia" w:hAnsiTheme="majorHAnsi" w:cstheme="majorBidi"/>
-      <w:color w:val="2E74B5" w:themeColor="accent1" w:themeShade="BF"/>
-      <w:sz w:val="26"/>
-      <w:szCs w:val="26"/>
-    </w:rPr>
-  </w:style>
-  <w:style w:type="paragraph" w:customStyle="1" w:styleId="contact-info">
-    <w:name w:val="contact-info"/>
-    <w:basedOn w:val="Normal"/>
-    <w:pPr>
-      <w:spacing w:before="100" w:beforeAutospacing="1" w:after="150"/>
-    </w:pPr>
-    <w:rPr>
-      <w:color w:val="333333"/>
-      <w:sz w:val="21"/>
-      <w:szCs w:val="21"/>
-    </w:rPr>
-  </w:style>
-  <w:style w:type="paragraph" w:customStyle="1" w:styleId="portfolio-link">
-    <w:name w:val="portfolio-link"/>
-    <w:basedOn w:val="Normal"/>
-    <w:pPr>
-      <w:spacing w:before="100" w:beforeAutospacing="1" w:after="270"/>
-    </w:pPr>
-    <w:rPr>
-      <w:color w:val="0066CC"/>
-      <w:sz w:val="22"/>
-      <w:szCs w:val="22"/>
-    </w:rPr>
-  </w:style>
-  <w:style w:type="paragraph" w:customStyle="1" w:styleId="section-content">
-    <w:name w:val="section-content"/>
-    <w:basedOn w:val="Normal"/>
-    <w:pPr>
-      <w:spacing w:before="100" w:beforeAutospacing="1" w:after="100" w:afterAutospacing="1"/>
-    </w:pPr>
-  </w:style>
-  <w:style w:type="paragraph" w:customStyle="1" w:styleId="job-title">
-    <w:name w:val="job-title"/>
-    <w:basedOn w:val="Normal"/>
-    <w:pPr>
-      <w:spacing w:before="100" w:beforeAutospacing="1" w:after="100" w:afterAutospacing="1"/>
-    </w:pPr>
-    <w:rPr>
-      <w:b/>
-      <w:bCs/>
-      <w:sz w:val="22"/>
-      <w:szCs w:val="22"/>
-    </w:rPr>
-  </w:style>
-  <w:style w:type="paragraph" w:customStyle="1" w:styleId="date">
-    <w:name w:val="date"/>
-    <w:basedOn w:val="Normal"/>
-    <w:pPr>
-      <w:spacing w:before="100" w:beforeAutospacing="1" w:after="100" w:afterAutospacing="1"/>
-    </w:pPr>
-    <w:rPr>
-      <w:i/>
-      <w:iCs/>
-      <w:color w:val="555555"/>
-    </w:rPr>
-  </w:style>
-  <w:style w:type="paragraph" w:customStyle="1" w:styleId="cert-header">
-    <w:name w:val="cert-header"/>
-    <w:basedOn w:val="Normal"/>
-    <w:pPr>
-      <w:shd w:val="clear" w:color="auto" w:fill="F0F0F0"/>
-      <w:spacing w:before="100" w:beforeAutospacing="1" w:after="100" w:afterAutospacing="1"/>
-    </w:pPr>
-    <w:rPr>
-      <w:b/>
-      <w:bCs/>
-    </w:rPr>
-  </w:style>
-  <w:style w:type="paragraph" w:customStyle="1" w:styleId="skill-category">
-    <w:name w:val="skill-category"/>
-    <w:basedOn w:val="Normal"/>
-    <w:pPr>
-      <w:spacing w:before="100" w:beforeAutospacing="1" w:after="100" w:afterAutospacing="1"/>
-    </w:pPr>
-    <w:rPr>
-      <w:b/>
-      <w:bCs/>
-    </w:rPr>
-  </w:style>
-  <w:style w:type="paragraph" w:customStyle="1" w:styleId="skill-details">
-    <w:name w:val="skill-details"/>
-    <w:basedOn w:val="Normal"/>
-    <w:pPr>
-      <w:spacing w:before="100" w:beforeAutospacing="1" w:after="100" w:afterAutospacing="1"/>
-    </w:pPr>
-  </w:style>
-  <w:style w:type="paragraph" w:styleId="NormalWeb">
-    <w:name w:val="Normal (Web)"/>
-    <w:basedOn w:val="Normal"/>
-    <w:uiPriority w:val="99"/>
-    <w:semiHidden/>
-    <w:unhideWhenUsed/>
-    <w:pPr>
-      <w:spacing w:before="100" w:beforeAutospacing="1" w:after="100" w:afterAutospacing="1"/>
-    </w:pPr>
-  </w:style>
   <w:style w:type="character" w:styleId="Strong">
     <w:name w:val="Strong"/>
     <w:basedOn w:val="DefaultParagraphFont"/>
@@ -4051,27 +3660,6 @@
     <w:rPr>
       <w:b/>
       <w:bCs/>
-    </w:rPr>
-  </w:style>
-  <w:style w:type="character" w:styleId="HTMLCode">
-    <w:name w:val="HTML Code"/>
-    <w:basedOn w:val="DefaultParagraphFont"/>
-    <w:uiPriority w:val="99"/>
-    <w:semiHidden/>
-    <w:unhideWhenUsed/>
-    <w:rPr>
-      <w:rFonts w:ascii="Courier New" w:eastAsiaTheme="minorEastAsia" w:hAnsi="Courier New" w:cs="Courier New"/>
-      <w:sz w:val="20"/>
-      <w:szCs w:val="20"/>
-    </w:rPr>
-  </w:style>
-  <w:style w:type="character" w:customStyle="1" w:styleId="date1">
-    <w:name w:val="date1"/>
-    <w:basedOn w:val="DefaultParagraphFont"/>
-    <w:rPr>
-      <w:i/>
-      <w:iCs/>
-      <w:color w:val="555555"/>
     </w:rPr>
   </w:style>
 </w:styles>
